--- a/templates/ДПБ_промысловые_трубопроводы/RPZ_template_promyslovye_truboprovody.docx
+++ b/templates/ДПБ_промысловые_трубопроводы/RPZ_template_promyslovye_truboprovody.docx
@@ -240,21 +240,7 @@
         <w:rPr>
           <w:lang w:val="ru-RU"/>
         </w:rPr>
-        <w:t xml:space="preserve">Наименование проектной документации или документации на техническое перевооружение, консервацию или ликвидацию опасного производственного объекта, в составе которой разработана </w:t>
-      </w:r>
-      <w:proofErr w:type="spellStart"/>
-      <w:r>
-        <w:rPr>
-          <w:lang w:val="ru-RU"/>
-        </w:rPr>
-        <w:t>расчетно</w:t>
-      </w:r>
-      <w:proofErr w:type="spellEnd"/>
-      <w:r>
-        <w:rPr>
-          <w:lang w:val="ru-RU"/>
-        </w:rPr>
-        <w:t>-пояснительная записка (для проектируемых объектов): {{</w:t>
+        <w:t>Наименование проектной документации или документации на техническое перевооружение, консервацию или ликвидацию опасного производственного объекта, в составе которой разработана расчетно-пояснительная записка (для проектируемых объектов): {{</w:t>
       </w:r>
       <w:r>
         <w:t>PROJECT</w:t>
@@ -367,21 +353,7 @@
         <w:rPr>
           <w:lang w:val="ru-RU"/>
         </w:rPr>
-        <w:t xml:space="preserve">Адрес организации, разработавшей декларацию, в пределах </w:t>
-      </w:r>
-      <w:proofErr w:type="spellStart"/>
-      <w:r>
-        <w:rPr>
-          <w:lang w:val="ru-RU"/>
-        </w:rPr>
-        <w:t>ее</w:t>
-      </w:r>
-      <w:proofErr w:type="spellEnd"/>
-      <w:r>
-        <w:rPr>
-          <w:lang w:val="ru-RU"/>
-        </w:rPr>
-        <w:t xml:space="preserve"> места нахождения: {{</w:t>
+        <w:t>Адрес организации, разработавшей декларацию, в пределах ее места нахождения: {{</w:t>
       </w:r>
       <w:r>
         <w:t>EXECUTOR</w:t>
@@ -2939,64 +2911,14 @@
         </w:rPr>
       </w:pPr>
       <w:bookmarkStart w:id="1" w:name="_Toc240119225"/>
-      <w:proofErr w:type="spellStart"/>
       <w:r>
         <w:rPr>
           <w:rFonts w:ascii="Times New Roman" w:eastAsia="Times New Roman" w:hAnsi="Times New Roman" w:cs="Times New Roman"/>
           <w:bCs w:val="0"/>
         </w:rPr>
-        <w:t>Сведения</w:t>
-      </w:r>
-      <w:proofErr w:type="spellEnd"/>
-      <w:r>
-        <w:rPr>
-          <w:rFonts w:ascii="Times New Roman" w:eastAsia="Times New Roman" w:hAnsi="Times New Roman" w:cs="Times New Roman"/>
-          <w:bCs w:val="0"/>
-        </w:rPr>
-        <w:t xml:space="preserve"> </w:t>
-      </w:r>
-      <w:proofErr w:type="spellStart"/>
-      <w:r>
-        <w:rPr>
-          <w:rFonts w:ascii="Times New Roman" w:eastAsia="Times New Roman" w:hAnsi="Times New Roman" w:cs="Times New Roman"/>
-          <w:bCs w:val="0"/>
-        </w:rPr>
-        <w:t>об</w:t>
-      </w:r>
-      <w:proofErr w:type="spellEnd"/>
-      <w:r>
-        <w:rPr>
-          <w:rFonts w:ascii="Times New Roman" w:eastAsia="Times New Roman" w:hAnsi="Times New Roman" w:cs="Times New Roman"/>
-          <w:bCs w:val="0"/>
-        </w:rPr>
-        <w:t xml:space="preserve"> </w:t>
-      </w:r>
-      <w:proofErr w:type="spellStart"/>
-      <w:r>
-        <w:rPr>
-          <w:rFonts w:ascii="Times New Roman" w:eastAsia="Times New Roman" w:hAnsi="Times New Roman" w:cs="Times New Roman"/>
-          <w:bCs w:val="0"/>
-        </w:rPr>
-        <w:t>опасных</w:t>
-      </w:r>
-      <w:proofErr w:type="spellEnd"/>
-      <w:r>
-        <w:rPr>
-          <w:rFonts w:ascii="Times New Roman" w:eastAsia="Times New Roman" w:hAnsi="Times New Roman" w:cs="Times New Roman"/>
-          <w:bCs w:val="0"/>
-        </w:rPr>
-        <w:t xml:space="preserve"> </w:t>
-      </w:r>
-      <w:proofErr w:type="spellStart"/>
-      <w:r>
-        <w:rPr>
-          <w:rFonts w:ascii="Times New Roman" w:eastAsia="Times New Roman" w:hAnsi="Times New Roman" w:cs="Times New Roman"/>
-          <w:bCs w:val="0"/>
-        </w:rPr>
-        <w:t>веществах</w:t>
+        <w:t>Сведения об опасных веществах</w:t>
       </w:r>
       <w:bookmarkEnd w:id="1"/>
-      <w:proofErr w:type="spellEnd"/>
     </w:p>
     <w:p>
       <w:pPr>
@@ -3233,21 +3155,12 @@
           <w:lang w:val="ru-RU"/>
         </w:rPr>
       </w:pPr>
-      <w:proofErr w:type="spellStart"/>
-      <w:r>
-        <w:rPr>
-          <w:szCs w:val="24"/>
-          <w:lang w:val="ru-RU"/>
-        </w:rPr>
-        <w:t>Воробьева</w:t>
-      </w:r>
-      <w:proofErr w:type="spellEnd"/>
-      <w:r>
-        <w:rPr>
-          <w:szCs w:val="24"/>
-          <w:lang w:val="ru-RU"/>
-        </w:rPr>
-        <w:t xml:space="preserve"> Г. Я.</w:t>
+      <w:r>
+        <w:rPr>
+          <w:szCs w:val="24"/>
+          <w:lang w:val="ru-RU"/>
+        </w:rPr>
+        <w:t>Воробьева Г. Я.</w:t>
       </w:r>
       <w:r>
         <w:rPr>
@@ -3287,23 +3200,7 @@
           <w:szCs w:val="24"/>
           <w:lang w:val="ru-RU"/>
         </w:rPr>
-        <w:t xml:space="preserve">Баратов А. М., </w:t>
-      </w:r>
-      <w:proofErr w:type="spellStart"/>
-      <w:r>
-        <w:rPr>
-          <w:szCs w:val="24"/>
-          <w:lang w:val="ru-RU"/>
-        </w:rPr>
-        <w:t>Корольченко</w:t>
-      </w:r>
-      <w:proofErr w:type="spellEnd"/>
-      <w:r>
-        <w:rPr>
-          <w:szCs w:val="24"/>
-          <w:lang w:val="ru-RU"/>
-        </w:rPr>
-        <w:t xml:space="preserve"> А. Я.</w:t>
+        <w:t>Баратов А. М., Корольченко А. Я.</w:t>
       </w:r>
       <w:r>
         <w:rPr>
@@ -3312,7 +3209,6 @@
         </w:rPr>
         <w:br/>
       </w:r>
-      <w:proofErr w:type="spellStart"/>
       <w:r>
         <w:rPr>
           <w:i/>
@@ -3320,9 +3216,39 @@
           <w:szCs w:val="24"/>
           <w:lang w:val="ru-RU"/>
         </w:rPr>
-        <w:t>Пожаровзрывоопасность</w:t>
-      </w:r>
-      <w:proofErr w:type="spellEnd"/>
+        <w:t>Пожаровзрывоопасность веществ и материалов и средства их тушения</w:t>
+      </w:r>
+      <w:r>
+        <w:rPr>
+          <w:szCs w:val="24"/>
+          <w:lang w:val="ru-RU"/>
+        </w:rPr>
+        <w:t>: справочник: в 2 кн. — М.: Химия, 1990.</w:t>
+      </w:r>
+    </w:p>
+    <w:p>
+      <w:pPr>
+        <w:ind w:firstLine="680"/>
+        <w:rPr>
+          <w:sz w:val="24"/>
+          <w:szCs w:val="24"/>
+          <w:lang w:val="ru-RU"/>
+        </w:rPr>
+      </w:pPr>
+      <w:r>
+        <w:rPr>
+          <w:szCs w:val="24"/>
+          <w:lang w:val="ru-RU"/>
+        </w:rPr>
+        <w:t>Лазарев Н. В.</w:t>
+      </w:r>
+      <w:r>
+        <w:rPr>
+          <w:szCs w:val="24"/>
+          <w:lang w:val="ru-RU"/>
+        </w:rPr>
+        <w:br/>
+      </w:r>
       <w:r>
         <w:rPr>
           <w:i/>
@@ -3330,14 +3256,28 @@
           <w:szCs w:val="24"/>
           <w:lang w:val="ru-RU"/>
         </w:rPr>
-        <w:t xml:space="preserve"> веществ и материалов и средства их тушения</w:t>
-      </w:r>
-      <w:r>
-        <w:rPr>
-          <w:szCs w:val="24"/>
-          <w:lang w:val="ru-RU"/>
-        </w:rPr>
-        <w:t>: справочник: в 2 кн. — М.: Химия, 1990.</w:t>
+        <w:t xml:space="preserve">Вредные вещества в промышленности. В трёх томах. Справочник. Т. 1: Органические вещества / </w:t>
+      </w:r>
+      <w:r>
+        <w:rPr>
+          <w:szCs w:val="24"/>
+          <w:lang w:val="ru-RU"/>
+        </w:rPr>
+        <w:t xml:space="preserve">под ред. </w:t>
+      </w:r>
+      <w:r>
+        <w:rPr>
+          <w:szCs w:val="24"/>
+          <w:lang w:val="ru-RU"/>
+        </w:rPr>
+        <w:t>Н. В. Лазарева, Э. Н. Левиной. — Л.: Химия, 1976</w:t>
+      </w:r>
+      <w:r>
+        <w:rPr>
+          <w:szCs w:val="24"/>
+          <w:lang w:val="ru-RU"/>
+        </w:rPr>
+        <w:t>.</w:t>
       </w:r>
     </w:p>
     <w:p>
@@ -3354,7 +3294,7 @@
           <w:szCs w:val="24"/>
           <w:lang w:val="ru-RU"/>
         </w:rPr>
-        <w:t>Лазарев Н. В.</w:t>
+        <w:t>Земский Г. Т.</w:t>
       </w:r>
       <w:r>
         <w:rPr>
@@ -3370,44 +3310,14 @@
           <w:szCs w:val="24"/>
           <w:lang w:val="ru-RU"/>
         </w:rPr>
-        <w:t xml:space="preserve">Вредные вещества в промышленности. В трёх томах. Справочник. Т. 1: Органические вещества / </w:t>
-      </w:r>
-      <w:r>
-        <w:rPr>
-          <w:szCs w:val="24"/>
-          <w:lang w:val="ru-RU"/>
-        </w:rPr>
-        <w:t xml:space="preserve">под ред. </w:t>
-      </w:r>
-      <w:r>
-        <w:rPr>
-          <w:szCs w:val="24"/>
-          <w:lang w:val="ru-RU"/>
-        </w:rPr>
-        <w:t xml:space="preserve">Н. В. Лазарева, Э. Н. </w:t>
-      </w:r>
-      <w:proofErr w:type="spellStart"/>
-      <w:r>
-        <w:rPr>
-          <w:szCs w:val="24"/>
-          <w:lang w:val="ru-RU"/>
-        </w:rPr>
-        <w:t>Левиной</w:t>
-      </w:r>
-      <w:proofErr w:type="spellEnd"/>
-      <w:r>
-        <w:rPr>
-          <w:szCs w:val="24"/>
-          <w:lang w:val="ru-RU"/>
-        </w:rPr>
-        <w:t>. — Л.: Химия, 1976</w:t>
-      </w:r>
-      <w:r>
-        <w:rPr>
-          <w:szCs w:val="24"/>
-          <w:lang w:val="ru-RU"/>
-        </w:rPr>
-        <w:t>.</w:t>
+        <w:t>Физико-химические и огнеопасные свойства органических химических соединений: справочник: в 2 кн.</w:t>
+      </w:r>
+      <w:r>
+        <w:rPr>
+          <w:szCs w:val="24"/>
+          <w:lang w:val="ru-RU"/>
+        </w:rPr>
+        <w:t xml:space="preserve"> — М.: ВНИИПО МЧС России, 2009.</w:t>
       </w:r>
     </w:p>
     <w:p>
@@ -3416,20 +3326,17 @@
         <w:rPr>
           <w:sz w:val="24"/>
           <w:szCs w:val="24"/>
-          <w:lang w:val="ru-RU"/>
-        </w:rPr>
-      </w:pPr>
-      <w:r>
-        <w:rPr>
-          <w:szCs w:val="24"/>
-          <w:lang w:val="ru-RU"/>
-        </w:rPr>
-        <w:t>Земский Г. Т.</w:t>
-      </w:r>
-      <w:r>
-        <w:rPr>
-          <w:szCs w:val="24"/>
-          <w:lang w:val="ru-RU"/>
+        </w:rPr>
+      </w:pPr>
+      <w:r>
+        <w:rPr>
+          <w:szCs w:val="24"/>
+        </w:rPr>
+        <w:t>Currano J. N., Roth D. L. (ред.)</w:t>
+      </w:r>
+      <w:r>
+        <w:rPr>
+          <w:szCs w:val="24"/>
         </w:rPr>
         <w:br/>
       </w:r>
@@ -3438,85 +3345,8 @@
           <w:i/>
           <w:iCs/>
           <w:szCs w:val="24"/>
-          <w:lang w:val="ru-RU"/>
-        </w:rPr>
-        <w:t>Физико-химические и огнеопасные свойства органических химических соединений: справочник: в 2 кн.</w:t>
-      </w:r>
-      <w:r>
-        <w:rPr>
-          <w:szCs w:val="24"/>
-          <w:lang w:val="ru-RU"/>
-        </w:rPr>
-        <w:t xml:space="preserve"> — М.: ВНИИПО МЧС России, 2009.</w:t>
-      </w:r>
-    </w:p>
-    <w:p>
-      <w:pPr>
-        <w:ind w:firstLine="680"/>
-        <w:rPr>
-          <w:sz w:val="24"/>
-          <w:szCs w:val="24"/>
-        </w:rPr>
-      </w:pPr>
-      <w:proofErr w:type="spellStart"/>
-      <w:r>
-        <w:rPr>
-          <w:szCs w:val="24"/>
-        </w:rPr>
-        <w:t>Currano</w:t>
-      </w:r>
-      <w:proofErr w:type="spellEnd"/>
-      <w:r>
-        <w:rPr>
-          <w:szCs w:val="24"/>
-        </w:rPr>
-        <w:t xml:space="preserve"> J. N., Roth D. L. (</w:t>
-      </w:r>
-      <w:proofErr w:type="spellStart"/>
-      <w:r>
-        <w:rPr>
-          <w:szCs w:val="24"/>
-        </w:rPr>
-        <w:t>ред</w:t>
-      </w:r>
-      <w:proofErr w:type="spellEnd"/>
-      <w:r>
-        <w:rPr>
-          <w:szCs w:val="24"/>
-        </w:rPr>
-        <w:t>.)</w:t>
-      </w:r>
-      <w:r>
-        <w:rPr>
-          <w:szCs w:val="24"/>
-        </w:rPr>
-        <w:br/>
-      </w:r>
-      <w:r>
-        <w:rPr>
-          <w:i/>
-          <w:iCs/>
-          <w:szCs w:val="24"/>
-        </w:rPr>
-        <w:t xml:space="preserve">The Merck Index: An </w:t>
-      </w:r>
-      <w:proofErr w:type="spellStart"/>
-      <w:r>
-        <w:rPr>
-          <w:i/>
-          <w:iCs/>
-          <w:szCs w:val="24"/>
-        </w:rPr>
-        <w:t>Encyclopaedia</w:t>
-      </w:r>
-      <w:proofErr w:type="spellEnd"/>
-      <w:r>
-        <w:rPr>
-          <w:i/>
-          <w:iCs/>
-          <w:szCs w:val="24"/>
-        </w:rPr>
-        <w:t xml:space="preserve"> of Chemicals, Drugs, and Biologicals</w:t>
+        </w:rPr>
+        <w:t>The Merck Index: An Encyclopaedia of Chemicals, Drugs, and Biologicals</w:t>
       </w:r>
       <w:r>
         <w:rPr>
@@ -3730,13 +3560,8 @@
           <w:lang w:val="ru-RU"/>
         </w:rPr>
       </w:pPr>
-      <w:proofErr w:type="spellStart"/>
-      <w:r>
-        <w:t>Рисунок</w:t>
-      </w:r>
-      <w:proofErr w:type="spellEnd"/>
-      <w:r>
-        <w:t xml:space="preserve"> </w:t>
+      <w:r>
+        <w:t xml:space="preserve">Рисунок </w:t>
       </w:r>
       <w:bookmarkStart w:id="5" w:name="_Ref220681920"/>
       <w:r>
@@ -3759,29 +3584,8 @@
       </w:r>
       <w:bookmarkEnd w:id="5"/>
       <w:r>
-        <w:t xml:space="preserve"> – </w:t>
-      </w:r>
-      <w:proofErr w:type="spellStart"/>
-      <w:r>
-        <w:t>Принципиальная</w:t>
-      </w:r>
-      <w:proofErr w:type="spellEnd"/>
-      <w:r>
-        <w:t xml:space="preserve"> </w:t>
-      </w:r>
-      <w:proofErr w:type="spellStart"/>
-      <w:r>
-        <w:t>технологическая</w:t>
-      </w:r>
-      <w:proofErr w:type="spellEnd"/>
-      <w:r>
-        <w:t xml:space="preserve"> </w:t>
-      </w:r>
-      <w:proofErr w:type="spellStart"/>
-      <w:r>
-        <w:t>схема</w:t>
-      </w:r>
-      <w:proofErr w:type="spellEnd"/>
+        <w:t xml:space="preserve"> – Принципиальная технологическая схема</w:t>
+      </w:r>
     </w:p>
     <w:p>
       <w:pPr>
@@ -4582,23 +4386,7 @@
           <w:szCs w:val="24"/>
           <w:lang w:val="ru-RU"/>
         </w:rPr>
-        <w:t xml:space="preserve">Качество и материал труб, фасонных деталей, запорной арматуры для трубопроводов приняты в соответствии с требованиями соответствующих нормативных документов в зависимости от свойств транспортируемой среды. Толщина стенки трубопроводов определена прочностным </w:t>
-      </w:r>
-      <w:proofErr w:type="spellStart"/>
-      <w:r>
-        <w:rPr>
-          <w:szCs w:val="24"/>
-          <w:lang w:val="ru-RU"/>
-        </w:rPr>
-        <w:t>расчетом</w:t>
-      </w:r>
-      <w:proofErr w:type="spellEnd"/>
-      <w:r>
-        <w:rPr>
-          <w:szCs w:val="24"/>
-          <w:lang w:val="ru-RU"/>
-        </w:rPr>
-        <w:t xml:space="preserve"> в зависимости от категории участка трубопровода, параметров транспортируемой среды и конструктивного решения.</w:t>
+        <w:t>Качество и материал труб, фасонных деталей, запорной арматуры для трубопроводов приняты в соответствии с требованиями соответствующих нормативных документов в зависимости от свойств транспортируемой среды. Толщина стенки трубопроводов определена прочностным расчетом в зависимости от категории участка трубопровода, параметров транспортируемой среды и конструктивного решения.</w:t>
       </w:r>
     </w:p>
     <w:p>
@@ -4622,23 +4410,7 @@
           <w:szCs w:val="24"/>
           <w:lang w:val="ru-RU"/>
         </w:rPr>
-        <w:t xml:space="preserve">На трубопроводах установлены соединительные детали и запорная арматура согласно </w:t>
-      </w:r>
-      <w:proofErr w:type="spellStart"/>
-      <w:r>
-        <w:rPr>
-          <w:szCs w:val="24"/>
-          <w:lang w:val="ru-RU"/>
-        </w:rPr>
-        <w:t>расчетному</w:t>
-      </w:r>
-      <w:proofErr w:type="spellEnd"/>
-      <w:r>
-        <w:rPr>
-          <w:szCs w:val="24"/>
-          <w:lang w:val="ru-RU"/>
-        </w:rPr>
-        <w:t xml:space="preserve"> давлению в трубопроводе.</w:t>
+        <w:t>На трубопроводах установлены соединительные детали и запорная арматура согласно расчетному давлению в трубопроводе.</w:t>
       </w:r>
     </w:p>
     <w:p>
@@ -4710,23 +4482,7 @@
           <w:szCs w:val="24"/>
           <w:lang w:val="ru-RU"/>
         </w:rPr>
-        <w:t xml:space="preserve">Устойчивое положение трубопроводов против всплытия и выпирания при прохождении через водные преграды, на </w:t>
-      </w:r>
-      <w:proofErr w:type="spellStart"/>
-      <w:r>
-        <w:rPr>
-          <w:szCs w:val="24"/>
-          <w:lang w:val="ru-RU"/>
-        </w:rPr>
-        <w:t>обводненных</w:t>
-      </w:r>
-      <w:proofErr w:type="spellEnd"/>
-      <w:r>
-        <w:rPr>
-          <w:szCs w:val="24"/>
-          <w:lang w:val="ru-RU"/>
-        </w:rPr>
-        <w:t xml:space="preserve"> и заболоченных участках при отсутствии транспортируемого продукта в них, в тех случаях, когда грунт не обладает удерживающей способностью или его удерживающая способность недостаточна, обеспечивается заменой и закреплением грунта, закреплением трубопроводов с помощью балластирующих устройств, анкерных креплений или другими способами.</w:t>
+        <w:t>Устойчивое положение трубопроводов против всплытия и выпирания при прохождении через водные преграды, на обводненных и заболоченных участках при отсутствии транспортируемого продукта в них, в тех случаях, когда грунт не обладает удерживающей способностью или его удерживающая способность недостаточна, обеспечивается заменой и закреплением грунта, закреплением трубопроводов с помощью балластирующих устройств, анкерных креплений или другими способами.</w:t>
       </w:r>
     </w:p>
     <w:p>
@@ -4750,39 +4506,7 @@
           <w:szCs w:val="24"/>
           <w:lang w:val="ru-RU"/>
         </w:rPr>
-        <w:t xml:space="preserve">Трубопроводы </w:t>
-      </w:r>
-      <w:proofErr w:type="spellStart"/>
-      <w:r>
-        <w:rPr>
-          <w:szCs w:val="24"/>
-          <w:lang w:val="ru-RU"/>
-        </w:rPr>
-        <w:t>надежно</w:t>
-      </w:r>
-      <w:proofErr w:type="spellEnd"/>
-      <w:r>
-        <w:rPr>
-          <w:szCs w:val="24"/>
-          <w:lang w:val="ru-RU"/>
-        </w:rPr>
-        <w:t xml:space="preserve"> защищены от коррозии. Защита трубопроводов от внешней коррозии осуществляется с помощью изоляционных покрытий и средств </w:t>
-      </w:r>
-      <w:proofErr w:type="spellStart"/>
-      <w:r>
-        <w:rPr>
-          <w:szCs w:val="24"/>
-          <w:lang w:val="ru-RU"/>
-        </w:rPr>
-        <w:t>электрохимзащиты</w:t>
-      </w:r>
-      <w:proofErr w:type="spellEnd"/>
-      <w:r>
-        <w:rPr>
-          <w:szCs w:val="24"/>
-          <w:lang w:val="ru-RU"/>
-        </w:rPr>
-        <w:t xml:space="preserve">. </w:t>
+        <w:t xml:space="preserve">Трубопроводы надежно защищены от коррозии. Защита трубопроводов от внешней коррозии осуществляется с помощью изоляционных покрытий и средств электрохимзащиты. </w:t>
       </w:r>
       <w:bookmarkStart w:id="13" w:name="PO0000633"/>
       <w:bookmarkEnd w:id="13"/>
@@ -4815,55 +4539,7 @@
           <w:szCs w:val="24"/>
           <w:lang w:val="ru-RU"/>
         </w:rPr>
-        <w:t xml:space="preserve">Наблюдение за состоянием трассы трубопроводов, элементов трубопроводов и их деталей, находящихся на поверхности земли. Периодичность осмотра трубопровода </w:t>
-      </w:r>
-      <w:proofErr w:type="spellStart"/>
-      <w:r>
-        <w:rPr>
-          <w:szCs w:val="24"/>
-          <w:lang w:val="ru-RU"/>
-        </w:rPr>
-        <w:t>путем</w:t>
-      </w:r>
-      <w:proofErr w:type="spellEnd"/>
-      <w:r>
-        <w:rPr>
-          <w:szCs w:val="24"/>
-          <w:lang w:val="ru-RU"/>
-        </w:rPr>
-        <w:t xml:space="preserve"> обхода, объезда или </w:t>
-      </w:r>
-      <w:proofErr w:type="spellStart"/>
-      <w:r>
-        <w:rPr>
-          <w:szCs w:val="24"/>
-          <w:lang w:val="ru-RU"/>
-        </w:rPr>
-        <w:t>облета</w:t>
-      </w:r>
-      <w:proofErr w:type="spellEnd"/>
-      <w:r>
-        <w:rPr>
-          <w:szCs w:val="24"/>
-          <w:lang w:val="ru-RU"/>
-        </w:rPr>
-        <w:t xml:space="preserve"> устанавливается руководством нефтегазодобывающего управления в зависимости от местных условий, сложности рельефа трассы, времени года и срока эксплуатации в соответствии с графиком, </w:t>
-      </w:r>
-      <w:proofErr w:type="spellStart"/>
-      <w:r>
-        <w:rPr>
-          <w:szCs w:val="24"/>
-          <w:lang w:val="ru-RU"/>
-        </w:rPr>
-        <w:t>утвержденным</w:t>
-      </w:r>
-      <w:proofErr w:type="spellEnd"/>
-      <w:r>
-        <w:rPr>
-          <w:szCs w:val="24"/>
-          <w:lang w:val="ru-RU"/>
-        </w:rPr>
-        <w:t xml:space="preserve"> главным инженером.</w:t>
+        <w:t>Наблюдение за состоянием трассы трубопроводов, элементов трубопроводов и их деталей, находящихся на поверхности земли. Периодичность осмотра трубопровода путем обхода, объезда или облета устанавливается руководством нефтегазодобывающего управления в зависимости от местных условий, сложности рельефа трассы, времени года и срока эксплуатации в соответствии с графиком, утвержденным главным инженером.</w:t>
       </w:r>
     </w:p>
     <w:p>
@@ -4895,23 +4571,7 @@
           <w:lang w:val="ru-RU"/>
         </w:rPr>
         <w:lastRenderedPageBreak/>
-        <w:t xml:space="preserve">трубопровода в зависимости от скорости коррозионно-эрозионных процессов с </w:t>
-      </w:r>
-      <w:proofErr w:type="spellStart"/>
-      <w:r>
-        <w:rPr>
-          <w:szCs w:val="24"/>
-          <w:lang w:val="ru-RU"/>
-        </w:rPr>
-        <w:t>учетом</w:t>
-      </w:r>
-      <w:proofErr w:type="spellEnd"/>
-      <w:r>
-        <w:rPr>
-          <w:szCs w:val="24"/>
-          <w:lang w:val="ru-RU"/>
-        </w:rPr>
-        <w:t xml:space="preserve"> опыта эксплуатации аналогичных трубопроводов, результатов наружного осмотра, предыдущей ревизии и должны обеспечивать безопасную и безаварийную эксплуатацию трубопроводов в период между ревизиями.</w:t>
+        <w:t>трубопровода в зависимости от скорости коррозионно-эрозионных процессов с учетом опыта эксплуатации аналогичных трубопроводов, результатов наружного осмотра, предыдущей ревизии и должны обеспечивать безопасную и безаварийную эксплуатацию трубопроводов в период между ревизиями.</w:t>
       </w:r>
     </w:p>
     <w:p>
@@ -4954,37 +4614,12 @@
           <w:lang w:val="ru-RU"/>
         </w:rPr>
       </w:pPr>
-      <w:proofErr w:type="spellStart"/>
-      <w:r>
-        <w:rPr>
-          <w:szCs w:val="24"/>
-          <w:lang w:val="ru-RU"/>
-        </w:rPr>
-        <w:t>Надежность</w:t>
-      </w:r>
-      <w:proofErr w:type="spellEnd"/>
-      <w:r>
-        <w:rPr>
-          <w:szCs w:val="24"/>
-          <w:lang w:val="ru-RU"/>
-        </w:rPr>
-        <w:t xml:space="preserve"> работы трубопроводов проверяется </w:t>
-      </w:r>
-      <w:proofErr w:type="spellStart"/>
-      <w:r>
-        <w:rPr>
-          <w:szCs w:val="24"/>
-          <w:lang w:val="ru-RU"/>
-        </w:rPr>
-        <w:t>путем</w:t>
-      </w:r>
-      <w:proofErr w:type="spellEnd"/>
-      <w:r>
-        <w:rPr>
-          <w:szCs w:val="24"/>
-          <w:lang w:val="ru-RU"/>
-        </w:rPr>
-        <w:t xml:space="preserve"> периодических гидравлических испытаний на прочность и плотность. </w:t>
+      <w:r>
+        <w:rPr>
+          <w:szCs w:val="24"/>
+          <w:lang w:val="ru-RU"/>
+        </w:rPr>
+        <w:t xml:space="preserve">Надежность работы трубопроводов проверяется путем периодических гидравлических испытаний на прочность и плотность. </w:t>
       </w:r>
     </w:p>
     <w:p>
@@ -5031,23 +4666,7 @@
           <w:szCs w:val="24"/>
           <w:lang w:val="ru-RU"/>
         </w:rPr>
-        <w:t xml:space="preserve">Организация постоянного и тщательного надзора за исправностью запорной арматуры трубопроводов, а также своевременным и качественным проведением </w:t>
-      </w:r>
-      <w:proofErr w:type="spellStart"/>
-      <w:r>
-        <w:rPr>
-          <w:szCs w:val="24"/>
-          <w:lang w:val="ru-RU"/>
-        </w:rPr>
-        <w:t>ее</w:t>
-      </w:r>
-      <w:proofErr w:type="spellEnd"/>
-      <w:r>
-        <w:rPr>
-          <w:szCs w:val="24"/>
-          <w:lang w:val="ru-RU"/>
-        </w:rPr>
-        <w:t xml:space="preserve"> ревизий и ремонта.</w:t>
+        <w:t>Организация постоянного и тщательного надзора за исправностью запорной арматуры трубопроводов, а также своевременным и качественным проведением ее ревизий и ремонта.</w:t>
       </w:r>
     </w:p>
     <w:p>
@@ -5095,23 +4714,7 @@
           <w:szCs w:val="24"/>
           <w:lang w:val="ru-RU"/>
         </w:rPr>
-        <w:t xml:space="preserve">Обозначение трассы трубопроводов знаками безопасности в установленных местах для привлечения внимания к непосредственной опасности, предупреждения о возможной опасности, предписания и разрешения </w:t>
-      </w:r>
-      <w:proofErr w:type="spellStart"/>
-      <w:r>
-        <w:rPr>
-          <w:szCs w:val="24"/>
-          <w:lang w:val="ru-RU"/>
-        </w:rPr>
-        <w:t>определенных</w:t>
-      </w:r>
-      <w:proofErr w:type="spellEnd"/>
-      <w:r>
-        <w:rPr>
-          <w:szCs w:val="24"/>
-          <w:lang w:val="ru-RU"/>
-        </w:rPr>
-        <w:t xml:space="preserve"> действий с целью обеспечения безопасности, а также для необходимой информации.</w:t>
+        <w:t>Обозначение трассы трубопроводов знаками безопасности в установленных местах для привлечения внимания к непосредственной опасности, предупреждения о возможной опасности, предписания и разрешения определенных действий с целью обеспечения безопасности, а также для необходимой информации.</w:t>
       </w:r>
     </w:p>
     <w:p>
@@ -5228,77 +4831,13 @@
           <w:u w:val="single"/>
         </w:rPr>
       </w:pPr>
-      <w:proofErr w:type="spellStart"/>
       <w:r>
         <w:rPr>
           <w:i/>
           <w:szCs w:val="24"/>
           <w:u w:val="single"/>
         </w:rPr>
-        <w:t>Условия</w:t>
-      </w:r>
-      <w:proofErr w:type="spellEnd"/>
-      <w:r>
-        <w:rPr>
-          <w:i/>
-          <w:szCs w:val="24"/>
-          <w:u w:val="single"/>
-        </w:rPr>
-        <w:t xml:space="preserve"> </w:t>
-      </w:r>
-      <w:proofErr w:type="spellStart"/>
-      <w:r>
-        <w:rPr>
-          <w:i/>
-          <w:szCs w:val="24"/>
-          <w:u w:val="single"/>
-        </w:rPr>
-        <w:t>безопасного</w:t>
-      </w:r>
-      <w:proofErr w:type="spellEnd"/>
-      <w:r>
-        <w:rPr>
-          <w:i/>
-          <w:szCs w:val="24"/>
-          <w:u w:val="single"/>
-        </w:rPr>
-        <w:t xml:space="preserve"> </w:t>
-      </w:r>
-      <w:proofErr w:type="spellStart"/>
-      <w:r>
-        <w:rPr>
-          <w:i/>
-          <w:szCs w:val="24"/>
-          <w:u w:val="single"/>
-        </w:rPr>
-        <w:t>отсечения</w:t>
-      </w:r>
-      <w:proofErr w:type="spellEnd"/>
-      <w:r>
-        <w:rPr>
-          <w:i/>
-          <w:szCs w:val="24"/>
-          <w:u w:val="single"/>
-        </w:rPr>
-        <w:t xml:space="preserve"> </w:t>
-      </w:r>
-      <w:proofErr w:type="spellStart"/>
-      <w:r>
-        <w:rPr>
-          <w:i/>
-          <w:szCs w:val="24"/>
-          <w:u w:val="single"/>
-        </w:rPr>
-        <w:t>потоков</w:t>
-      </w:r>
-      <w:proofErr w:type="spellEnd"/>
-      <w:r>
-        <w:rPr>
-          <w:i/>
-          <w:szCs w:val="24"/>
-          <w:u w:val="single"/>
-        </w:rPr>
-        <w:t>:</w:t>
+        <w:t>Условия безопасного отсечения потоков:</w:t>
       </w:r>
     </w:p>
     <w:p>
@@ -5654,25 +5193,7 @@
           <w:szCs w:val="24"/>
           <w:lang w:val="ru-RU" w:eastAsia="ru-RU"/>
         </w:rPr>
-        <w:t xml:space="preserve">писание решений, направленных на обеспечение </w:t>
-      </w:r>
-      <w:proofErr w:type="spellStart"/>
-      <w:r>
-        <w:rPr>
-          <w:rFonts w:ascii="Times New Roman" w:eastAsia="Times New Roman" w:hAnsi="Times New Roman" w:cs="Times New Roman"/>
-          <w:szCs w:val="24"/>
-          <w:lang w:val="ru-RU" w:eastAsia="ru-RU"/>
-        </w:rPr>
-        <w:t>взрывопожаробезопасности</w:t>
-      </w:r>
-      <w:proofErr w:type="spellEnd"/>
-      <w:r>
-        <w:rPr>
-          <w:rFonts w:ascii="Times New Roman" w:eastAsia="Times New Roman" w:hAnsi="Times New Roman" w:cs="Times New Roman"/>
-          <w:szCs w:val="24"/>
-          <w:lang w:val="ru-RU" w:eastAsia="ru-RU"/>
-        </w:rPr>
-        <w:t xml:space="preserve"> и химической безопасности</w:t>
+        <w:t>писание решений, направленных на обеспечение взрывопожаробезопасности и химической безопасности</w:t>
       </w:r>
       <w:bookmarkEnd w:id="16"/>
     </w:p>
@@ -5712,23 +5233,7 @@
           <w:szCs w:val="24"/>
           <w:lang w:val="ru-RU"/>
         </w:rPr>
-        <w:t xml:space="preserve">Для обеспечения </w:t>
-      </w:r>
-      <w:proofErr w:type="spellStart"/>
-      <w:r>
-        <w:rPr>
-          <w:szCs w:val="24"/>
-          <w:lang w:val="ru-RU"/>
-        </w:rPr>
-        <w:t>взрывопожаробезопасности</w:t>
-      </w:r>
-      <w:proofErr w:type="spellEnd"/>
-      <w:r>
-        <w:rPr>
-          <w:szCs w:val="24"/>
-          <w:lang w:val="ru-RU"/>
-        </w:rPr>
-        <w:t xml:space="preserve"> на объектах сбора, подготовки и транспорта нефти и газа предусмотрены следующие меры:</w:t>
+        <w:t>Для обеспечения взрывопожаробезопасности на объектах сбора, подготовки и транспорта нефти и газа предусмотрены следующие меры:</w:t>
       </w:r>
     </w:p>
     <w:p>
@@ -5760,23 +5265,7 @@
           <w:szCs w:val="24"/>
           <w:lang w:val="ru-RU"/>
         </w:rPr>
-        <w:t xml:space="preserve">Ответственность за противопожарное состояние объекта, за разработку и осуществление текущих планов противопожарных мероприятий, за комплектацию противопожарного оборудования, сохранность противопожарной техники и средств пожаротушения, за работу добровольных пожарных дружин и боевых </w:t>
-      </w:r>
-      <w:proofErr w:type="spellStart"/>
-      <w:r>
-        <w:rPr>
-          <w:szCs w:val="24"/>
-          <w:lang w:val="ru-RU"/>
-        </w:rPr>
-        <w:t>расчетов</w:t>
-      </w:r>
-      <w:proofErr w:type="spellEnd"/>
-      <w:r>
-        <w:rPr>
-          <w:szCs w:val="24"/>
-          <w:lang w:val="ru-RU"/>
-        </w:rPr>
-        <w:t xml:space="preserve"> возлагается на руководителя объекта.</w:t>
+        <w:t>Ответственность за противопожарное состояние объекта, за разработку и осуществление текущих планов противопожарных мероприятий, за комплектацию противопожарного оборудования, сохранность противопожарной техники и средств пожаротушения, за работу добровольных пожарных дружин и боевых расчетов возлагается на руководителя объекта.</w:t>
       </w:r>
     </w:p>
     <w:p>
@@ -5818,23 +5307,7 @@
           <w:szCs w:val="24"/>
           <w:lang w:val="ru-RU"/>
         </w:rPr>
-        <w:t xml:space="preserve">Для служб эксплуатации и ремонта объектов, на основе действующих правил пожарной безопасности, разработаны с </w:t>
-      </w:r>
-      <w:proofErr w:type="spellStart"/>
-      <w:r>
-        <w:rPr>
-          <w:szCs w:val="24"/>
-          <w:lang w:val="ru-RU"/>
-        </w:rPr>
-        <w:t>учетом</w:t>
-      </w:r>
-      <w:proofErr w:type="spellEnd"/>
-      <w:r>
-        <w:rPr>
-          <w:szCs w:val="24"/>
-          <w:lang w:val="ru-RU"/>
-        </w:rPr>
-        <w:t xml:space="preserve"> специфики производства инструкции о мерах пожарной безопасности, согласованные с пожарной охраной предприятия.</w:t>
+        <w:t>Для служб эксплуатации и ремонта объектов, на основе действующих правил пожарной безопасности, разработаны с учетом специфики производства инструкции о мерах пожарной безопасности, согласованные с пожарной охраной предприятия.</w:t>
       </w:r>
     </w:p>
     <w:p>
@@ -5995,89 +5468,11 @@
         </w:rPr>
         <w:t xml:space="preserve">В случае обмерзания аппаратов, трубопроводов, задвижек, штуцеров отогревать их следует только горячей водой или паром. </w:t>
       </w:r>
-      <w:proofErr w:type="spellStart"/>
-      <w:r>
-        <w:rPr>
-          <w:szCs w:val="24"/>
-        </w:rPr>
-        <w:t>Использовать</w:t>
-      </w:r>
-      <w:proofErr w:type="spellEnd"/>
-      <w:r>
-        <w:rPr>
-          <w:szCs w:val="24"/>
-        </w:rPr>
-        <w:t xml:space="preserve"> </w:t>
-      </w:r>
-      <w:proofErr w:type="spellStart"/>
-      <w:r>
-        <w:rPr>
-          <w:szCs w:val="24"/>
-        </w:rPr>
-        <w:t>открытый</w:t>
-      </w:r>
-      <w:proofErr w:type="spellEnd"/>
-      <w:r>
-        <w:rPr>
-          <w:szCs w:val="24"/>
-        </w:rPr>
-        <w:t xml:space="preserve"> </w:t>
-      </w:r>
-      <w:proofErr w:type="spellStart"/>
-      <w:r>
-        <w:rPr>
-          <w:szCs w:val="24"/>
-        </w:rPr>
-        <w:t>огонь</w:t>
-      </w:r>
-      <w:proofErr w:type="spellEnd"/>
-      <w:r>
-        <w:rPr>
-          <w:szCs w:val="24"/>
-        </w:rPr>
-        <w:t xml:space="preserve"> </w:t>
-      </w:r>
-      <w:proofErr w:type="spellStart"/>
-      <w:r>
-        <w:rPr>
-          <w:szCs w:val="24"/>
-        </w:rPr>
-        <w:t>для</w:t>
-      </w:r>
-      <w:proofErr w:type="spellEnd"/>
-      <w:r>
-        <w:rPr>
-          <w:szCs w:val="24"/>
-        </w:rPr>
-        <w:t xml:space="preserve"> </w:t>
-      </w:r>
-      <w:proofErr w:type="spellStart"/>
-      <w:r>
-        <w:rPr>
-          <w:szCs w:val="24"/>
-        </w:rPr>
-        <w:t>отогрева</w:t>
-      </w:r>
-      <w:proofErr w:type="spellEnd"/>
-      <w:r>
-        <w:rPr>
-          <w:szCs w:val="24"/>
-        </w:rPr>
-        <w:t xml:space="preserve"> </w:t>
-      </w:r>
-      <w:proofErr w:type="spellStart"/>
-      <w:r>
-        <w:rPr>
-          <w:szCs w:val="24"/>
-        </w:rPr>
-        <w:t>запрещается</w:t>
-      </w:r>
-      <w:proofErr w:type="spellEnd"/>
-      <w:r>
-        <w:rPr>
-          <w:szCs w:val="24"/>
-        </w:rPr>
-        <w:t>.</w:t>
+      <w:r>
+        <w:rPr>
+          <w:szCs w:val="24"/>
+        </w:rPr>
+        <w:t>Использовать открытый огонь для отогрева запрещается.</w:t>
       </w:r>
     </w:p>
     <w:p>
@@ -6098,18 +5493,8 @@
           <w:szCs w:val="24"/>
           <w:lang w:val="ru-RU"/>
         </w:rPr>
-        <w:t xml:space="preserve">Решения, направленные на обеспечение </w:t>
-      </w:r>
-      <w:proofErr w:type="spellStart"/>
-      <w:r>
-        <w:rPr>
-          <w:i/>
-          <w:szCs w:val="24"/>
-          <w:lang w:val="ru-RU"/>
-        </w:rPr>
-        <w:t>взрывопожаробезопасности</w:t>
-      </w:r>
-      <w:proofErr w:type="spellEnd"/>
+        <w:t>Решения, направленные на обеспечение взрывопожаробезопасности</w:t>
+      </w:r>
       <w:r>
         <w:rPr>
           <w:szCs w:val="24"/>
@@ -6167,23 +5552,7 @@
           <w:lang w:val="ru-RU"/>
         </w:rPr>
         <w:lastRenderedPageBreak/>
-        <w:t xml:space="preserve">нефтепродуктами, необходимо снять и заменить пропитанную изоляцию для предотвращения </w:t>
-      </w:r>
-      <w:proofErr w:type="spellStart"/>
-      <w:r>
-        <w:rPr>
-          <w:szCs w:val="24"/>
-          <w:lang w:val="ru-RU"/>
-        </w:rPr>
-        <w:t>ее</w:t>
-      </w:r>
-      <w:proofErr w:type="spellEnd"/>
-      <w:r>
-        <w:rPr>
-          <w:szCs w:val="24"/>
-          <w:lang w:val="ru-RU"/>
-        </w:rPr>
-        <w:t xml:space="preserve"> самовоспламенения.</w:t>
+        <w:t>нефтепродуктами, необходимо снять и заменить пропитанную изоляцию для предотвращения ее самовоспламенения.</w:t>
       </w:r>
     </w:p>
     <w:p>
@@ -6236,79 +5605,13 @@
           <w:szCs w:val="24"/>
           <w:lang w:val="ru-RU"/>
         </w:rPr>
-        <w:t xml:space="preserve">Не допускается загрязнение и скопление на территории нефти. Места разлива нефти зачищаются </w:t>
-      </w:r>
-      <w:proofErr w:type="spellStart"/>
-      <w:r>
-        <w:rPr>
-          <w:szCs w:val="24"/>
-          <w:lang w:val="ru-RU"/>
-        </w:rPr>
-        <w:t>путем</w:t>
-      </w:r>
-      <w:proofErr w:type="spellEnd"/>
-      <w:r>
-        <w:rPr>
-          <w:szCs w:val="24"/>
-          <w:lang w:val="ru-RU"/>
-        </w:rPr>
-        <w:t xml:space="preserve"> снятия слоя земли на глубину, превышающую на 1-2 см пропитанный нефтью грунт. </w:t>
-      </w:r>
-      <w:proofErr w:type="spellStart"/>
-      <w:r>
-        <w:rPr>
-          <w:szCs w:val="24"/>
-        </w:rPr>
-        <w:t>Образовавшаяся</w:t>
-      </w:r>
-      <w:proofErr w:type="spellEnd"/>
-      <w:r>
-        <w:rPr>
-          <w:szCs w:val="24"/>
-        </w:rPr>
-        <w:t xml:space="preserve"> </w:t>
-      </w:r>
-      <w:proofErr w:type="spellStart"/>
-      <w:r>
-        <w:rPr>
-          <w:szCs w:val="24"/>
-        </w:rPr>
-        <w:t>выемка</w:t>
-      </w:r>
-      <w:proofErr w:type="spellEnd"/>
-      <w:r>
-        <w:rPr>
-          <w:szCs w:val="24"/>
-        </w:rPr>
-        <w:t xml:space="preserve"> </w:t>
-      </w:r>
-      <w:proofErr w:type="spellStart"/>
-      <w:r>
-        <w:rPr>
-          <w:szCs w:val="24"/>
-        </w:rPr>
-        <w:t>засыпается</w:t>
-      </w:r>
-      <w:proofErr w:type="spellEnd"/>
-      <w:r>
-        <w:rPr>
-          <w:szCs w:val="24"/>
-        </w:rPr>
-        <w:t xml:space="preserve"> </w:t>
-      </w:r>
-      <w:proofErr w:type="spellStart"/>
-      <w:r>
-        <w:rPr>
-          <w:szCs w:val="24"/>
-        </w:rPr>
-        <w:t>песком</w:t>
-      </w:r>
-      <w:proofErr w:type="spellEnd"/>
-      <w:r>
-        <w:rPr>
-          <w:szCs w:val="24"/>
-        </w:rPr>
-        <w:t>.</w:t>
+        <w:t xml:space="preserve">Не допускается загрязнение и скопление на территории нефти. Места разлива нефти зачищаются путем снятия слоя земли на глубину, превышающую на 1-2 см пропитанный нефтью грунт. </w:t>
+      </w:r>
+      <w:r>
+        <w:rPr>
+          <w:szCs w:val="24"/>
+        </w:rPr>
+        <w:t>Образовавшаяся выемка засыпается песком.</w:t>
       </w:r>
     </w:p>
     <w:p>
@@ -6335,23 +5638,7 @@
           <w:szCs w:val="24"/>
           <w:lang w:val="ru-RU"/>
         </w:rPr>
-        <w:t xml:space="preserve">Запрещается длительная эксплуатация трубопроводов, предназначенных для перекачки </w:t>
-      </w:r>
-      <w:proofErr w:type="spellStart"/>
-      <w:r>
-        <w:rPr>
-          <w:szCs w:val="24"/>
-          <w:lang w:val="ru-RU"/>
-        </w:rPr>
-        <w:t>взрыво</w:t>
-      </w:r>
-      <w:proofErr w:type="spellEnd"/>
-      <w:r>
-        <w:rPr>
-          <w:szCs w:val="24"/>
-          <w:lang w:val="ru-RU"/>
-        </w:rPr>
-        <w:t>-, пожароопасных и агрессивных газов и продуктов, при наличии хомутов. Хомуты должны быть ликвидированы при первой же остановке трубопровода на ревизию или ремонт.</w:t>
+        <w:t>Запрещается длительная эксплуатация трубопроводов, предназначенных для перекачки взрыво-, пожароопасных и агрессивных газов и продуктов, при наличии хомутов. Хомуты должны быть ликвидированы при первой же остановке трубопровода на ревизию или ремонт.</w:t>
       </w:r>
     </w:p>
     <w:p>
@@ -6490,23 +5777,7 @@
           <w:lang w:val="ru-RU"/>
         </w:rPr>
         <w:lastRenderedPageBreak/>
-        <w:t xml:space="preserve">Сварочные работы на </w:t>
-      </w:r>
-      <w:proofErr w:type="spellStart"/>
-      <w:r>
-        <w:rPr>
-          <w:szCs w:val="24"/>
-          <w:lang w:val="ru-RU"/>
-        </w:rPr>
-        <w:t>отключенных</w:t>
-      </w:r>
-      <w:proofErr w:type="spellEnd"/>
-      <w:r>
-        <w:rPr>
-          <w:szCs w:val="24"/>
-          <w:lang w:val="ru-RU"/>
-        </w:rPr>
-        <w:t xml:space="preserve"> трубопроводах допускаются, если концентрации горючих паров и газов в пробах, взятых из ремонтируемого участка, не превышают предельно допустимой взрывобезопасной концентрации (ПДВК) - 5 % от величины нижнего предела воспламенения данного пара или газа в воздухе при отсутствии в трубопроводах жидкой фазы и исключении возможности поступления горючих паров и газов к месту огневых работ.</w:t>
+        <w:t>Сварочные работы на отключенных трубопроводах допускаются, если концентрации горючих паров и газов в пробах, взятых из ремонтируемого участка, не превышают предельно допустимой взрывобезопасной концентрации (ПДВК) - 5 % от величины нижнего предела воспламенения данного пара или газа в воздухе при отсутствии в трубопроводах жидкой фазы и исключении возможности поступления горючих паров и газов к месту огневых работ.</w:t>
       </w:r>
       <w:bookmarkStart w:id="28" w:name="PO0000836"/>
       <w:bookmarkEnd w:id="28"/>
@@ -6640,23 +5911,7 @@
           <w:szCs w:val="24"/>
           <w:lang w:val="ru-RU"/>
         </w:rPr>
-        <w:t xml:space="preserve">Системы контроля и управления технологическими процессами имеют в </w:t>
-      </w:r>
-      <w:proofErr w:type="spellStart"/>
-      <w:r>
-        <w:rPr>
-          <w:szCs w:val="24"/>
-          <w:lang w:val="ru-RU"/>
-        </w:rPr>
-        <w:t>своем</w:t>
-      </w:r>
-      <w:proofErr w:type="spellEnd"/>
-      <w:r>
-        <w:rPr>
-          <w:szCs w:val="24"/>
-          <w:lang w:val="ru-RU"/>
-        </w:rPr>
-        <w:t xml:space="preserve"> составе схемы световой и звуковой сигнализации, предупреждающие обслуживающий персонал об отклонении параметров процесса от регламентированных значений.</w:t>
+        <w:t>Системы контроля и управления технологическими процессами имеют в своем составе схемы световой и звуковой сигнализации, предупреждающие обслуживающий персонал об отклонении параметров процесса от регламентированных значений.</w:t>
       </w:r>
     </w:p>
     <w:p>
@@ -6854,23 +6109,7 @@
           <w:szCs w:val="24"/>
           <w:lang w:val="ru-RU"/>
         </w:rPr>
-        <w:t xml:space="preserve">- Все действующие системы контроля и управления опасных производств имеют в </w:t>
-      </w:r>
-      <w:proofErr w:type="spellStart"/>
-      <w:r>
-        <w:rPr>
-          <w:szCs w:val="24"/>
-          <w:lang w:val="ru-RU"/>
-        </w:rPr>
-        <w:t>своем</w:t>
-      </w:r>
-      <w:proofErr w:type="spellEnd"/>
-      <w:r>
-        <w:rPr>
-          <w:szCs w:val="24"/>
-          <w:lang w:val="ru-RU"/>
-        </w:rPr>
-        <w:t xml:space="preserve"> составе подсистемы противоаварийной автоматической защиты (далее – ПАЗ) и сигнализации, охватывающие наиболее опасные стадии технологических процессов и наиболее сложное оборудование.</w:t>
+        <w:t>- Все действующие системы контроля и управления опасных производств имеют в своем составе подсистемы противоаварийной автоматической защиты (далее – ПАЗ) и сигнализации, охватывающие наиболее опасные стадии технологических процессов и наиболее сложное оборудование.</w:t>
       </w:r>
     </w:p>
     <w:p>
@@ -7066,25 +6305,7 @@
           <w:szCs w:val="24"/>
           <w:lang w:val="ru-RU" w:eastAsia="ru-RU"/>
         </w:rPr>
-        <w:t xml:space="preserve">Перечень аварий и </w:t>
-      </w:r>
-      <w:proofErr w:type="spellStart"/>
-      <w:r>
-        <w:rPr>
-          <w:rFonts w:ascii="Times New Roman" w:eastAsia="Times New Roman" w:hAnsi="Times New Roman" w:cs="Times New Roman"/>
-          <w:szCs w:val="24"/>
-          <w:lang w:val="ru-RU" w:eastAsia="ru-RU"/>
-        </w:rPr>
-        <w:t>обобщенные</w:t>
-      </w:r>
-      <w:proofErr w:type="spellEnd"/>
-      <w:r>
-        <w:rPr>
-          <w:rFonts w:ascii="Times New Roman" w:eastAsia="Times New Roman" w:hAnsi="Times New Roman" w:cs="Times New Roman"/>
-          <w:szCs w:val="24"/>
-          <w:lang w:val="ru-RU" w:eastAsia="ru-RU"/>
-        </w:rPr>
-        <w:t xml:space="preserve"> данные об инцидентах, произошедших на декларируемом объекте (для действующих объектов)</w:t>
+        <w:t>Перечень аварий и обобщенные данные об инцидентах, произошедших на декларируемом объекте (для действующих объектов)</w:t>
       </w:r>
       <w:bookmarkEnd w:id="32"/>
     </w:p>
@@ -7491,7 +6712,6 @@
                 <w:szCs w:val="20"/>
               </w:rPr>
             </w:pPr>
-            <w:proofErr w:type="spellStart"/>
             <w:r>
               <w:rPr>
                 <w:b/>
@@ -7499,49 +6719,8 @@
                 <w:sz w:val="18"/>
                 <w:szCs w:val="20"/>
               </w:rPr>
-              <w:t>Дата</w:t>
+              <w:t>Дата и место аварии</w:t>
             </w:r>
-            <w:proofErr w:type="spellEnd"/>
-            <w:r>
-              <w:rPr>
-                <w:b/>
-                <w:bCs/>
-                <w:sz w:val="18"/>
-                <w:szCs w:val="20"/>
-              </w:rPr>
-              <w:t xml:space="preserve"> и </w:t>
-            </w:r>
-            <w:proofErr w:type="spellStart"/>
-            <w:r>
-              <w:rPr>
-                <w:b/>
-                <w:bCs/>
-                <w:sz w:val="18"/>
-                <w:szCs w:val="20"/>
-              </w:rPr>
-              <w:t>место</w:t>
-            </w:r>
-            <w:proofErr w:type="spellEnd"/>
-            <w:r>
-              <w:rPr>
-                <w:b/>
-                <w:bCs/>
-                <w:sz w:val="18"/>
-                <w:szCs w:val="20"/>
-              </w:rPr>
-              <w:t xml:space="preserve"> </w:t>
-            </w:r>
-            <w:proofErr w:type="spellStart"/>
-            <w:r>
-              <w:rPr>
-                <w:b/>
-                <w:bCs/>
-                <w:sz w:val="18"/>
-                <w:szCs w:val="20"/>
-              </w:rPr>
-              <w:t>аварии</w:t>
-            </w:r>
-            <w:proofErr w:type="spellEnd"/>
           </w:p>
         </w:tc>
         <w:tc>
@@ -7570,7 +6749,6 @@
                 <w:szCs w:val="20"/>
               </w:rPr>
             </w:pPr>
-            <w:proofErr w:type="spellStart"/>
             <w:r>
               <w:rPr>
                 <w:b/>
@@ -7578,37 +6756,7 @@
                 <w:sz w:val="18"/>
                 <w:szCs w:val="20"/>
               </w:rPr>
-              <w:t>Вид</w:t>
-            </w:r>
-            <w:proofErr w:type="spellEnd"/>
-            <w:r>
-              <w:rPr>
-                <w:b/>
-                <w:bCs/>
-                <w:sz w:val="18"/>
-                <w:szCs w:val="20"/>
-              </w:rPr>
-              <w:t xml:space="preserve"> </w:t>
-            </w:r>
-            <w:proofErr w:type="spellStart"/>
-            <w:r>
-              <w:rPr>
-                <w:b/>
-                <w:bCs/>
-                <w:sz w:val="18"/>
-                <w:szCs w:val="20"/>
-              </w:rPr>
-              <w:t>аварии</w:t>
-            </w:r>
-            <w:proofErr w:type="spellEnd"/>
-            <w:r>
-              <w:rPr>
-                <w:b/>
-                <w:bCs/>
-                <w:sz w:val="18"/>
-                <w:szCs w:val="20"/>
-              </w:rPr>
-              <w:t xml:space="preserve"> </w:t>
+              <w:t xml:space="preserve">Вид аварии </w:t>
             </w:r>
           </w:p>
         </w:tc>
@@ -7677,7 +6825,6 @@
                 <w:szCs w:val="20"/>
               </w:rPr>
             </w:pPr>
-            <w:proofErr w:type="spellStart"/>
             <w:r>
               <w:rPr>
                 <w:b/>
@@ -7685,49 +6832,8 @@
                 <w:sz w:val="18"/>
                 <w:szCs w:val="20"/>
               </w:rPr>
-              <w:t>Масштабы</w:t>
+              <w:t>Масштабы развития аварии</w:t>
             </w:r>
-            <w:proofErr w:type="spellEnd"/>
-            <w:r>
-              <w:rPr>
-                <w:b/>
-                <w:bCs/>
-                <w:sz w:val="18"/>
-                <w:szCs w:val="20"/>
-              </w:rPr>
-              <w:t xml:space="preserve"> </w:t>
-            </w:r>
-            <w:proofErr w:type="spellStart"/>
-            <w:r>
-              <w:rPr>
-                <w:b/>
-                <w:bCs/>
-                <w:sz w:val="18"/>
-                <w:szCs w:val="20"/>
-              </w:rPr>
-              <w:t>развития</w:t>
-            </w:r>
-            <w:proofErr w:type="spellEnd"/>
-            <w:r>
-              <w:rPr>
-                <w:b/>
-                <w:bCs/>
-                <w:sz w:val="18"/>
-                <w:szCs w:val="20"/>
-              </w:rPr>
-              <w:t xml:space="preserve"> </w:t>
-            </w:r>
-            <w:proofErr w:type="spellStart"/>
-            <w:r>
-              <w:rPr>
-                <w:b/>
-                <w:bCs/>
-                <w:sz w:val="18"/>
-                <w:szCs w:val="20"/>
-              </w:rPr>
-              <w:t>аварии</w:t>
-            </w:r>
-            <w:proofErr w:type="spellEnd"/>
           </w:p>
         </w:tc>
         <w:tc>
@@ -7756,7 +6862,6 @@
                 <w:szCs w:val="20"/>
               </w:rPr>
             </w:pPr>
-            <w:proofErr w:type="spellStart"/>
             <w:r>
               <w:rPr>
                 <w:b/>
@@ -7766,7 +6871,6 @@
               </w:rPr>
               <w:t>Ущерб</w:t>
             </w:r>
-            <w:proofErr w:type="spellEnd"/>
           </w:p>
         </w:tc>
       </w:tr>
@@ -7832,25 +6936,7 @@
                 <w:szCs w:val="20"/>
                 <w:lang w:val="ru-RU"/>
               </w:rPr>
-              <w:t>28.02.2021 г. (</w:t>
-            </w:r>
-            <w:proofErr w:type="spellStart"/>
-            <w:r>
-              <w:rPr>
-                <w:sz w:val="18"/>
-                <w:szCs w:val="20"/>
-                <w:lang w:val="ru-RU"/>
-              </w:rPr>
-              <w:t>Спорышевское</w:t>
-            </w:r>
-            <w:proofErr w:type="spellEnd"/>
-            <w:r>
-              <w:rPr>
-                <w:sz w:val="18"/>
-                <w:szCs w:val="20"/>
-                <w:lang w:val="ru-RU"/>
-              </w:rPr>
-              <w:t xml:space="preserve"> нефтяное месторождении в Ямало-Ненецком АО)</w:t>
+              <w:t>28.02.2021 г. (Спорышевское нефтяное месторождении в Ямало-Ненецком АО)</w:t>
             </w:r>
           </w:p>
         </w:tc>
@@ -7875,63 +6961,13 @@
                 <w:szCs w:val="20"/>
               </w:rPr>
             </w:pPr>
-            <w:proofErr w:type="spellStart"/>
             <w:r>
               <w:rPr>
                 <w:sz w:val="18"/>
                 <w:szCs w:val="20"/>
               </w:rPr>
-              <w:t>Утечка</w:t>
+              <w:t>Утечка нефти из трубопровода</w:t>
             </w:r>
-            <w:proofErr w:type="spellEnd"/>
-            <w:r>
-              <w:rPr>
-                <w:sz w:val="18"/>
-                <w:szCs w:val="20"/>
-              </w:rPr>
-              <w:t xml:space="preserve"> </w:t>
-            </w:r>
-            <w:proofErr w:type="spellStart"/>
-            <w:r>
-              <w:rPr>
-                <w:sz w:val="18"/>
-                <w:szCs w:val="20"/>
-              </w:rPr>
-              <w:t>нефти</w:t>
-            </w:r>
-            <w:proofErr w:type="spellEnd"/>
-            <w:r>
-              <w:rPr>
-                <w:sz w:val="18"/>
-                <w:szCs w:val="20"/>
-              </w:rPr>
-              <w:t xml:space="preserve"> </w:t>
-            </w:r>
-            <w:proofErr w:type="spellStart"/>
-            <w:r>
-              <w:rPr>
-                <w:sz w:val="18"/>
-                <w:szCs w:val="20"/>
-              </w:rPr>
-              <w:t>из</w:t>
-            </w:r>
-            <w:proofErr w:type="spellEnd"/>
-            <w:r>
-              <w:rPr>
-                <w:sz w:val="18"/>
-                <w:szCs w:val="20"/>
-              </w:rPr>
-              <w:t xml:space="preserve"> </w:t>
-            </w:r>
-            <w:proofErr w:type="spellStart"/>
-            <w:r>
-              <w:rPr>
-                <w:sz w:val="18"/>
-                <w:szCs w:val="20"/>
-              </w:rPr>
-              <w:t>трубопровода</w:t>
-            </w:r>
-            <w:proofErr w:type="spellEnd"/>
           </w:p>
         </w:tc>
         <w:tc>
@@ -7962,25 +6998,7 @@
                 <w:szCs w:val="20"/>
                 <w:lang w:val="ru-RU"/>
               </w:rPr>
-              <w:t xml:space="preserve">Трубопровод прорвало на </w:t>
-            </w:r>
-            <w:proofErr w:type="spellStart"/>
-            <w:r>
-              <w:rPr>
-                <w:sz w:val="18"/>
-                <w:szCs w:val="20"/>
-                <w:lang w:val="ru-RU"/>
-              </w:rPr>
-              <w:t>Спорышевском</w:t>
-            </w:r>
-            <w:proofErr w:type="spellEnd"/>
-            <w:r>
-              <w:rPr>
-                <w:sz w:val="18"/>
-                <w:szCs w:val="20"/>
-                <w:lang w:val="ru-RU"/>
-              </w:rPr>
-              <w:t xml:space="preserve"> нефтяном месторождении в Ямало-Ненецком АО. </w:t>
+              <w:t xml:space="preserve">Трубопровод прорвало на Спорышевском нефтяном месторождении в Ямало-Ненецком АО. </w:t>
             </w:r>
           </w:p>
         </w:tc>
@@ -8115,39 +7133,7 @@
                 <w:sz w:val="18"/>
                 <w:szCs w:val="20"/>
               </w:rPr>
-              <w:t>6.03.2021 г. (</w:t>
-            </w:r>
-            <w:proofErr w:type="spellStart"/>
-            <w:r>
-              <w:rPr>
-                <w:sz w:val="18"/>
-                <w:szCs w:val="20"/>
-              </w:rPr>
-              <w:t>близ</w:t>
-            </w:r>
-            <w:proofErr w:type="spellEnd"/>
-            <w:r>
-              <w:rPr>
-                <w:sz w:val="18"/>
-                <w:szCs w:val="20"/>
-              </w:rPr>
-              <w:t xml:space="preserve"> г. </w:t>
-            </w:r>
-            <w:proofErr w:type="spellStart"/>
-            <w:r>
-              <w:rPr>
-                <w:sz w:val="18"/>
-                <w:szCs w:val="20"/>
-              </w:rPr>
-              <w:t>Нижневартовска</w:t>
-            </w:r>
-            <w:proofErr w:type="spellEnd"/>
-            <w:r>
-              <w:rPr>
-                <w:sz w:val="18"/>
-                <w:szCs w:val="20"/>
-              </w:rPr>
-              <w:t>)</w:t>
+              <w:t>6.03.2021 г. (близ г. Нижневартовска)</w:t>
             </w:r>
           </w:p>
         </w:tc>
@@ -8273,39 +7259,7 @@
                 <w:sz w:val="18"/>
                 <w:szCs w:val="20"/>
               </w:rPr>
-              <w:t xml:space="preserve">1 </w:t>
-            </w:r>
-            <w:proofErr w:type="spellStart"/>
-            <w:r>
-              <w:rPr>
-                <w:sz w:val="18"/>
-                <w:szCs w:val="20"/>
-              </w:rPr>
-              <w:t>человек</w:t>
-            </w:r>
-            <w:proofErr w:type="spellEnd"/>
-            <w:r>
-              <w:rPr>
-                <w:sz w:val="18"/>
-                <w:szCs w:val="20"/>
-              </w:rPr>
-              <w:t xml:space="preserve"> </w:t>
-            </w:r>
-            <w:proofErr w:type="spellStart"/>
-            <w:r>
-              <w:rPr>
-                <w:sz w:val="18"/>
-                <w:szCs w:val="20"/>
-              </w:rPr>
-              <w:t>пострадал</w:t>
-            </w:r>
-            <w:proofErr w:type="spellEnd"/>
-            <w:r>
-              <w:rPr>
-                <w:sz w:val="18"/>
-                <w:szCs w:val="20"/>
-              </w:rPr>
-              <w:t>.</w:t>
+              <w:t>1 человек пострадал.</w:t>
             </w:r>
           </w:p>
         </w:tc>
@@ -8430,23 +7384,13 @@
                 <w:lang w:val="ru-RU"/>
               </w:rPr>
             </w:pPr>
-            <w:proofErr w:type="spellStart"/>
             <w:r>
               <w:rPr>
                 <w:sz w:val="18"/>
                 <w:szCs w:val="20"/>
                 <w:lang w:val="ru-RU"/>
               </w:rPr>
-              <w:t>Произошел</w:t>
-            </w:r>
-            <w:proofErr w:type="spellEnd"/>
-            <w:r>
-              <w:rPr>
-                <w:sz w:val="18"/>
-                <w:szCs w:val="20"/>
-                <w:lang w:val="ru-RU"/>
-              </w:rPr>
-              <w:t xml:space="preserve"> пожар, из-за которого движение по находящейся вблизи междугородней трассе было перекрыто.</w:t>
+              <w:t>Произошел пожар, из-за которого движение по находящейся вблизи междугородней трассе было перекрыто.</w:t>
             </w:r>
           </w:p>
         </w:tc>
@@ -8600,47 +7544,13 @@
                 <w:szCs w:val="20"/>
               </w:rPr>
             </w:pPr>
-            <w:proofErr w:type="spellStart"/>
             <w:r>
               <w:rPr>
                 <w:sz w:val="18"/>
                 <w:szCs w:val="20"/>
               </w:rPr>
-              <w:t>Терракт</w:t>
+              <w:t>Терракт на нефтепроводе</w:t>
             </w:r>
-            <w:proofErr w:type="spellEnd"/>
-            <w:r>
-              <w:rPr>
-                <w:sz w:val="18"/>
-                <w:szCs w:val="20"/>
-              </w:rPr>
-              <w:t xml:space="preserve"> </w:t>
-            </w:r>
-            <w:proofErr w:type="spellStart"/>
-            <w:r>
-              <w:rPr>
-                <w:sz w:val="18"/>
-                <w:szCs w:val="20"/>
-              </w:rPr>
-              <w:t>на</w:t>
-            </w:r>
-            <w:proofErr w:type="spellEnd"/>
-            <w:r>
-              <w:rPr>
-                <w:sz w:val="18"/>
-                <w:szCs w:val="20"/>
-              </w:rPr>
-              <w:t xml:space="preserve"> </w:t>
-            </w:r>
-            <w:proofErr w:type="spellStart"/>
-            <w:r>
-              <w:rPr>
-                <w:sz w:val="18"/>
-                <w:szCs w:val="20"/>
-              </w:rPr>
-              <w:t>нефтепроводе</w:t>
-            </w:r>
-            <w:proofErr w:type="spellEnd"/>
           </w:p>
         </w:tc>
         <w:tc>
@@ -8671,58 +7581,22 @@
                 <w:szCs w:val="20"/>
                 <w:lang w:val="ru-RU"/>
               </w:rPr>
-              <w:t xml:space="preserve">Подрыв </w:t>
+              <w:t xml:space="preserve">Подрыв произошел на крупном нефтепроводе Киркук-Джейхан, соединяющем Ирак и Турцию. Турецкая компания-оператор трубопровода </w:t>
             </w:r>
-            <w:proofErr w:type="spellStart"/>
+            <w:r>
+              <w:rPr>
+                <w:sz w:val="18"/>
+                <w:szCs w:val="20"/>
+              </w:rPr>
+              <w:t>Botas</w:t>
+            </w:r>
             <w:r>
               <w:rPr>
                 <w:sz w:val="18"/>
                 <w:szCs w:val="20"/>
                 <w:lang w:val="ru-RU"/>
               </w:rPr>
-              <w:t>произошел</w:t>
-            </w:r>
-            <w:proofErr w:type="spellEnd"/>
-            <w:r>
-              <w:rPr>
-                <w:sz w:val="18"/>
-                <w:szCs w:val="20"/>
-                <w:lang w:val="ru-RU"/>
-              </w:rPr>
-              <w:t xml:space="preserve"> на крупном нефтепроводе Киркук-Джейхан, соединяющем Ирак и Турцию. Турецкая компания-оператор трубопровода </w:t>
-            </w:r>
-            <w:r>
-              <w:rPr>
-                <w:sz w:val="18"/>
-                <w:szCs w:val="20"/>
-              </w:rPr>
-              <w:t>Botas</w:t>
-            </w:r>
-            <w:r>
-              <w:rPr>
-                <w:sz w:val="18"/>
-                <w:szCs w:val="20"/>
-                <w:lang w:val="ru-RU"/>
-              </w:rPr>
-              <w:t xml:space="preserve"> объявила, что взрыв </w:t>
-            </w:r>
-            <w:proofErr w:type="spellStart"/>
-            <w:r>
-              <w:rPr>
-                <w:sz w:val="18"/>
-                <w:szCs w:val="20"/>
-                <w:lang w:val="ru-RU"/>
-              </w:rPr>
-              <w:t>произошел</w:t>
-            </w:r>
-            <w:proofErr w:type="spellEnd"/>
-            <w:r>
-              <w:rPr>
-                <w:sz w:val="18"/>
-                <w:szCs w:val="20"/>
-                <w:lang w:val="ru-RU"/>
-              </w:rPr>
-              <w:t xml:space="preserve"> на востоке Турции. Из-за этого работу нефтепровода приостановили, на месте происшествия работают пожарные.</w:t>
+              <w:t xml:space="preserve"> объявила, что взрыв произошел на востоке Турции. Из-за этого работу нефтепровода приостановили, на месте происшествия работают пожарные.</w:t>
             </w:r>
           </w:p>
         </w:tc>
@@ -8851,25 +7725,7 @@
                 <w:szCs w:val="20"/>
                 <w:lang w:val="ru-RU"/>
               </w:rPr>
-              <w:t xml:space="preserve">07.11.2022 г. (Нефтепровод «Газпром нефти» на </w:t>
-            </w:r>
-            <w:proofErr w:type="spellStart"/>
-            <w:r>
-              <w:rPr>
-                <w:sz w:val="18"/>
-                <w:szCs w:val="20"/>
-                <w:lang w:val="ru-RU"/>
-              </w:rPr>
-              <w:t>Еты</w:t>
-            </w:r>
-            <w:proofErr w:type="spellEnd"/>
-            <w:r>
-              <w:rPr>
-                <w:sz w:val="18"/>
-                <w:szCs w:val="20"/>
-                <w:lang w:val="ru-RU"/>
-              </w:rPr>
-              <w:t>-Пуровском месторождении нефти)</w:t>
+              <w:t>07.11.2022 г. (Нефтепровод «Газпром нефти» на Еты-Пуровском месторождении нефти)</w:t>
             </w:r>
           </w:p>
         </w:tc>
@@ -8934,117 +7790,12 @@
               </w:rPr>
               <w:t xml:space="preserve">На месторождении произошла разгерметизация трубопровода с последующим возгоранием. </w:t>
             </w:r>
-            <w:proofErr w:type="spellStart"/>
             <w:r>
               <w:rPr>
                 <w:sz w:val="18"/>
                 <w:szCs w:val="20"/>
               </w:rPr>
-              <w:t>При</w:t>
-            </w:r>
-            <w:proofErr w:type="spellEnd"/>
-            <w:r>
-              <w:rPr>
-                <w:sz w:val="18"/>
-                <w:szCs w:val="20"/>
-              </w:rPr>
-              <w:t xml:space="preserve"> </w:t>
-            </w:r>
-            <w:proofErr w:type="spellStart"/>
-            <w:r>
-              <w:rPr>
-                <w:sz w:val="18"/>
-                <w:szCs w:val="20"/>
-              </w:rPr>
-              <w:t>прорыве</w:t>
-            </w:r>
-            <w:proofErr w:type="spellEnd"/>
-            <w:r>
-              <w:rPr>
-                <w:sz w:val="18"/>
-                <w:szCs w:val="20"/>
-              </w:rPr>
-              <w:t xml:space="preserve"> </w:t>
-            </w:r>
-            <w:proofErr w:type="spellStart"/>
-            <w:r>
-              <w:rPr>
-                <w:sz w:val="18"/>
-                <w:szCs w:val="20"/>
-              </w:rPr>
-              <w:t>нефтепровода</w:t>
-            </w:r>
-            <w:proofErr w:type="spellEnd"/>
-            <w:r>
-              <w:rPr>
-                <w:sz w:val="18"/>
-                <w:szCs w:val="20"/>
-              </w:rPr>
-              <w:t xml:space="preserve">, </w:t>
-            </w:r>
-            <w:proofErr w:type="spellStart"/>
-            <w:r>
-              <w:rPr>
-                <w:sz w:val="18"/>
-                <w:szCs w:val="20"/>
-              </w:rPr>
-              <w:t>оператор</w:t>
-            </w:r>
-            <w:proofErr w:type="spellEnd"/>
-            <w:r>
-              <w:rPr>
-                <w:sz w:val="18"/>
-                <w:szCs w:val="20"/>
-              </w:rPr>
-              <w:t xml:space="preserve"> </w:t>
-            </w:r>
-            <w:proofErr w:type="spellStart"/>
-            <w:r>
-              <w:rPr>
-                <w:sz w:val="18"/>
-                <w:szCs w:val="20"/>
-              </w:rPr>
-              <w:t>остановил</w:t>
-            </w:r>
-            <w:proofErr w:type="spellEnd"/>
-            <w:r>
-              <w:rPr>
-                <w:sz w:val="18"/>
-                <w:szCs w:val="20"/>
-              </w:rPr>
-              <w:t xml:space="preserve"> </w:t>
-            </w:r>
-            <w:proofErr w:type="spellStart"/>
-            <w:r>
-              <w:rPr>
-                <w:sz w:val="18"/>
-                <w:szCs w:val="20"/>
-              </w:rPr>
-              <w:t>часть</w:t>
-            </w:r>
-            <w:proofErr w:type="spellEnd"/>
-            <w:r>
-              <w:rPr>
-                <w:sz w:val="18"/>
-                <w:szCs w:val="20"/>
-              </w:rPr>
-              <w:t xml:space="preserve"> </w:t>
-            </w:r>
-            <w:proofErr w:type="spellStart"/>
-            <w:r>
-              <w:rPr>
-                <w:sz w:val="18"/>
-                <w:szCs w:val="20"/>
-              </w:rPr>
-              <w:t>скважин</w:t>
-            </w:r>
-            <w:proofErr w:type="spellEnd"/>
-            <w:r>
-              <w:rPr>
-                <w:sz w:val="18"/>
-                <w:szCs w:val="20"/>
-              </w:rPr>
-              <w:t>.</w:t>
+              <w:t>При прорыве нефтепровода, оператор остановил часть скважин.</w:t>
             </w:r>
           </w:p>
         </w:tc>
@@ -9179,23 +7930,7 @@
                 <w:sz w:val="18"/>
                 <w:szCs w:val="20"/>
               </w:rPr>
-              <w:t>4.03.2023 г. (</w:t>
-            </w:r>
-            <w:proofErr w:type="spellStart"/>
-            <w:r>
-              <w:rPr>
-                <w:sz w:val="18"/>
-                <w:szCs w:val="20"/>
-              </w:rPr>
-              <w:t>Нигерия</w:t>
-            </w:r>
-            <w:proofErr w:type="spellEnd"/>
-            <w:r>
-              <w:rPr>
-                <w:sz w:val="18"/>
-                <w:szCs w:val="20"/>
-              </w:rPr>
-              <w:t>)</w:t>
+              <w:t>4.03.2023 г. (Нигерия)</w:t>
             </w:r>
           </w:p>
         </w:tc>
@@ -9259,25 +7994,7 @@
                 <w:szCs w:val="20"/>
                 <w:lang w:val="ru-RU"/>
               </w:rPr>
-              <w:t xml:space="preserve">Сильный пожар на месте ЧП долго не могли потушить. Пожар </w:t>
-            </w:r>
-            <w:proofErr w:type="spellStart"/>
-            <w:r>
-              <w:rPr>
-                <w:sz w:val="18"/>
-                <w:szCs w:val="20"/>
-                <w:lang w:val="ru-RU"/>
-              </w:rPr>
-              <w:t>произошел</w:t>
-            </w:r>
-            <w:proofErr w:type="spellEnd"/>
-            <w:r>
-              <w:rPr>
-                <w:sz w:val="18"/>
-                <w:szCs w:val="20"/>
-                <w:lang w:val="ru-RU"/>
-              </w:rPr>
-              <w:t xml:space="preserve"> на месте незаконной врезки в трубу при попытке похитить нефть.</w:t>
+              <w:t>Сильный пожар на месте ЧП долго не могли потушить. Пожар произошел на месте незаконной врезки в трубу при попытке похитить нефть.</w:t>
             </w:r>
           </w:p>
         </w:tc>
@@ -9332,37 +8049,12 @@
                 <w:szCs w:val="20"/>
               </w:rPr>
             </w:pPr>
-            <w:proofErr w:type="spellStart"/>
             <w:r>
               <w:rPr>
                 <w:sz w:val="18"/>
                 <w:szCs w:val="20"/>
               </w:rPr>
-              <w:t>Погибли</w:t>
-            </w:r>
-            <w:proofErr w:type="spellEnd"/>
-            <w:r>
-              <w:rPr>
-                <w:sz w:val="18"/>
-                <w:szCs w:val="20"/>
-              </w:rPr>
-              <w:t xml:space="preserve"> 15 </w:t>
-            </w:r>
-            <w:proofErr w:type="spellStart"/>
-            <w:r>
-              <w:rPr>
-                <w:sz w:val="18"/>
-                <w:szCs w:val="20"/>
-              </w:rPr>
-              <w:t>человек</w:t>
-            </w:r>
-            <w:proofErr w:type="spellEnd"/>
-            <w:r>
-              <w:rPr>
-                <w:sz w:val="18"/>
-                <w:szCs w:val="20"/>
-              </w:rPr>
-              <w:t>.</w:t>
+              <w:t>Погибли 15 человек.</w:t>
             </w:r>
           </w:p>
         </w:tc>
@@ -9463,65 +8155,22 @@
                 <w:szCs w:val="20"/>
               </w:rPr>
             </w:pPr>
-            <w:proofErr w:type="spellStart"/>
             <w:r>
               <w:rPr>
                 <w:sz w:val="18"/>
                 <w:szCs w:val="20"/>
               </w:rPr>
               <w:lastRenderedPageBreak/>
-              <w:t>Утечка</w:t>
+              <w:t xml:space="preserve">Утечка нефти </w:t>
             </w:r>
-            <w:proofErr w:type="spellEnd"/>
             <w:r>
               <w:rPr>
                 <w:sz w:val="18"/>
                 <w:szCs w:val="20"/>
               </w:rPr>
-              <w:t xml:space="preserve"> </w:t>
+              <w:lastRenderedPageBreak/>
+              <w:t>из трубопровода</w:t>
             </w:r>
-            <w:proofErr w:type="spellStart"/>
-            <w:r>
-              <w:rPr>
-                <w:sz w:val="18"/>
-                <w:szCs w:val="20"/>
-              </w:rPr>
-              <w:t>нефти</w:t>
-            </w:r>
-            <w:proofErr w:type="spellEnd"/>
-            <w:r>
-              <w:rPr>
-                <w:sz w:val="18"/>
-                <w:szCs w:val="20"/>
-              </w:rPr>
-              <w:t xml:space="preserve"> </w:t>
-            </w:r>
-            <w:proofErr w:type="spellStart"/>
-            <w:r>
-              <w:rPr>
-                <w:sz w:val="18"/>
-                <w:szCs w:val="20"/>
-              </w:rPr>
-              <w:lastRenderedPageBreak/>
-              <w:t>из</w:t>
-            </w:r>
-            <w:proofErr w:type="spellEnd"/>
-            <w:r>
-              <w:rPr>
-                <w:sz w:val="18"/>
-                <w:szCs w:val="20"/>
-              </w:rPr>
-              <w:t xml:space="preserve"> </w:t>
-            </w:r>
-            <w:proofErr w:type="spellStart"/>
-            <w:r>
-              <w:rPr>
-                <w:sz w:val="18"/>
-                <w:szCs w:val="20"/>
-              </w:rPr>
-              <w:t>трубопровода</w:t>
-            </w:r>
-            <w:proofErr w:type="spellEnd"/>
           </w:p>
         </w:tc>
         <w:tc>
@@ -9681,6 +8330,7 @@
                 <w:sz w:val="18"/>
                 <w:szCs w:val="20"/>
               </w:rPr>
+              <w:lastRenderedPageBreak/>
               <w:t>8</w:t>
             </w:r>
           </w:p>
@@ -9713,25 +8363,7 @@
                 <w:szCs w:val="20"/>
                 <w:lang w:val="ru-RU"/>
               </w:rPr>
-              <w:t>20.02.2024 г. (ООО "РИТЭК" ТПП "</w:t>
-            </w:r>
-            <w:proofErr w:type="spellStart"/>
-            <w:r>
-              <w:rPr>
-                <w:sz w:val="18"/>
-                <w:szCs w:val="20"/>
-                <w:lang w:val="ru-RU"/>
-              </w:rPr>
-              <w:t>Волгограднефтегаз</w:t>
-            </w:r>
-            <w:proofErr w:type="spellEnd"/>
-            <w:r>
-              <w:rPr>
-                <w:sz w:val="18"/>
-                <w:szCs w:val="20"/>
-                <w:lang w:val="ru-RU"/>
-              </w:rPr>
-              <w:t>")</w:t>
+              <w:t>20.02.2024 г. (ООО "РИТЭК" ТПП "Волгограднефтегаз")</w:t>
             </w:r>
           </w:p>
         </w:tc>
@@ -9756,63 +8388,13 @@
                 <w:szCs w:val="20"/>
               </w:rPr>
             </w:pPr>
-            <w:proofErr w:type="spellStart"/>
             <w:r>
               <w:rPr>
                 <w:sz w:val="18"/>
                 <w:szCs w:val="20"/>
               </w:rPr>
-              <w:t>Утечка</w:t>
+              <w:t>Утечка нефти из трубопровода</w:t>
             </w:r>
-            <w:proofErr w:type="spellEnd"/>
-            <w:r>
-              <w:rPr>
-                <w:sz w:val="18"/>
-                <w:szCs w:val="20"/>
-              </w:rPr>
-              <w:t xml:space="preserve"> </w:t>
-            </w:r>
-            <w:proofErr w:type="spellStart"/>
-            <w:r>
-              <w:rPr>
-                <w:sz w:val="18"/>
-                <w:szCs w:val="20"/>
-              </w:rPr>
-              <w:t>нефти</w:t>
-            </w:r>
-            <w:proofErr w:type="spellEnd"/>
-            <w:r>
-              <w:rPr>
-                <w:sz w:val="18"/>
-                <w:szCs w:val="20"/>
-              </w:rPr>
-              <w:t xml:space="preserve"> </w:t>
-            </w:r>
-            <w:proofErr w:type="spellStart"/>
-            <w:r>
-              <w:rPr>
-                <w:sz w:val="18"/>
-                <w:szCs w:val="20"/>
-              </w:rPr>
-              <w:t>из</w:t>
-            </w:r>
-            <w:proofErr w:type="spellEnd"/>
-            <w:r>
-              <w:rPr>
-                <w:sz w:val="18"/>
-                <w:szCs w:val="20"/>
-              </w:rPr>
-              <w:t xml:space="preserve"> </w:t>
-            </w:r>
-            <w:proofErr w:type="spellStart"/>
-            <w:r>
-              <w:rPr>
-                <w:sz w:val="18"/>
-                <w:szCs w:val="20"/>
-              </w:rPr>
-              <w:t>трубопровода</w:t>
-            </w:r>
-            <w:proofErr w:type="spellEnd"/>
           </w:p>
         </w:tc>
         <w:tc>
@@ -9843,43 +8425,7 @@
                 <w:szCs w:val="20"/>
                 <w:lang w:val="ru-RU"/>
               </w:rPr>
-              <w:t>ООО "РИТЭК" ТПП "</w:t>
-            </w:r>
-            <w:proofErr w:type="spellStart"/>
-            <w:r>
-              <w:rPr>
-                <w:sz w:val="18"/>
-                <w:szCs w:val="20"/>
-                <w:lang w:val="ru-RU"/>
-              </w:rPr>
-              <w:t>Волгограднефтегаз</w:t>
-            </w:r>
-            <w:proofErr w:type="spellEnd"/>
-            <w:r>
-              <w:rPr>
-                <w:sz w:val="18"/>
-                <w:szCs w:val="20"/>
-                <w:lang w:val="ru-RU"/>
-              </w:rPr>
-              <w:t xml:space="preserve">" сообщило разгерметизации действующего нефтепровода ЦДНГ №3 "Котовский", система промысловых трубопроводов </w:t>
-            </w:r>
-            <w:proofErr w:type="spellStart"/>
-            <w:r>
-              <w:rPr>
-                <w:sz w:val="18"/>
-                <w:szCs w:val="20"/>
-                <w:lang w:val="ru-RU"/>
-              </w:rPr>
-              <w:t>Антиповско-Балыклейского</w:t>
-            </w:r>
-            <w:proofErr w:type="spellEnd"/>
-            <w:r>
-              <w:rPr>
-                <w:sz w:val="18"/>
-                <w:szCs w:val="20"/>
-                <w:lang w:val="ru-RU"/>
-              </w:rPr>
-              <w:t xml:space="preserve"> месторождения Камышинского района Волгоградской области.</w:t>
+              <w:t>ООО "РИТЭК" ТПП "Волгограднефтегаз" сообщило разгерметизации действующего нефтепровода ЦДНГ №3 "Котовский", система промысловых трубопроводов Антиповско-Балыклейского месторождения Камышинского района Волгоградской области.</w:t>
             </w:r>
           </w:p>
         </w:tc>
@@ -9911,20 +8457,8 @@
                 <w:szCs w:val="20"/>
                 <w:lang w:val="ru-RU"/>
               </w:rPr>
-              <w:t xml:space="preserve">В ходе осмотра было зафиксировано загрязнение почвы нефтепродуктами, площадь составила более 800 </w:t>
+              <w:t>В ходе осмотра было зафиксировано загрязнение почвы нефтепродуктами, площадь составила более 800 кв.м</w:t>
             </w:r>
-            <w:proofErr w:type="spellStart"/>
-            <w:proofErr w:type="gramStart"/>
-            <w:r>
-              <w:rPr>
-                <w:sz w:val="18"/>
-                <w:szCs w:val="20"/>
-                <w:lang w:val="ru-RU"/>
-              </w:rPr>
-              <w:t>кв.м</w:t>
-            </w:r>
-            <w:proofErr w:type="spellEnd"/>
-            <w:proofErr w:type="gramEnd"/>
           </w:p>
         </w:tc>
         <w:tc>
@@ -10064,25 +8598,7 @@
                 <w:szCs w:val="20"/>
                 <w:lang w:val="ru-RU"/>
               </w:rPr>
-              <w:t xml:space="preserve">Разрыв </w:t>
-            </w:r>
-            <w:proofErr w:type="spellStart"/>
-            <w:r>
-              <w:rPr>
-                <w:sz w:val="18"/>
-                <w:szCs w:val="20"/>
-                <w:lang w:val="ru-RU"/>
-              </w:rPr>
-              <w:t>внутрипромыслового</w:t>
-            </w:r>
-            <w:proofErr w:type="spellEnd"/>
-            <w:r>
-              <w:rPr>
-                <w:sz w:val="18"/>
-                <w:szCs w:val="20"/>
-                <w:lang w:val="ru-RU"/>
-              </w:rPr>
-              <w:t xml:space="preserve"> нефтепровода</w:t>
+              <w:t>Разрыв внутрипромыслового нефтепровода</w:t>
             </w:r>
             <w:r>
               <w:rPr>
@@ -10122,79 +8638,7 @@
                 <w:szCs w:val="20"/>
                 <w:lang w:val="ru-RU"/>
               </w:rPr>
-              <w:t xml:space="preserve">8 февраля 2025 г. в ОДС ГУ МЧС России по Самарской области поступило сообщение об обнаружении разлива нефтесодержащей жидкости (эмульсия) из </w:t>
-            </w:r>
-            <w:proofErr w:type="spellStart"/>
-            <w:r>
-              <w:rPr>
-                <w:sz w:val="18"/>
-                <w:szCs w:val="20"/>
-                <w:lang w:val="ru-RU"/>
-              </w:rPr>
-              <w:t>внутрипромыслового</w:t>
-            </w:r>
-            <w:proofErr w:type="spellEnd"/>
-            <w:r>
-              <w:rPr>
-                <w:sz w:val="18"/>
-                <w:szCs w:val="20"/>
-                <w:lang w:val="ru-RU"/>
-              </w:rPr>
-              <w:t xml:space="preserve"> нефтепровода </w:t>
-            </w:r>
-            <w:proofErr w:type="spellStart"/>
-            <w:r>
-              <w:rPr>
-                <w:sz w:val="18"/>
-                <w:szCs w:val="20"/>
-                <w:lang w:val="ru-RU"/>
-              </w:rPr>
-              <w:t>Белозерско-Чубовского</w:t>
-            </w:r>
-            <w:proofErr w:type="spellEnd"/>
-            <w:r>
-              <w:rPr>
-                <w:sz w:val="18"/>
-                <w:szCs w:val="20"/>
-                <w:lang w:val="ru-RU"/>
-              </w:rPr>
-              <w:t xml:space="preserve"> месторождения в 1,3 км юго-восточнее </w:t>
-            </w:r>
-            <w:proofErr w:type="spellStart"/>
-            <w:r>
-              <w:rPr>
-                <w:sz w:val="18"/>
-                <w:szCs w:val="20"/>
-                <w:lang w:val="ru-RU"/>
-              </w:rPr>
-              <w:t>н.п</w:t>
-            </w:r>
-            <w:proofErr w:type="spellEnd"/>
-            <w:r>
-              <w:rPr>
-                <w:sz w:val="18"/>
-                <w:szCs w:val="20"/>
-                <w:lang w:val="ru-RU"/>
-              </w:rPr>
-              <w:t xml:space="preserve">. Красный Яр </w:t>
-            </w:r>
-            <w:proofErr w:type="spellStart"/>
-            <w:r>
-              <w:rPr>
-                <w:sz w:val="18"/>
-                <w:szCs w:val="20"/>
-                <w:lang w:val="ru-RU"/>
-              </w:rPr>
-              <w:t>м.р</w:t>
-            </w:r>
-            <w:proofErr w:type="spellEnd"/>
-            <w:r>
-              <w:rPr>
-                <w:sz w:val="18"/>
-                <w:szCs w:val="20"/>
-                <w:lang w:val="ru-RU"/>
-              </w:rPr>
-              <w:t>. Красноярский.</w:t>
+              <w:t>8 февраля 2025 г. в ОДС ГУ МЧС России по Самарской области поступило сообщение об обнаружении разлива нефтесодержащей жидкости (эмульсия) из внутрипромыслового нефтепровода Белозерско-Чубовского месторождения в 1,3 км юго-восточнее н.п. Красный Яр м.р. Красноярский.</w:t>
             </w:r>
           </w:p>
         </w:tc>
@@ -10381,21 +8825,7 @@
         <w:rPr>
           <w:lang w:val="ru-RU"/>
         </w:rPr>
-        <w:t xml:space="preserve">Анализ статистических данных по авариям для промышленных объектов РФ по Данным «информационного бюллетеня Ростехнадзора» показывает, что на объектах, аналогичных декларируемому, аварии происходят, главным образом, по причинам механического разрушения технологического оборудования из-за качества выполнения строительно-монтажных работ, а также негативного воздействия природных факторов (низкие температуры) и коррозионным воздействием обращающегося опасного вещества. Так же стоит </w:t>
-      </w:r>
-      <w:proofErr w:type="gramStart"/>
-      <w:r>
-        <w:rPr>
-          <w:lang w:val="ru-RU"/>
-        </w:rPr>
-        <w:t>отметить</w:t>
-      </w:r>
-      <w:proofErr w:type="gramEnd"/>
-      <w:r>
-        <w:rPr>
-          <w:lang w:val="ru-RU"/>
-        </w:rPr>
-        <w:t xml:space="preserve"> что в 2022-2025 гг. особую актуальность приобретают диверсии и теракты, в т.ч. с помощью беспилотных летательных аппаратов. Кроме того, самые опасные аварии с травмированием или гибелью персонала происходят, главным образом, из-за несоблюдения правил техники безопасности работниками и отсутствием должного контроля со стороны руководителей работ всех уровней.</w:t>
+        <w:t>Анализ статистических данных по авариям для промышленных объектов РФ по Данным «информационного бюллетеня Ростехнадзора» показывает, что на объектах, аналогичных декларируемому, аварии происходят, главным образом, по причинам механического разрушения технологического оборудования из-за качества выполнения строительно-монтажных работ, а также негативного воздействия природных факторов (низкие температуры) и коррозионным воздействием обращающегося опасного вещества. Так же стоит отметить что в 2022-2025 гг. особую актуальность приобретают диверсии и теракты, в т.ч. с помощью беспилотных летательных аппаратов. Кроме того, самые опасные аварии с травмированием или гибелью персонала происходят, главным образом, из-за несоблюдения правил техники безопасности работниками и отсутствием должного контроля со стороны руководителей работ всех уровней.</w:t>
       </w:r>
     </w:p>
     <w:p>
@@ -10470,21 +8900,12 @@
           <w:lang w:val="ru-RU"/>
         </w:rPr>
       </w:pPr>
-      <w:proofErr w:type="spellStart"/>
-      <w:r>
-        <w:rPr>
-          <w:szCs w:val="24"/>
-          <w:lang w:val="ru-RU"/>
-        </w:rPr>
-        <w:t>Обобщенные</w:t>
-      </w:r>
-      <w:proofErr w:type="spellEnd"/>
-      <w:r>
-        <w:rPr>
-          <w:szCs w:val="24"/>
-          <w:lang w:val="ru-RU"/>
-        </w:rPr>
-        <w:t xml:space="preserve"> причины аварий и несчастных случаев со смертельным исходом в 2023 году на объектах нефтегазодобывающей промышленности:</w:t>
+      <w:r>
+        <w:rPr>
+          <w:szCs w:val="24"/>
+          <w:lang w:val="ru-RU"/>
+        </w:rPr>
+        <w:t>Обобщенные причины аварий и несчастных случаев со смертельным исходом в 2023 году на объектах нефтегазодобывающей промышленности:</w:t>
       </w:r>
     </w:p>
     <w:p>
@@ -10751,23 +9172,7 @@
           <w:lang w:val="ru-RU"/>
         </w:rPr>
         <w:lastRenderedPageBreak/>
-        <w:t xml:space="preserve">- отсутствие актов </w:t>
-      </w:r>
-      <w:proofErr w:type="spellStart"/>
-      <w:r>
-        <w:rPr>
-          <w:szCs w:val="24"/>
-          <w:lang w:val="ru-RU"/>
-        </w:rPr>
-        <w:t>приемки</w:t>
-      </w:r>
-      <w:proofErr w:type="spellEnd"/>
-      <w:r>
-        <w:rPr>
-          <w:szCs w:val="24"/>
-          <w:lang w:val="ru-RU"/>
-        </w:rPr>
-        <w:t xml:space="preserve"> участков буровых работ и буровых установок в эксплуатацию;</w:t>
+        <w:t>- отсутствие актов приемки участков буровых работ и буровых установок в эксплуатацию;</w:t>
       </w:r>
     </w:p>
     <w:p>
@@ -10843,23 +9248,7 @@
           <w:szCs w:val="24"/>
           <w:lang w:val="ru-RU"/>
         </w:rPr>
-        <w:t xml:space="preserve">- отсутствие </w:t>
-      </w:r>
-      <w:proofErr w:type="spellStart"/>
-      <w:r>
-        <w:rPr>
-          <w:szCs w:val="24"/>
-          <w:lang w:val="ru-RU"/>
-        </w:rPr>
-        <w:t>учета</w:t>
-      </w:r>
-      <w:proofErr w:type="spellEnd"/>
-      <w:r>
-        <w:rPr>
-          <w:szCs w:val="24"/>
-          <w:lang w:val="ru-RU"/>
-        </w:rPr>
-        <w:t xml:space="preserve"> инцидентов, несвоевременная передача оперативных сообщений об авариях; </w:t>
+        <w:t xml:space="preserve">- отсутствие учета инцидентов, несвоевременная передача оперативных сообщений об авариях; </w:t>
       </w:r>
     </w:p>
     <w:p>
@@ -10878,23 +9267,7 @@
           <w:szCs w:val="24"/>
           <w:lang w:val="ru-RU"/>
         </w:rPr>
-        <w:t xml:space="preserve">- разработка технологических регламентов опасных производственных объектов без </w:t>
-      </w:r>
-      <w:proofErr w:type="spellStart"/>
-      <w:r>
-        <w:rPr>
-          <w:szCs w:val="24"/>
-          <w:lang w:val="ru-RU"/>
-        </w:rPr>
-        <w:t>учета</w:t>
-      </w:r>
-      <w:proofErr w:type="spellEnd"/>
-      <w:r>
-        <w:rPr>
-          <w:szCs w:val="24"/>
-          <w:lang w:val="ru-RU"/>
-        </w:rPr>
-        <w:t xml:space="preserve"> проектной документации, а также перечня параметров, определяющих опасность процессов и подлежащих дистанционному контролю;</w:t>
+        <w:t>- разработка технологических регламентов опасных производственных объектов без учета проектной документации, а также перечня параметров, определяющих опасность процессов и подлежащих дистанционному контролю;</w:t>
       </w:r>
     </w:p>
     <w:p>
@@ -11325,71 +9698,29 @@
         <w:rPr>
           <w:sz w:val="22"/>
         </w:rPr>
-        <w:t>- </w:t>
-      </w:r>
-      <w:proofErr w:type="spellStart"/>
+        <w:t>- протяженность и разветвленность системы трубопроводов, что оказывает влияние на время обнаружения и ликвидацию аварийной ситуации, способствует несанкционированному вмешательству посторонних лиц в работу трубопровода;</w:t>
+      </w:r>
+    </w:p>
+    <w:p>
+      <w:pPr>
+        <w:pStyle w:val="affc"/>
+      </w:pPr>
       <w:r>
         <w:rPr>
           <w:sz w:val="22"/>
         </w:rPr>
-        <w:t>протяженность</w:t>
-      </w:r>
-      <w:proofErr w:type="spellEnd"/>
+        <w:t>- прокладка трубопроводов подземным способом, вследствие чего трубопроводы и запорная арматура подвержены коррозии под воздействием почвы и блуждающих токов;</w:t>
+      </w:r>
+    </w:p>
+    <w:p>
+      <w:pPr>
+        <w:pStyle w:val="affc"/>
+      </w:pPr>
       <w:r>
         <w:rPr>
           <w:sz w:val="22"/>
         </w:rPr>
-        <w:t xml:space="preserve"> и </w:t>
-      </w:r>
-      <w:proofErr w:type="spellStart"/>
-      <w:r>
-        <w:rPr>
-          <w:sz w:val="22"/>
-        </w:rPr>
-        <w:t>разветвленность</w:t>
-      </w:r>
-      <w:proofErr w:type="spellEnd"/>
-      <w:r>
-        <w:rPr>
-          <w:sz w:val="22"/>
-        </w:rPr>
-        <w:t xml:space="preserve"> системы трубопроводов, что оказывает влияние на время обнаружения и ликвидацию аварийной ситуации, способствует несанкционированному вмешательству посторонних лиц в работу трубопровода;</w:t>
-      </w:r>
-    </w:p>
-    <w:p>
-      <w:pPr>
-        <w:pStyle w:val="affc"/>
-      </w:pPr>
-      <w:r>
-        <w:rPr>
-          <w:sz w:val="22"/>
-        </w:rPr>
-        <w:t>- прокладка трубопроводов подземным способом, вследствие чего трубопроводы и запорная арматура подвержены коррозии под воздействием почвы и блуждающих токов;</w:t>
-      </w:r>
-    </w:p>
-    <w:p>
-      <w:pPr>
-        <w:pStyle w:val="affc"/>
-      </w:pPr>
-      <w:r>
-        <w:rPr>
-          <w:sz w:val="22"/>
-        </w:rPr>
-        <w:t xml:space="preserve">- коррозионная активность транспортируемой среды </w:t>
-      </w:r>
-      <w:proofErr w:type="spellStart"/>
-      <w:r>
-        <w:rPr>
-          <w:sz w:val="22"/>
-        </w:rPr>
-        <w:t>создает</w:t>
-      </w:r>
-      <w:proofErr w:type="spellEnd"/>
-      <w:r>
-        <w:rPr>
-          <w:sz w:val="22"/>
-        </w:rPr>
-        <w:t xml:space="preserve"> дополнительную опасность разгерметизации трубопроводов.</w:t>
+        <w:t>- коррозионная активность транспортируемой среды создает дополнительную опасность разгерметизации трубопроводов.</w:t>
       </w:r>
     </w:p>
     <w:p>
@@ -11478,21 +9809,7 @@
         <w:rPr>
           <w:sz w:val="22"/>
         </w:rPr>
-        <w:t xml:space="preserve">Трубопроводные системы являются источником повышенной опасности из-за большого количества сварных и фланцевых соединений, запорной и регулирующей арматуры, осуществления операций по сбору и транспорту нефти под давлением. Процесс транспортирования нефти по трубопроводам относится к гидродинамическим процессам, характерной особенностью которых является их </w:t>
-      </w:r>
-      <w:proofErr w:type="spellStart"/>
-      <w:r>
-        <w:rPr>
-          <w:sz w:val="22"/>
-        </w:rPr>
-        <w:t>нестационарность</w:t>
-      </w:r>
-      <w:proofErr w:type="spellEnd"/>
-      <w:r>
-        <w:rPr>
-          <w:sz w:val="22"/>
-        </w:rPr>
-        <w:t>, возможность резких перепадов и пульсаций давления, что может привести к гидравлическим ударам в трубопроводной системе, вибрации. Изменения давления в трубопроводе, вибрации приводят к появлению и росту трещин, ухудшению механических свойств металла, усталостному разрушению.</w:t>
+        <w:t>Трубопроводные системы являются источником повышенной опасности из-за большого количества сварных и фланцевых соединений, запорной и регулирующей арматуры, осуществления операций по сбору и транспорту нефти под давлением. Процесс транспортирования нефти по трубопроводам относится к гидродинамическим процессам, характерной особенностью которых является их нестационарность, возможность резких перепадов и пульсаций давления, что может привести к гидравлическим ударам в трубопроводной системе, вибрации. Изменения давления в трубопроводе, вибрации приводят к появлению и росту трещин, ухудшению механических свойств металла, усталостному разрушению.</w:t>
       </w:r>
     </w:p>
     <w:p>
@@ -11538,19 +9855,22 @@
       <w:pPr>
         <w:pStyle w:val="affc"/>
       </w:pPr>
-      <w:proofErr w:type="spellStart"/>
       <w:r>
         <w:rPr>
           <w:sz w:val="22"/>
         </w:rPr>
-        <w:t>Надежность</w:t>
-      </w:r>
-      <w:proofErr w:type="spellEnd"/>
+        <w:t>Надежность трубопровода в процессе эксплуатации в значительной степени определяется качеством материалов и изделий, строительно-монтажных работ.</w:t>
+      </w:r>
+    </w:p>
+    <w:p>
+      <w:pPr>
+        <w:pStyle w:val="affc"/>
+      </w:pPr>
       <w:r>
         <w:rPr>
           <w:sz w:val="22"/>
         </w:rPr>
-        <w:t xml:space="preserve"> трубопровода в процессе эксплуатации в значительной степени определяется качеством материалов и изделий, строительно-монтажных работ.</w:t>
+        <w:t>Заводские дефекты труб (дефекты металла, стенки труб) и механические дефекты труб, полученных в ходе транспортировки и погрузочно-разгрузочных работ, могут явиться причиной раскрытия трубопровода при его эксплуатации.</w:t>
       </w:r>
     </w:p>
     <w:p>
@@ -11561,32 +9881,7 @@
         <w:rPr>
           <w:sz w:val="22"/>
         </w:rPr>
-        <w:t>Заводские дефекты труб (дефекты металла, стенки труб) и механические дефекты труб, полученных в ходе транспортировки и погрузочно-разгрузочных работ, могут явиться причиной раскрытия трубопровода при его эксплуатации.</w:t>
-      </w:r>
-    </w:p>
-    <w:p>
-      <w:pPr>
-        <w:pStyle w:val="affc"/>
-      </w:pPr>
-      <w:r>
-        <w:rPr>
-          <w:sz w:val="22"/>
-        </w:rPr>
-        <w:t xml:space="preserve">Наиболее опасными дефектами сварных швов являются подрезы, прожоги, трещины и </w:t>
-      </w:r>
-      <w:proofErr w:type="spellStart"/>
-      <w:r>
-        <w:rPr>
-          <w:sz w:val="22"/>
-        </w:rPr>
-        <w:t>непровары</w:t>
-      </w:r>
-      <w:proofErr w:type="spellEnd"/>
-      <w:r>
-        <w:rPr>
-          <w:sz w:val="22"/>
-        </w:rPr>
-        <w:t>, которые могут явиться причиной разрушения сварного соединения.</w:t>
+        <w:t>Наиболее опасными дефектами сварных швов являются подрезы, прожоги, трещины и непровары, которые могут явиться причиной разрушения сварного соединения.</w:t>
       </w:r>
     </w:p>
     <w:p>
@@ -11612,46 +9907,18 @@
         <w:rPr>
           <w:sz w:val="22"/>
         </w:rPr>
-        <w:t xml:space="preserve">Подземные трубопроводы могут подвергаться коррозии под воздействием почвы и блуждающих токов. Коррозия внутренних стенок трубопровода обусловлена содержанием в нефти механических примесей, воды, серы и </w:t>
-      </w:r>
-      <w:proofErr w:type="spellStart"/>
+        <w:t>Подземные трубопроводы могут подвергаться коррозии под воздействием почвы и блуждающих токов. Коррозия внутренних стенок трубопровода обусловлена содержанием в нефти механических примесей, воды, серы и ее соединений и др. Электрохимическая коррозия обусловлена взаимодействием металла трубы с агрессивными растворами грунта, вследствие чего в теле трубы могут образоваться местные каверны и сквозные отверстия. Электрическая коррозия возникает под действием на трубопровод блуждающих токов и вызывает электролиз металла.</w:t>
+      </w:r>
+    </w:p>
+    <w:p>
+      <w:pPr>
+        <w:pStyle w:val="affc"/>
+      </w:pPr>
       <w:r>
         <w:rPr>
           <w:sz w:val="22"/>
         </w:rPr>
-        <w:t>ее</w:t>
-      </w:r>
-      <w:proofErr w:type="spellEnd"/>
-      <w:r>
-        <w:rPr>
-          <w:sz w:val="22"/>
-        </w:rPr>
-        <w:t xml:space="preserve"> соединений и др. Электрохимическая коррозия обусловлена взаимодействием металла трубы с агрессивными растворами грунта, вследствие чего в теле трубы могут образоваться местные каверны и сквозные отверстия. Электрическая коррозия возникает под действием на трубопровод блуждающих токов и вызывает электролиз металла.</w:t>
-      </w:r>
-    </w:p>
-    <w:p>
-      <w:pPr>
-        <w:pStyle w:val="affc"/>
-      </w:pPr>
-      <w:r>
-        <w:rPr>
-          <w:sz w:val="22"/>
-        </w:rPr>
-        <w:t xml:space="preserve">Коррозионный процесс разрушения металла под изоляционным покрытием протекает очень медленно и для подземных трубопроводов не представляет практической опасности. В зоне отслаивания изоляционного покрытия </w:t>
-      </w:r>
-      <w:proofErr w:type="spellStart"/>
-      <w:r>
-        <w:rPr>
-          <w:sz w:val="22"/>
-        </w:rPr>
-        <w:t>корродирование</w:t>
-      </w:r>
-      <w:proofErr w:type="spellEnd"/>
-      <w:r>
-        <w:rPr>
-          <w:sz w:val="22"/>
-        </w:rPr>
-        <w:t xml:space="preserve"> металла протекает также слабо; наиболее сильно коррозия развивается в дефекте покрытия.</w:t>
+        <w:t>Коррозионный процесс разрушения металла под изоляционным покрытием протекает очень медленно и для подземных трубопроводов не представляет практической опасности. В зоне отслаивания изоляционного покрытия корродирование металла протекает также слабо; наиболее сильно коррозия развивается в дефекте покрытия.</w:t>
       </w:r>
     </w:p>
     <w:p>
@@ -11677,21 +9944,7 @@
         <w:rPr>
           <w:sz w:val="22"/>
         </w:rPr>
-        <w:t xml:space="preserve">Значительный температурный перепад (разность между температурами металла труб при укладке и в процессе эксплуатации) вызывает продольные напряжения в трубопроводе. Продольные усилия меняют условия работы материала трубы, находящегося в сложном напряженном состоянии, вызывают появление новых и рост старых трещин, снижают несущую способность трубопровода, приводят к продольным и поперечным перемещениям трубопровода относительно проектного положения и могут явиться причиной повреждения тела трубы или </w:t>
-      </w:r>
-      <w:proofErr w:type="spellStart"/>
-      <w:r>
-        <w:rPr>
-          <w:sz w:val="22"/>
-        </w:rPr>
-        <w:t>ее</w:t>
-      </w:r>
-      <w:proofErr w:type="spellEnd"/>
-      <w:r>
-        <w:rPr>
-          <w:sz w:val="22"/>
-        </w:rPr>
-        <w:t xml:space="preserve"> изоляции.</w:t>
+        <w:t>Значительный температурный перепад (разность между температурами металла труб при укладке и в процессе эксплуатации) вызывает продольные напряжения в трубопроводе. Продольные усилия меняют условия работы материала трубы, находящегося в сложном напряженном состоянии, вызывают появление новых и рост старых трещин, снижают несущую способность трубопровода, приводят к продольным и поперечным перемещениям трубопровода относительно проектного положения и могут явиться причиной повреждения тела трубы или ее изоляции.</w:t>
       </w:r>
     </w:p>
     <w:p>
@@ -11760,71 +10013,29 @@
         <w:rPr>
           <w:sz w:val="22"/>
         </w:rPr>
-        <w:t xml:space="preserve">К внешним воздействиям на подземные трубопроводы относят возможные нагрузки при производстве различных работ вблизи трубопровода, наезды </w:t>
-      </w:r>
-      <w:proofErr w:type="spellStart"/>
+        <w:t>К внешним воздействиям на подземные трубопроводы относят возможные нагрузки при производстве различных работ вблизи трубопровода, наезды тяжелого транспорта, оползни, землетрясения, взрывы и др., приводящие к образованию поверхностных вмятин, трещин, трещин во вмятинах, разрывов в сварных швах и по телу трубы.</w:t>
+      </w:r>
+    </w:p>
+    <w:p>
+      <w:pPr>
+        <w:pStyle w:val="affc"/>
+      </w:pPr>
       <w:r>
         <w:rPr>
           <w:sz w:val="22"/>
         </w:rPr>
-        <w:t>тяжелого</w:t>
-      </w:r>
-      <w:proofErr w:type="spellEnd"/>
+        <w:t>Наиболее распространены повреждения трубопроводов от наездов на них тяжелой техники в результате проведения ремонтных или строительных работ в непосредственной близости от действующего трубопровода. При этом дефектами на теле трубы являются трещины, вмятины или порывы.</w:t>
+      </w:r>
+    </w:p>
+    <w:p>
+      <w:pPr>
+        <w:pStyle w:val="affc"/>
+      </w:pPr>
       <w:r>
         <w:rPr>
           <w:sz w:val="22"/>
         </w:rPr>
-        <w:t xml:space="preserve"> транспорта, оползни, землетрясения, взрывы и др., приводящие к образованию поверхностных вмятин, трещин, трещин во вмятинах, разрывов в сварных швах и по телу трубы.</w:t>
-      </w:r>
-    </w:p>
-    <w:p>
-      <w:pPr>
-        <w:pStyle w:val="affc"/>
-      </w:pPr>
-      <w:r>
-        <w:rPr>
-          <w:sz w:val="22"/>
-        </w:rPr>
-        <w:t xml:space="preserve">Наиболее распространены повреждения трубопроводов от наездов на них </w:t>
-      </w:r>
-      <w:proofErr w:type="spellStart"/>
-      <w:r>
-        <w:rPr>
-          <w:sz w:val="22"/>
-        </w:rPr>
-        <w:t>тяжелой</w:t>
-      </w:r>
-      <w:proofErr w:type="spellEnd"/>
-      <w:r>
-        <w:rPr>
-          <w:sz w:val="22"/>
-        </w:rPr>
-        <w:t xml:space="preserve"> техники в результате проведения ремонтных или строительных работ в непосредственной близости от действующего трубопровода. При этом дефектами на теле трубы являются трещины, вмятины или порывы.</w:t>
-      </w:r>
-    </w:p>
-    <w:p>
-      <w:pPr>
-        <w:pStyle w:val="affc"/>
-      </w:pPr>
-      <w:r>
-        <w:rPr>
-          <w:sz w:val="22"/>
-        </w:rPr>
-        <w:t xml:space="preserve">Внешние воздействия природного характера также влияют на состояние трубопровода. Изменения при замерзании или оттаивании грунтов могут привести к неравномерной осадке грунта и, как следствие, изгибу трубопровода. Оползни, землетрясения и др. приводят к силовому воздействию на трубопроводы, увеличивая их напряженное состояние, и при </w:t>
-      </w:r>
-      <w:proofErr w:type="spellStart"/>
-      <w:r>
-        <w:rPr>
-          <w:sz w:val="22"/>
-        </w:rPr>
-        <w:t>определенных</w:t>
-      </w:r>
-      <w:proofErr w:type="spellEnd"/>
-      <w:r>
-        <w:rPr>
-          <w:sz w:val="22"/>
-        </w:rPr>
-        <w:t xml:space="preserve"> условиях вызывают разрушение труб в виде полного или частичного разрыва.</w:t>
+        <w:t>Внешние воздействия природного характера также влияют на состояние трубопровода. Изменения при замерзании или оттаивании грунтов могут привести к неравномерной осадке грунта и, как следствие, изгибу трубопровода. Оползни, землетрясения и др. приводят к силовому воздействию на трубопроводы, увеличивая их напряженное состояние, и при определенных условиях вызывают разрушение труб в виде полного или частичного разрыва.</w:t>
       </w:r>
     </w:p>
     <w:p>
@@ -12019,21 +10230,12 @@
         </w:rPr>
         <w:t>C</w:t>
       </w:r>
-      <w:proofErr w:type="spellStart"/>
-      <w:r>
-        <w:rPr>
-          <w:szCs w:val="24"/>
-          <w:lang w:val="ru-RU" w:eastAsia="ru-RU"/>
-        </w:rPr>
-        <w:t>ледует</w:t>
-      </w:r>
-      <w:proofErr w:type="spellEnd"/>
-      <w:r>
-        <w:rPr>
-          <w:szCs w:val="24"/>
-          <w:lang w:val="ru-RU" w:eastAsia="ru-RU"/>
-        </w:rPr>
-        <w:t xml:space="preserve"> также добавить факторы, рекомендуемые к рассмотрению Руководством по безопасности "Методика моделирования распространения аварийных выбросов опасных веществ" такие как:</w:t>
+      <w:r>
+        <w:rPr>
+          <w:szCs w:val="24"/>
+          <w:lang w:val="ru-RU" w:eastAsia="ru-RU"/>
+        </w:rPr>
+        <w:t>ледует также добавить факторы, рекомендуемые к рассмотрению Руководством по безопасности "Методика моделирования распространения аварийных выбросов опасных веществ" такие как:</w:t>
       </w:r>
     </w:p>
     <w:p>
@@ -12802,21 +11004,7 @@
         <w:rPr>
           <w:sz w:val="22"/>
         </w:rPr>
-        <w:t xml:space="preserve">, </w:t>
-      </w:r>
-      <w:proofErr w:type="spellStart"/>
-      <w:r>
-        <w:rPr>
-          <w:sz w:val="22"/>
-        </w:rPr>
-        <w:t>утвержденному</w:t>
-      </w:r>
-      <w:proofErr w:type="spellEnd"/>
-      <w:r>
-        <w:rPr>
-          <w:sz w:val="22"/>
-        </w:rPr>
-        <w:t xml:space="preserve"> </w:t>
+        <w:t xml:space="preserve">, утвержденному </w:t>
       </w:r>
       <w:r>
         <w:rPr>
@@ -12926,89 +11114,9 @@
           <w:lang w:val="ru-RU" w:eastAsia="ru-RU"/>
         </w:rPr>
         <w:lastRenderedPageBreak/>
-        <w:t xml:space="preserve">Обоснование применяемых физико-математических моделей и методов </w:t>
-      </w:r>
-      <w:proofErr w:type="spellStart"/>
-      <w:r>
-        <w:rPr>
-          <w:rFonts w:ascii="Times New Roman" w:eastAsia="Times New Roman" w:hAnsi="Times New Roman" w:cs="Times New Roman"/>
-          <w:szCs w:val="24"/>
-          <w:lang w:val="ru-RU" w:eastAsia="ru-RU"/>
-        </w:rPr>
-        <w:t>расчета</w:t>
-      </w:r>
-      <w:proofErr w:type="spellEnd"/>
-      <w:r>
-        <w:rPr>
-          <w:rFonts w:ascii="Times New Roman" w:eastAsia="Times New Roman" w:hAnsi="Times New Roman" w:cs="Times New Roman"/>
-          <w:szCs w:val="24"/>
-          <w:lang w:val="ru-RU" w:eastAsia="ru-RU"/>
-        </w:rPr>
-        <w:t xml:space="preserve"> с оценкой влияния исходных данных на результаты анализа риска аварии</w:t>
+        <w:t>Обоснование применяемых физико-математических моделей и методов расчета с оценкой влияния исходных данных на результаты анализа риска аварии</w:t>
       </w:r>
       <w:bookmarkEnd w:id="57"/>
-    </w:p>
-    <w:p>
-      <w:pPr>
-        <w:rPr>
-          <w:lang w:val="ru-RU"/>
-        </w:rPr>
-      </w:pPr>
-      <w:r>
-        <w:rPr>
-          <w:lang w:val="ru-RU"/>
-        </w:rPr>
-        <w:t>{{</w:t>
-      </w:r>
-      <w:r>
-        <w:t>COMPONENT</w:t>
-      </w:r>
-      <w:r>
-        <w:rPr>
-          <w:lang w:val="ru-RU"/>
-        </w:rPr>
-        <w:t>_</w:t>
-      </w:r>
-      <w:r>
-        <w:t>INPUTS</w:t>
-      </w:r>
-      <w:r>
-        <w:rPr>
-          <w:lang w:val="ru-RU"/>
-        </w:rPr>
-        <w:t>_</w:t>
-      </w:r>
-      <w:r>
-        <w:t>ASSUMPTIONS</w:t>
-      </w:r>
-      <w:r>
-        <w:rPr>
-          <w:lang w:val="ru-RU"/>
-        </w:rPr>
-        <w:t>_</w:t>
-      </w:r>
-      <w:r>
-        <w:t>SECTION</w:t>
-      </w:r>
-      <w:r>
-        <w:rPr>
-          <w:lang w:val="ru-RU"/>
-        </w:rPr>
-        <w:t>}}</w:t>
-      </w:r>
-    </w:p>
-    <w:p>
-      <w:pPr>
-        <w:spacing w:after="0" w:line="360" w:lineRule="auto"/>
-        <w:ind w:firstLine="680"/>
-        <w:jc w:val="both"/>
-        <w:rPr>
-          <w:sz w:val="24"/>
-          <w:szCs w:val="24"/>
-          <w:lang w:val="ru-RU" w:eastAsia="ru-RU"/>
-        </w:rPr>
-      </w:pPr>
-      <w:bookmarkStart w:id="58" w:name="_Hlk203207763"/>
     </w:p>
     <w:p>
       <w:pPr>
@@ -13021,6 +11129,7 @@
           <w:lang w:val="ru-RU" w:eastAsia="ru-RU"/>
         </w:rPr>
       </w:pPr>
+      <w:bookmarkStart w:id="58" w:name="_Hlk203207763"/>
       <w:r>
         <w:rPr>
           <w:szCs w:val="24"/>
@@ -13064,23 +11173,7 @@
           <w:szCs w:val="24"/>
           <w:lang w:val="ru-RU" w:eastAsia="ru-RU"/>
         </w:rPr>
-        <w:t xml:space="preserve">Методика определения </w:t>
-      </w:r>
-      <w:proofErr w:type="spellStart"/>
-      <w:r>
-        <w:rPr>
-          <w:szCs w:val="24"/>
-          <w:lang w:val="ru-RU" w:eastAsia="ru-RU"/>
-        </w:rPr>
-        <w:t>расчетных</w:t>
-      </w:r>
-      <w:proofErr w:type="spellEnd"/>
-      <w:r>
-        <w:rPr>
-          <w:szCs w:val="24"/>
-          <w:lang w:val="ru-RU" w:eastAsia="ru-RU"/>
-        </w:rPr>
-        <w:t xml:space="preserve"> величин пожарного риска на производственных объектах. Утверждена приказом МЧС РФ от 26.06.2024 № 533, зарегистрировано в Минюсте от 17.08.2009 г. № 14541 (Приложение 3. Раздел VI)</w:t>
+        <w:t>Методика определения расчетных величин пожарного риска на производственных объектах. Утверждена приказом МЧС РФ от 26.06.2024 № 533, зарегистрировано в Минюсте от 17.08.2009 г. № 14541 (Приложение 3. Раздел VI)</w:t>
       </w:r>
     </w:p>
     <w:p>
@@ -13182,23 +11275,7 @@
           <w:szCs w:val="24"/>
           <w:lang w:val="ru-RU" w:eastAsia="ru-RU"/>
         </w:rPr>
-        <w:t xml:space="preserve">Сборник методик по прогнозированию возможных аварий, катастроф, стихийных бедствий в PC ЧС. (книга 1-2). Методика оценки последствий аварий на </w:t>
-      </w:r>
-      <w:proofErr w:type="spellStart"/>
-      <w:r>
-        <w:rPr>
-          <w:szCs w:val="24"/>
-          <w:lang w:val="ru-RU" w:eastAsia="ru-RU"/>
-        </w:rPr>
-        <w:t>пожаровзрывоопасных</w:t>
-      </w:r>
-      <w:proofErr w:type="spellEnd"/>
-      <w:r>
-        <w:rPr>
-          <w:szCs w:val="24"/>
-          <w:lang w:val="ru-RU" w:eastAsia="ru-RU"/>
-        </w:rPr>
-        <w:t xml:space="preserve"> объектах. Министерство по делам ГО и ЧС, и ликвидации последствий стихийных бедствий. 1994г</w:t>
+        <w:t>Сборник методик по прогнозированию возможных аварий, катастроф, стихийных бедствий в PC ЧС. (книга 1-2). Методика оценки последствий аварий на пожаровзрывоопасных объектах. Министерство по делам ГО и ЧС, и ликвидации последствий стихийных бедствий. 1994г</w:t>
       </w:r>
     </w:p>
     <w:p>
@@ -13236,23 +11313,7 @@
           <w:szCs w:val="24"/>
           <w:lang w:val="ru-RU" w:eastAsia="ru-RU"/>
         </w:rPr>
-        <w:t xml:space="preserve">Методика определения </w:t>
-      </w:r>
-      <w:proofErr w:type="spellStart"/>
-      <w:r>
-        <w:rPr>
-          <w:szCs w:val="24"/>
-          <w:lang w:val="ru-RU" w:eastAsia="ru-RU"/>
-        </w:rPr>
-        <w:t>расчетных</w:t>
-      </w:r>
-      <w:proofErr w:type="spellEnd"/>
-      <w:r>
-        <w:rPr>
-          <w:szCs w:val="24"/>
-          <w:lang w:val="ru-RU" w:eastAsia="ru-RU"/>
-        </w:rPr>
-        <w:t xml:space="preserve"> величин пожарного риска на производственных объектах. Утверждена приказом МЧС РФ от 26.06.2024 № 533, зарегистрировано в Минюсте от 17.08.2009 г. № 14541 (Приложение 4)</w:t>
+        <w:t>Методика определения расчетных величин пожарного риска на производственных объектах. Утверждена приказом МЧС РФ от 26.06.2024 № 533, зарегистрировано в Минюсте от 17.08.2009 г. № 14541 (Приложение 4)</w:t>
       </w:r>
     </w:p>
     <w:p>
@@ -13424,23 +11485,7 @@
           <w:szCs w:val="24"/>
           <w:lang w:val="ru-RU"/>
         </w:rPr>
-        <w:t xml:space="preserve">Методика определения </w:t>
-      </w:r>
-      <w:proofErr w:type="spellStart"/>
-      <w:r>
-        <w:rPr>
-          <w:szCs w:val="24"/>
-          <w:lang w:val="ru-RU"/>
-        </w:rPr>
-        <w:t>расчетных</w:t>
-      </w:r>
-      <w:proofErr w:type="spellEnd"/>
-      <w:r>
-        <w:rPr>
-          <w:szCs w:val="24"/>
-          <w:lang w:val="ru-RU"/>
-        </w:rPr>
-        <w:t xml:space="preserve"> величин пожарного риска на производственных объектах. Утверждена приказом МЧС РФ от 26 июня 2024 г. № 533 (Приложение 3. Раздел </w:t>
+        <w:t xml:space="preserve">Методика определения расчетных величин пожарного риска на производственных объектах. Утверждена приказом МЧС РФ от 26 июня 2024 г. № 533 (Приложение 3. Раздел </w:t>
       </w:r>
       <w:r>
         <w:rPr>
@@ -13474,7 +11519,6 @@
           <w:szCs w:val="24"/>
           <w:lang w:val="ru-RU"/>
         </w:rPr>
-        <w:lastRenderedPageBreak/>
         <w:t>Руководство по безопасности «Методика оценки последствий аварийных взрывов топливно-воздушных смесей» (утв. приказом Ростехнадзора от 28.11.2022 г. №412)</w:t>
       </w:r>
       <w:bookmarkEnd w:id="59"/>
@@ -13508,23 +11552,8 @@
           <w:szCs w:val="24"/>
           <w:lang w:val="ru-RU" w:eastAsia="ru-RU"/>
         </w:rPr>
-        <w:t xml:space="preserve">При </w:t>
-      </w:r>
-      <w:proofErr w:type="spellStart"/>
-      <w:r>
-        <w:rPr>
-          <w:szCs w:val="24"/>
-          <w:lang w:val="ru-RU" w:eastAsia="ru-RU"/>
-        </w:rPr>
-        <w:t>расчетах</w:t>
-      </w:r>
-      <w:proofErr w:type="spellEnd"/>
-      <w:r>
-        <w:rPr>
-          <w:szCs w:val="24"/>
-          <w:lang w:val="ru-RU" w:eastAsia="ru-RU"/>
-        </w:rPr>
-        <w:t xml:space="preserve"> по указанным выше методикам использовали следующие предположения и допущения:</w:t>
+        <w:lastRenderedPageBreak/>
+        <w:t>При расчетах по указанным выше методикам использовали следующие предположения и допущения:</w:t>
       </w:r>
     </w:p>
     <w:p>
@@ -13621,23 +11650,7 @@
           <w:szCs w:val="24"/>
           <w:lang w:val="ru-RU" w:eastAsia="ru-RU"/>
         </w:rPr>
-        <w:t xml:space="preserve">4. Время отключения оборудования принято не более 300 с, время истечения из оборудования равно времени реагирования аварийно-спасательных формирований, но не более 3600 с (время испарения принимается по времени оповещения пожарной части, прибытия и развёртывания пожарного караула. Данное допущение принято согласно п.13 "Методики определения </w:t>
-      </w:r>
-      <w:proofErr w:type="spellStart"/>
-      <w:r>
-        <w:rPr>
-          <w:szCs w:val="24"/>
-          <w:lang w:val="ru-RU" w:eastAsia="ru-RU"/>
-        </w:rPr>
-        <w:t>расчетных</w:t>
-      </w:r>
-      <w:proofErr w:type="spellEnd"/>
-      <w:r>
-        <w:rPr>
-          <w:szCs w:val="24"/>
-          <w:lang w:val="ru-RU" w:eastAsia="ru-RU"/>
-        </w:rPr>
-        <w:t xml:space="preserve"> величин пожарного риска на производственных объектах" (утв. приказом МЧС России от 26 июня 2024 г. N 533), т.к. основе анализа пожарной опасности объекта оперативное прибытие пожарной части входит в комплекс дополнительных мероприятий, повышающих безопасность опасного производственного объекта);</w:t>
+        <w:t>4. Время отключения оборудования принято не более 300 с, время истечения из оборудования равно времени реагирования аварийно-спасательных формирований, но не более 3600 с (время испарения принимается по времени оповещения пожарной части, прибытия и развёртывания пожарного караула. Данное допущение принято согласно п.13 "Методики определения расчетных величин пожарного риска на производственных объектах" (утв. приказом МЧС России от 26 июня 2024 г. N 533), т.к. основе анализа пожарной опасности объекта оперативное прибытие пожарной части входит в комплекс дополнительных мероприятий, повышающих безопасность опасного производственного объекта);</w:t>
       </w:r>
     </w:p>
     <w:p>
@@ -13796,23 +11809,7 @@
           <w:szCs w:val="24"/>
           <w:lang w:val="ru-RU" w:eastAsia="ru-RU"/>
         </w:rPr>
-        <w:t xml:space="preserve">согласно Методике определения </w:t>
-      </w:r>
-      <w:proofErr w:type="spellStart"/>
-      <w:r>
-        <w:rPr>
-          <w:szCs w:val="24"/>
-          <w:lang w:val="ru-RU" w:eastAsia="ru-RU"/>
-        </w:rPr>
-        <w:t>расчетных</w:t>
-      </w:r>
-      <w:proofErr w:type="spellEnd"/>
-      <w:r>
-        <w:rPr>
-          <w:szCs w:val="24"/>
-          <w:lang w:val="ru-RU" w:eastAsia="ru-RU"/>
-        </w:rPr>
-        <w:t xml:space="preserve"> величин пожарного риска на производственных объектах. Утверждена приказом МЧС РФ от 26.06.2024 № 533, зарегистрировано в Минюсте от 17.08.2009 г. № 14541</w:t>
+        <w:t>согласно Методике определения расчетных величин пожарного риска на производственных объектах. Утверждена приказом МЧС РФ от 26.06.2024 № 533, зарегистрировано в Минюсте от 17.08.2009 г. № 14541</w:t>
       </w:r>
       <w:r>
         <w:rPr>
@@ -13838,23 +11835,7 @@
           <w:szCs w:val="24"/>
           <w:lang w:val="ru-RU" w:eastAsia="ru-RU"/>
         </w:rPr>
-        <w:t xml:space="preserve">13. Паровоздушная смесь в не </w:t>
-      </w:r>
-      <w:proofErr w:type="spellStart"/>
-      <w:r>
-        <w:rPr>
-          <w:szCs w:val="24"/>
-          <w:lang w:val="ru-RU" w:eastAsia="ru-RU"/>
-        </w:rPr>
-        <w:t>загроможденном</w:t>
-      </w:r>
-      <w:proofErr w:type="spellEnd"/>
-      <w:r>
-        <w:rPr>
-          <w:szCs w:val="24"/>
-          <w:lang w:val="ru-RU" w:eastAsia="ru-RU"/>
-        </w:rPr>
-        <w:t xml:space="preserve"> технологическим оборудованием пространстве и его зажигании относительно слабым источником (искрой) сгорание этой смеси происходит с небольшими видимыми скоростями пламени. В этом случае реализуется пожар-вспышка, при котором зона поражения высокотемпературными продуктами сгорания паровоздушной смеси практически совпадает с максимальным размером облака продуктов сгорания (поражаются в основном объекты, попадающие в это облако) (п.Б.2 ГОСТ Р 12.3.047-2012).</w:t>
+        <w:t>13. Паровоздушная смесь в не загроможденном технологическим оборудованием пространстве и его зажигании относительно слабым источником (искрой) сгорание этой смеси происходит с небольшими видимыми скоростями пламени. В этом случае реализуется пожар-вспышка, при котором зона поражения высокотемпературными продуктами сгорания паровоздушной смеси практически совпадает с максимальным размером облака продуктов сгорания (поражаются в основном объекты, попадающие в это облако) (п.Б.2 ГОСТ Р 12.3.047-2012).</w:t>
       </w:r>
     </w:p>
     <w:p>
@@ -13885,7 +11866,6 @@
           <w:szCs w:val="24"/>
           <w:lang w:val="ru-RU" w:eastAsia="ru-RU"/>
         </w:rPr>
-        <w:lastRenderedPageBreak/>
         <w:t>Оценка количества опасных веществ, участвующих в аварии и в создании поражающих факторов</w:t>
       </w:r>
       <w:bookmarkEnd w:id="61"/>
@@ -13932,7 +11912,15 @@
           <w:szCs w:val="24"/>
           <w:lang w:val="ru-RU" w:eastAsia="ru-RU"/>
         </w:rPr>
-        <w:t>. Итоговая оценка разработки этого раздела анализа безопасности представлена двумя показателями – количеством опасного вещества, участвующего в аварии, и количеством опасного вещества, создающим поражающие факторы.</w:t>
+        <w:t xml:space="preserve">. Итоговая оценка </w:t>
+      </w:r>
+      <w:r>
+        <w:rPr>
+          <w:szCs w:val="24"/>
+          <w:lang w:val="ru-RU" w:eastAsia="ru-RU"/>
+        </w:rPr>
+        <w:lastRenderedPageBreak/>
+        <w:t>разработки этого раздела анализа безопасности представлена двумя показателями – количеством опасного вещества, участвующего в аварии, и количеством опасного вещества, создающим поражающие факторы.</w:t>
       </w:r>
     </w:p>
     <w:p>
@@ -13941,9 +11929,7 @@
         <w:ind w:firstLine="680"/>
         <w:jc w:val="both"/>
         <w:rPr>
-          <w:sz w:val="24"/>
-          <w:szCs w:val="24"/>
-          <w:lang w:val="ru-RU" w:eastAsia="ru-RU"/>
+          <w:lang w:val="ru-RU"/>
         </w:rPr>
       </w:pPr>
       <w:r>
@@ -13953,6 +11939,9 @@
         <w:t xml:space="preserve">Оценка количества опасных веществ, участвующих в аварии и в создании поражающих факторов, представлена в таблице ниже (Таблица </w:t>
       </w:r>
       <w:r>
+        <w:rPr>
+          <w:lang w:val="ru-RU"/>
+        </w:rPr>
         <w:fldChar w:fldCharType="begin"/>
       </w:r>
       <w:r>
@@ -13962,6 +11951,9 @@
         <w:instrText xml:space="preserve"> </w:instrText>
       </w:r>
       <w:r>
+        <w:rPr>
+          <w:lang w:val="ru-RU"/>
+        </w:rPr>
         <w:instrText>REF</w:instrText>
       </w:r>
       <w:r>
@@ -13971,6 +11963,9 @@
         <w:instrText xml:space="preserve"> _</w:instrText>
       </w:r>
       <w:r>
+        <w:rPr>
+          <w:lang w:val="ru-RU"/>
+        </w:rPr>
         <w:instrText>Ref</w:instrText>
       </w:r>
       <w:r>
@@ -13980,6 +11975,9 @@
         <w:instrText>220853537 \</w:instrText>
       </w:r>
       <w:r>
+        <w:rPr>
+          <w:lang w:val="ru-RU"/>
+        </w:rPr>
         <w:instrText>h</w:instrText>
       </w:r>
       <w:r>
@@ -13989,16 +11987,32 @@
         <w:instrText xml:space="preserve"> </w:instrText>
       </w:r>
       <w:r>
+        <w:rPr>
+          <w:lang w:val="ru-RU"/>
+        </w:rPr>
+      </w:r>
+      <w:r>
+        <w:rPr>
+          <w:lang w:val="ru-RU"/>
+        </w:rPr>
+        <w:instrText xml:space="preserve"> \* MERGEFORMAT </w:instrText>
+      </w:r>
+      <w:r>
+        <w:rPr>
+          <w:lang w:val="ru-RU"/>
+        </w:rPr>
         <w:fldChar w:fldCharType="separate"/>
       </w:r>
       <w:r>
         <w:rPr>
-          <w:noProof/>
           <w:lang w:val="ru-RU"/>
         </w:rPr>
         <w:t>7</w:t>
       </w:r>
       <w:r>
+        <w:rPr>
+          <w:lang w:val="ru-RU"/>
+        </w:rPr>
         <w:fldChar w:fldCharType="end"/>
       </w:r>
       <w:r>
@@ -14010,14 +12024,21 @@
     </w:p>
     <w:p>
       <w:pPr>
-        <w:pStyle w:val="af6"/>
-        <w:keepNext/>
-        <w:spacing w:before="120" w:after="60" w:line="360" w:lineRule="auto"/>
+        <w:spacing w:after="0"/>
         <w:ind w:firstLine="680"/>
-        <w:rPr>
-          <w:sz w:val="24"/>
-          <w:szCs w:val="24"/>
-          <w:lang w:val="ru-RU" w:eastAsia="ru-RU"/>
+        <w:jc w:val="both"/>
+        <w:rPr>
+          <w:lang w:val="ru-RU"/>
+        </w:rPr>
+      </w:pPr>
+    </w:p>
+    <w:p>
+      <w:pPr>
+        <w:spacing w:after="0"/>
+        <w:ind w:firstLine="680"/>
+        <w:jc w:val="both"/>
+        <w:rPr>
+          <w:lang w:val="ru-RU"/>
         </w:rPr>
       </w:pPr>
       <w:r>
@@ -14028,6 +12049,9 @@
       </w:r>
       <w:bookmarkStart w:id="62" w:name="_Ref220853537"/>
       <w:r>
+        <w:rPr>
+          <w:lang w:val="ru-RU"/>
+        </w:rPr>
         <w:fldChar w:fldCharType="begin"/>
       </w:r>
       <w:r>
@@ -14037,6 +12061,9 @@
         <w:instrText xml:space="preserve"> </w:instrText>
       </w:r>
       <w:r>
+        <w:rPr>
+          <w:lang w:val="ru-RU"/>
+        </w:rPr>
         <w:instrText>SEQ</w:instrText>
       </w:r>
       <w:r>
@@ -14046,6 +12073,9 @@
         <w:instrText xml:space="preserve"> Таблица \* </w:instrText>
       </w:r>
       <w:r>
+        <w:rPr>
+          <w:lang w:val="ru-RU"/>
+        </w:rPr>
         <w:instrText>ARABIC</w:instrText>
       </w:r>
       <w:r>
@@ -14055,16 +12085,21 @@
         <w:instrText xml:space="preserve"> </w:instrText>
       </w:r>
       <w:r>
+        <w:rPr>
+          <w:lang w:val="ru-RU"/>
+        </w:rPr>
         <w:fldChar w:fldCharType="separate"/>
       </w:r>
       <w:r>
         <w:rPr>
-          <w:noProof/>
           <w:lang w:val="ru-RU"/>
         </w:rPr>
         <w:t>7</w:t>
       </w:r>
       <w:r>
+        <w:rPr>
+          <w:lang w:val="ru-RU"/>
+        </w:rPr>
         <w:fldChar w:fldCharType="end"/>
       </w:r>
       <w:bookmarkEnd w:id="62"/>
@@ -14130,7 +12165,6 @@
         </w:rPr>
       </w:pPr>
       <w:bookmarkStart w:id="63" w:name="_Toc240119245"/>
-      <w:proofErr w:type="spellStart"/>
       <w:r>
         <w:rPr>
           <w:rFonts w:ascii="Times New Roman" w:eastAsia="Times New Roman" w:hAnsi="Times New Roman" w:cs="Times New Roman"/>
@@ -14146,16 +12180,7 @@
           <w:szCs w:val="24"/>
           <w:lang w:val="ru-RU" w:eastAsia="ru-RU"/>
         </w:rPr>
-        <w:t>асчет</w:t>
-      </w:r>
-      <w:proofErr w:type="spellEnd"/>
-      <w:r>
-        <w:rPr>
-          <w:rFonts w:ascii="Times New Roman" w:eastAsia="Times New Roman" w:hAnsi="Times New Roman" w:cs="Times New Roman"/>
-          <w:szCs w:val="24"/>
-          <w:lang w:val="ru-RU" w:eastAsia="ru-RU"/>
-        </w:rPr>
-        <w:t xml:space="preserve"> вероятных зон действия поражающих факторов</w:t>
+        <w:t>асчет вероятных зон действия поражающих факторов</w:t>
       </w:r>
       <w:bookmarkEnd w:id="63"/>
     </w:p>
@@ -14182,19 +12207,11 @@
           <w:lang w:val="ru-RU" w:eastAsia="ru-RU"/>
         </w:rPr>
       </w:pPr>
-      <w:proofErr w:type="spellStart"/>
-      <w:r>
-        <w:rPr>
-          <w:lang w:val="ru-RU"/>
-        </w:rPr>
-        <w:t>Расчеты</w:t>
-      </w:r>
-      <w:proofErr w:type="spellEnd"/>
-      <w:r>
-        <w:rPr>
-          <w:lang w:val="ru-RU"/>
-        </w:rPr>
-        <w:t xml:space="preserve"> вероятных зон действия поражающих факторов, представлены в таблице ниже (Таблица </w:t>
+      <w:r>
+        <w:rPr>
+          <w:lang w:val="ru-RU"/>
+        </w:rPr>
+        <w:t xml:space="preserve">Расчеты вероятных зон действия поражающих факторов, представлены в таблице ниже (Таблица </w:t>
       </w:r>
       <w:r>
         <w:fldChar w:fldCharType="begin"/>
@@ -14316,21 +12333,7 @@
         <w:rPr>
           <w:lang w:val="ru-RU"/>
         </w:rPr>
-        <w:t xml:space="preserve"> – </w:t>
-      </w:r>
-      <w:proofErr w:type="spellStart"/>
-      <w:r>
-        <w:rPr>
-          <w:lang w:val="ru-RU"/>
-        </w:rPr>
-        <w:t>Расчет</w:t>
-      </w:r>
-      <w:proofErr w:type="spellEnd"/>
-      <w:r>
-        <w:rPr>
-          <w:lang w:val="ru-RU"/>
-        </w:rPr>
-        <w:t xml:space="preserve"> вероятных зон действия поражающих факторов</w:t>
+        <w:t xml:space="preserve"> – Расчет вероятных зон действия поражающих факторов</w:t>
       </w:r>
     </w:p>
     <w:p>
@@ -14351,15 +12354,6 @@
         </w:rPr>
         <w:t>{{IMPACT_ZONES_SECTION}}</w:t>
       </w:r>
-    </w:p>
-    <w:p>
-      <w:pPr>
-        <w:rPr>
-          <w:sz w:val="24"/>
-          <w:szCs w:val="24"/>
-          <w:lang w:val="ru-RU"/>
-        </w:rPr>
-      </w:pPr>
     </w:p>
     <w:p>
       <w:pPr>
@@ -14384,120 +12378,6 @@
           <w:docGrid w:linePitch="360"/>
         </w:sectPr>
       </w:pPr>
-      <w:r>
-        <w:rPr>
-          <w:lang w:val="ru-RU"/>
-        </w:rPr>
-        <w:t xml:space="preserve">q – </w:t>
-      </w:r>
-      <w:proofErr w:type="spellStart"/>
-      <w:r>
-        <w:rPr>
-          <w:lang w:val="ru-RU"/>
-        </w:rPr>
-        <w:t>интесивность</w:t>
-      </w:r>
-      <w:proofErr w:type="spellEnd"/>
-      <w:r>
-        <w:rPr>
-          <w:lang w:val="ru-RU"/>
-        </w:rPr>
-        <w:t xml:space="preserve"> теплового излучения, кВт/м2 (размер зоны указан в метрах)</w:t>
-      </w:r>
-      <w:r>
-        <w:rPr>
-          <w:lang w:val="ru-RU"/>
-        </w:rPr>
-        <w:br/>
-        <w:t>Р – избыточное давление  взрыва ТВС, кПа (размер зоны указан в метрах)</w:t>
-      </w:r>
-      <w:r>
-        <w:rPr>
-          <w:lang w:val="ru-RU"/>
-        </w:rPr>
-        <w:br/>
-      </w:r>
-      <w:proofErr w:type="spellStart"/>
-      <w:r>
-        <w:rPr>
-          <w:lang w:val="ru-RU"/>
-        </w:rPr>
-        <w:t>Lф</w:t>
-      </w:r>
-      <w:proofErr w:type="spellEnd"/>
-      <w:r>
-        <w:rPr>
-          <w:lang w:val="ru-RU"/>
-        </w:rPr>
-        <w:t xml:space="preserve"> – длина факела, м</w:t>
-      </w:r>
-      <w:r>
-        <w:rPr>
-          <w:lang w:val="ru-RU"/>
-        </w:rPr>
-        <w:br/>
-      </w:r>
-      <w:proofErr w:type="spellStart"/>
-      <w:r>
-        <w:rPr>
-          <w:lang w:val="ru-RU"/>
-        </w:rPr>
-        <w:t>Dф</w:t>
-      </w:r>
-      <w:proofErr w:type="spellEnd"/>
-      <w:r>
-        <w:rPr>
-          <w:lang w:val="ru-RU"/>
-        </w:rPr>
-        <w:t xml:space="preserve"> – диаметр факела, м</w:t>
-      </w:r>
-      <w:r>
-        <w:rPr>
-          <w:lang w:val="ru-RU"/>
-        </w:rPr>
-        <w:br/>
-      </w:r>
-      <w:proofErr w:type="spellStart"/>
-      <w:r>
-        <w:rPr>
-          <w:lang w:val="ru-RU"/>
-        </w:rPr>
-        <w:t>Rнкпр</w:t>
-      </w:r>
-      <w:proofErr w:type="spellEnd"/>
-      <w:r>
-        <w:rPr>
-          <w:lang w:val="ru-RU"/>
-        </w:rPr>
-        <w:t xml:space="preserve"> – радиус НКПР, м</w:t>
-      </w:r>
-      <w:r>
-        <w:rPr>
-          <w:lang w:val="ru-RU"/>
-        </w:rPr>
-        <w:br/>
-      </w:r>
-      <w:proofErr w:type="spellStart"/>
-      <w:r>
-        <w:rPr>
-          <w:lang w:val="ru-RU"/>
-        </w:rPr>
-        <w:t>Rвсп</w:t>
-      </w:r>
-      <w:proofErr w:type="spellEnd"/>
-      <w:r>
-        <w:rPr>
-          <w:lang w:val="ru-RU"/>
-        </w:rPr>
-        <w:t xml:space="preserve"> – радиус пожара-вспышки, м</w:t>
-      </w:r>
-      <w:r>
-        <w:rPr>
-          <w:lang w:val="ru-RU"/>
-        </w:rPr>
-        <w:br/>
-        <w:t>Q – доза теплового излучения, кДж/м2 (размер зоны указан в метрах)</w:t>
-      </w:r>
     </w:p>
     <w:p>
       <w:pPr>
@@ -14561,25 +12441,7 @@
           <w:szCs w:val="24"/>
           <w:lang w:val="ru-RU" w:eastAsia="ru-RU"/>
         </w:rPr>
-        <w:t xml:space="preserve"> и иных физических лиц, которым может быть </w:t>
-      </w:r>
-      <w:proofErr w:type="spellStart"/>
-      <w:r>
-        <w:rPr>
-          <w:rFonts w:ascii="Times New Roman" w:eastAsia="Times New Roman" w:hAnsi="Times New Roman" w:cs="Times New Roman"/>
-          <w:szCs w:val="24"/>
-          <w:lang w:val="ru-RU" w:eastAsia="ru-RU"/>
-        </w:rPr>
-        <w:t>причинен</w:t>
-      </w:r>
-      <w:proofErr w:type="spellEnd"/>
-      <w:r>
-        <w:rPr>
-          <w:rFonts w:ascii="Times New Roman" w:eastAsia="Times New Roman" w:hAnsi="Times New Roman" w:cs="Times New Roman"/>
-          <w:szCs w:val="24"/>
-          <w:lang w:val="ru-RU" w:eastAsia="ru-RU"/>
-        </w:rPr>
-        <w:t xml:space="preserve"> вред здоровью или жизни в результате аварии на декларируемом объекте</w:t>
+        <w:t xml:space="preserve"> и иных физических лиц, которым может быть причинен вред здоровью или жизни в результате аварии на декларируемом объекте</w:t>
       </w:r>
       <w:bookmarkEnd w:id="66"/>
     </w:p>
@@ -14670,14 +12532,21 @@
     </w:p>
     <w:p>
       <w:pPr>
-        <w:pStyle w:val="af6"/>
-        <w:keepNext/>
-        <w:spacing w:before="120" w:after="60" w:line="360" w:lineRule="auto"/>
+        <w:spacing w:after="0"/>
         <w:ind w:firstLine="680"/>
-        <w:rPr>
-          <w:sz w:val="24"/>
-          <w:szCs w:val="24"/>
-          <w:lang w:val="ru-RU" w:eastAsia="ru-RU"/>
+        <w:jc w:val="both"/>
+        <w:rPr>
+          <w:lang w:val="ru-RU"/>
+        </w:rPr>
+      </w:pPr>
+    </w:p>
+    <w:p>
+      <w:pPr>
+        <w:spacing w:after="0"/>
+        <w:ind w:firstLine="680"/>
+        <w:jc w:val="both"/>
+        <w:rPr>
+          <w:lang w:val="ru-RU"/>
         </w:rPr>
       </w:pPr>
       <w:r>
@@ -14688,6 +12557,9 @@
       </w:r>
       <w:bookmarkStart w:id="67" w:name="_Ref220855943"/>
       <w:r>
+        <w:rPr>
+          <w:lang w:val="ru-RU"/>
+        </w:rPr>
         <w:fldChar w:fldCharType="begin"/>
       </w:r>
       <w:r>
@@ -14697,6 +12569,9 @@
         <w:instrText xml:space="preserve"> </w:instrText>
       </w:r>
       <w:r>
+        <w:rPr>
+          <w:lang w:val="ru-RU"/>
+        </w:rPr>
         <w:instrText>SEQ</w:instrText>
       </w:r>
       <w:r>
@@ -14706,6 +12581,9 @@
         <w:instrText xml:space="preserve"> Таблица \* </w:instrText>
       </w:r>
       <w:r>
+        <w:rPr>
+          <w:lang w:val="ru-RU"/>
+        </w:rPr>
         <w:instrText>ARABIC</w:instrText>
       </w:r>
       <w:r>
@@ -14715,16 +12593,21 @@
         <w:instrText xml:space="preserve"> </w:instrText>
       </w:r>
       <w:r>
+        <w:rPr>
+          <w:lang w:val="ru-RU"/>
+        </w:rPr>
         <w:fldChar w:fldCharType="separate"/>
       </w:r>
       <w:r>
         <w:rPr>
-          <w:noProof/>
           <w:lang w:val="ru-RU"/>
         </w:rPr>
         <w:t>9</w:t>
       </w:r>
       <w:r>
+        <w:rPr>
+          <w:lang w:val="ru-RU"/>
+        </w:rPr>
         <w:fldChar w:fldCharType="end"/>
       </w:r>
       <w:bookmarkEnd w:id="67"/>
@@ -15009,14 +12892,21 @@
     </w:p>
     <w:p>
       <w:pPr>
-        <w:pStyle w:val="af6"/>
-        <w:keepNext/>
-        <w:spacing w:before="120" w:after="60" w:line="360" w:lineRule="auto"/>
+        <w:spacing w:after="0"/>
         <w:ind w:firstLine="680"/>
-        <w:rPr>
-          <w:sz w:val="24"/>
-          <w:szCs w:val="24"/>
-          <w:lang w:val="ru-RU" w:eastAsia="ru-RU"/>
+        <w:jc w:val="both"/>
+        <w:rPr>
+          <w:lang w:val="ru-RU"/>
+        </w:rPr>
+      </w:pPr>
+    </w:p>
+    <w:p>
+      <w:pPr>
+        <w:spacing w:after="0"/>
+        <w:ind w:firstLine="680"/>
+        <w:jc w:val="both"/>
+        <w:rPr>
+          <w:lang w:val="ru-RU"/>
         </w:rPr>
       </w:pPr>
       <w:r>
@@ -15027,6 +12917,9 @@
       </w:r>
       <w:bookmarkStart w:id="69" w:name="_Ref220858609"/>
       <w:r>
+        <w:rPr>
+          <w:lang w:val="ru-RU"/>
+        </w:rPr>
         <w:fldChar w:fldCharType="begin"/>
       </w:r>
       <w:r>
@@ -15036,6 +12929,9 @@
         <w:instrText xml:space="preserve"> </w:instrText>
       </w:r>
       <w:r>
+        <w:rPr>
+          <w:lang w:val="ru-RU"/>
+        </w:rPr>
         <w:instrText>SEQ</w:instrText>
       </w:r>
       <w:r>
@@ -15045,6 +12941,9 @@
         <w:instrText xml:space="preserve"> Таблица \* </w:instrText>
       </w:r>
       <w:r>
+        <w:rPr>
+          <w:lang w:val="ru-RU"/>
+        </w:rPr>
         <w:instrText>ARABIC</w:instrText>
       </w:r>
       <w:r>
@@ -15054,16 +12953,21 @@
         <w:instrText xml:space="preserve"> </w:instrText>
       </w:r>
       <w:r>
+        <w:rPr>
+          <w:lang w:val="ru-RU"/>
+        </w:rPr>
         <w:fldChar w:fldCharType="separate"/>
       </w:r>
       <w:r>
         <w:rPr>
-          <w:noProof/>
           <w:lang w:val="ru-RU"/>
         </w:rPr>
         <w:t>10</w:t>
       </w:r>
       <w:r>
+        <w:rPr>
+          <w:lang w:val="ru-RU"/>
+        </w:rPr>
         <w:fldChar w:fldCharType="end"/>
       </w:r>
       <w:bookmarkEnd w:id="69"/>
@@ -15072,6 +12976,12 @@
           <w:lang w:val="ru-RU"/>
         </w:rPr>
         <w:t xml:space="preserve"> – Оценка возможного ущерба имуществу юридическим и физическим лицам и вреда окружающей среде</w:t>
+      </w:r>
+      <w:r>
+        <w:rPr>
+          <w:lang w:val="ru-RU"/>
+        </w:rPr>
+        <w:t xml:space="preserve"> (тыс.руб.)</w:t>
       </w:r>
     </w:p>
     <w:p>
@@ -15473,39 +13383,7 @@
           <w:szCs w:val="24"/>
           <w:lang w:val="ru-RU" w:eastAsia="ru-RU"/>
         </w:rPr>
-        <w:t xml:space="preserve">- ожидаемое количество </w:t>
-      </w:r>
-      <w:proofErr w:type="spellStart"/>
-      <w:r>
-        <w:rPr>
-          <w:szCs w:val="24"/>
-          <w:lang w:val="ru-RU" w:eastAsia="ru-RU"/>
-        </w:rPr>
-        <w:t>пораженных</w:t>
-      </w:r>
-      <w:proofErr w:type="spellEnd"/>
-      <w:r>
-        <w:rPr>
-          <w:szCs w:val="24"/>
-          <w:lang w:val="ru-RU" w:eastAsia="ru-RU"/>
-        </w:rPr>
-        <w:t xml:space="preserve"> в результате возможных аварий за </w:t>
-      </w:r>
-      <w:proofErr w:type="spellStart"/>
-      <w:r>
-        <w:rPr>
-          <w:szCs w:val="24"/>
-          <w:lang w:val="ru-RU" w:eastAsia="ru-RU"/>
-        </w:rPr>
-        <w:t>определенный</w:t>
-      </w:r>
-      <w:proofErr w:type="spellEnd"/>
-      <w:r>
-        <w:rPr>
-          <w:szCs w:val="24"/>
-          <w:lang w:val="ru-RU" w:eastAsia="ru-RU"/>
-        </w:rPr>
-        <w:t xml:space="preserve"> период времени; </w:t>
+        <w:t xml:space="preserve">- ожидаемое количество пораженных в результате возможных аварий за определенный период времени; </w:t>
       </w:r>
     </w:p>
     <w:p>
@@ -15648,23 +13526,7 @@
           <w:szCs w:val="24"/>
           <w:lang w:val="ru-RU" w:eastAsia="ru-RU"/>
         </w:rPr>
-        <w:t xml:space="preserve">, в которых пострадало на </w:t>
-      </w:r>
-      <w:proofErr w:type="spellStart"/>
-      <w:r>
-        <w:rPr>
-          <w:szCs w:val="24"/>
-          <w:lang w:val="ru-RU" w:eastAsia="ru-RU"/>
-        </w:rPr>
-        <w:t>определенном</w:t>
-      </w:r>
-      <w:proofErr w:type="spellEnd"/>
-      <w:r>
-        <w:rPr>
-          <w:szCs w:val="24"/>
-          <w:lang w:val="ru-RU" w:eastAsia="ru-RU"/>
-        </w:rPr>
-        <w:t xml:space="preserve"> уровне не менее </w:t>
+        <w:t xml:space="preserve">, в которых пострадало на определенном уровне не менее </w:t>
       </w:r>
       <w:r>
         <w:rPr>
@@ -16678,13 +14540,8 @@
           <w:lang w:eastAsia="ru-RU"/>
         </w:rPr>
       </w:pPr>
-      <w:proofErr w:type="spellStart"/>
-      <w:r>
-        <w:t>Рисунок</w:t>
-      </w:r>
-      <w:proofErr w:type="spellEnd"/>
-      <w:r>
-        <w:t xml:space="preserve"> </w:t>
+      <w:r>
+        <w:t xml:space="preserve">Рисунок </w:t>
       </w:r>
       <w:bookmarkStart w:id="76" w:name="AutoFigure7"/>
       <w:r>
@@ -16707,13 +14564,8 @@
       </w:r>
       <w:bookmarkEnd w:id="76"/>
       <w:r>
-        <w:t xml:space="preserve"> – F/N-</w:t>
-      </w:r>
-      <w:proofErr w:type="spellStart"/>
-      <w:r>
-        <w:t>диаграмма</w:t>
-      </w:r>
-      <w:proofErr w:type="spellEnd"/>
+        <w:t xml:space="preserve"> – F/N-диаграмма</w:t>
+      </w:r>
     </w:p>
     <w:p>
       <w:pPr>
@@ -16747,13 +14599,8 @@
           <w:lang w:eastAsia="ru-RU"/>
         </w:rPr>
       </w:pPr>
-      <w:proofErr w:type="spellStart"/>
-      <w:r>
-        <w:t>Рисунок</w:t>
-      </w:r>
-      <w:proofErr w:type="spellEnd"/>
-      <w:r>
-        <w:t xml:space="preserve"> </w:t>
+      <w:r>
+        <w:t xml:space="preserve">Рисунок </w:t>
       </w:r>
       <w:bookmarkStart w:id="77" w:name="AutoFigure8"/>
       <w:r>
@@ -16776,13 +14623,8 @@
       </w:r>
       <w:bookmarkEnd w:id="77"/>
       <w:r>
-        <w:t xml:space="preserve"> – F/G-</w:t>
-      </w:r>
-      <w:proofErr w:type="spellStart"/>
-      <w:r>
-        <w:t>диаграмма</w:t>
-      </w:r>
-      <w:proofErr w:type="spellEnd"/>
+        <w:t xml:space="preserve"> – F/G-диаграмма</w:t>
+      </w:r>
     </w:p>
     <w:p>
       <w:pPr>
@@ -18573,35 +16415,7 @@
         <w:rPr>
           <w:lang w:val="ru-RU"/>
         </w:rPr>
-        <w:t xml:space="preserve">В соответствии с «Порядком оформления декларации промышленной безопасности опасных производственных объектов и перечне включаемых в </w:t>
-      </w:r>
-      <w:proofErr w:type="spellStart"/>
-      <w:r>
-        <w:rPr>
-          <w:lang w:val="ru-RU"/>
-        </w:rPr>
-        <w:t>нее</w:t>
-      </w:r>
-      <w:proofErr w:type="spellEnd"/>
-      <w:r>
-        <w:rPr>
-          <w:lang w:val="ru-RU"/>
-        </w:rPr>
-        <w:t xml:space="preserve"> сведений», </w:t>
-      </w:r>
-      <w:proofErr w:type="spellStart"/>
-      <w:r>
-        <w:rPr>
-          <w:lang w:val="ru-RU"/>
-        </w:rPr>
-        <w:t>утвержденным</w:t>
-      </w:r>
-      <w:proofErr w:type="spellEnd"/>
-      <w:r>
-        <w:rPr>
-          <w:lang w:val="ru-RU"/>
-        </w:rPr>
-        <w:t xml:space="preserve"> приказом Федеральной службы по экологическому, технологическому и атомному надзору от 16.10.2020 г. № 414 с целью сравнения и полноты оценки опасности, к рассмотрению приняты сценарии, среди всего разнообразия которых выбраны наиболее опасные и наиболее вероятные сценарии аварии, представленные в таблице ниже (Таблица </w:t>
+        <w:t xml:space="preserve">В соответствии с «Порядком оформления декларации промышленной безопасности опасных производственных объектов и перечне включаемых в нее сведений», утвержденным приказом Федеральной службы по экологическому, технологическому и атомному надзору от 16.10.2020 г. № 414 с целью сравнения и полноты оценки опасности, к рассмотрению приняты сценарии, среди всего разнообразия которых выбраны наиболее опасные и наиболее вероятные сценарии аварии, представленные в таблице ниже (Таблица </w:t>
       </w:r>
       <w:r>
         <w:fldChar w:fldCharType="begin"/>
@@ -18673,14 +16487,11 @@
     </w:p>
     <w:p>
       <w:pPr>
-        <w:pStyle w:val="af6"/>
-        <w:keepNext/>
-        <w:spacing w:before="120" w:after="60" w:line="360" w:lineRule="auto"/>
+        <w:spacing w:after="0"/>
         <w:ind w:firstLine="680"/>
-        <w:rPr>
-          <w:sz w:val="24"/>
-          <w:szCs w:val="24"/>
-          <w:lang w:val="ru-RU" w:eastAsia="ru-RU"/>
+        <w:jc w:val="both"/>
+        <w:rPr>
+          <w:lang w:val="ru-RU"/>
         </w:rPr>
       </w:pPr>
       <w:r>
@@ -18691,6 +16502,9 @@
       </w:r>
       <w:bookmarkStart w:id="89" w:name="_Ref220879761"/>
       <w:r>
+        <w:rPr>
+          <w:lang w:val="ru-RU"/>
+        </w:rPr>
         <w:fldChar w:fldCharType="begin"/>
       </w:r>
       <w:r>
@@ -18700,6 +16514,9 @@
         <w:instrText xml:space="preserve"> </w:instrText>
       </w:r>
       <w:r>
+        <w:rPr>
+          <w:lang w:val="ru-RU"/>
+        </w:rPr>
         <w:instrText>SEQ</w:instrText>
       </w:r>
       <w:r>
@@ -18709,6 +16526,9 @@
         <w:instrText xml:space="preserve"> Таблица \* </w:instrText>
       </w:r>
       <w:r>
+        <w:rPr>
+          <w:lang w:val="ru-RU"/>
+        </w:rPr>
         <w:instrText>ARABIC</w:instrText>
       </w:r>
       <w:r>
@@ -18718,16 +16538,21 @@
         <w:instrText xml:space="preserve"> </w:instrText>
       </w:r>
       <w:r>
+        <w:rPr>
+          <w:lang w:val="ru-RU"/>
+        </w:rPr>
         <w:fldChar w:fldCharType="separate"/>
       </w:r>
       <w:r>
         <w:rPr>
-          <w:noProof/>
           <w:lang w:val="ru-RU"/>
         </w:rPr>
         <w:t>15</w:t>
       </w:r>
       <w:r>
+        <w:rPr>
+          <w:lang w:val="ru-RU"/>
+        </w:rPr>
         <w:fldChar w:fldCharType="end"/>
       </w:r>
       <w:bookmarkEnd w:id="89"/>
@@ -18759,9 +16584,19 @@
     </w:p>
     <w:p>
       <w:pPr>
-        <w:pStyle w:val="af6"/>
-        <w:keepNext/>
-        <w:spacing w:before="120" w:after="60"/>
+        <w:spacing w:after="0"/>
+        <w:ind w:firstLine="680"/>
+        <w:jc w:val="both"/>
+        <w:rPr>
+          <w:lang w:val="ru-RU"/>
+        </w:rPr>
+      </w:pPr>
+    </w:p>
+    <w:p>
+      <w:pPr>
+        <w:spacing w:after="0"/>
+        <w:ind w:firstLine="680"/>
+        <w:jc w:val="both"/>
         <w:rPr>
           <w:lang w:val="ru-RU"/>
         </w:rPr>
@@ -18775,6 +16610,9 @@
       </w:r>
       <w:bookmarkStart w:id="90" w:name="AutoTable19"/>
       <w:r>
+        <w:rPr>
+          <w:lang w:val="ru-RU"/>
+        </w:rPr>
         <w:fldChar w:fldCharType="begin"/>
       </w:r>
       <w:r>
@@ -18784,6 +16622,9 @@
         <w:instrText xml:space="preserve"> </w:instrText>
       </w:r>
       <w:r>
+        <w:rPr>
+          <w:lang w:val="ru-RU"/>
+        </w:rPr>
         <w:instrText>SEQ</w:instrText>
       </w:r>
       <w:r>
@@ -18793,6 +16634,9 @@
         <w:instrText xml:space="preserve"> Таблица \* </w:instrText>
       </w:r>
       <w:r>
+        <w:rPr>
+          <w:lang w:val="ru-RU"/>
+        </w:rPr>
         <w:instrText>ARABIC</w:instrText>
       </w:r>
       <w:r>
@@ -18802,16 +16646,21 @@
         <w:instrText xml:space="preserve"> </w:instrText>
       </w:r>
       <w:r>
+        <w:rPr>
+          <w:lang w:val="ru-RU"/>
+        </w:rPr>
         <w:fldChar w:fldCharType="separate"/>
       </w:r>
       <w:r>
         <w:rPr>
-          <w:noProof/>
           <w:lang w:val="ru-RU"/>
         </w:rPr>
         <w:t>16</w:t>
       </w:r>
       <w:r>
+        <w:rPr>
+          <w:lang w:val="ru-RU"/>
+        </w:rPr>
         <w:fldChar w:fldCharType="end"/>
       </w:r>
       <w:bookmarkEnd w:id="90"/>
@@ -18829,9 +16678,9 @@
     </w:p>
     <w:p>
       <w:pPr>
-        <w:pStyle w:val="af6"/>
-        <w:keepNext/>
-        <w:spacing w:before="120" w:after="60"/>
+        <w:spacing w:after="0"/>
+        <w:ind w:firstLine="680"/>
+        <w:jc w:val="both"/>
         <w:rPr>
           <w:lang w:val="ru-RU"/>
         </w:rPr>
@@ -18844,6 +16693,9 @@
       </w:r>
       <w:bookmarkStart w:id="91" w:name="AutoTable20"/>
       <w:r>
+        <w:rPr>
+          <w:lang w:val="ru-RU"/>
+        </w:rPr>
         <w:fldChar w:fldCharType="begin"/>
       </w:r>
       <w:r>
@@ -18853,6 +16705,9 @@
         <w:instrText xml:space="preserve"> </w:instrText>
       </w:r>
       <w:r>
+        <w:rPr>
+          <w:lang w:val="ru-RU"/>
+        </w:rPr>
         <w:instrText>SEQ</w:instrText>
       </w:r>
       <w:r>
@@ -18862,6 +16717,9 @@
         <w:instrText xml:space="preserve"> Таблица \* </w:instrText>
       </w:r>
       <w:r>
+        <w:rPr>
+          <w:lang w:val="ru-RU"/>
+        </w:rPr>
         <w:instrText>ARABIC</w:instrText>
       </w:r>
       <w:r>
@@ -18871,16 +16729,21 @@
         <w:instrText xml:space="preserve"> </w:instrText>
       </w:r>
       <w:r>
+        <w:rPr>
+          <w:lang w:val="ru-RU"/>
+        </w:rPr>
         <w:fldChar w:fldCharType="separate"/>
       </w:r>
       <w:r>
         <w:rPr>
-          <w:noProof/>
           <w:lang w:val="ru-RU"/>
         </w:rPr>
         <w:t>17</w:t>
       </w:r>
       <w:r>
+        <w:rPr>
+          <w:lang w:val="ru-RU"/>
+        </w:rPr>
         <w:fldChar w:fldCharType="end"/>
       </w:r>
       <w:bookmarkEnd w:id="91"/>
@@ -18898,9 +16761,9 @@
     </w:p>
     <w:p>
       <w:pPr>
-        <w:pStyle w:val="af6"/>
-        <w:keepNext/>
-        <w:spacing w:before="120" w:after="60"/>
+        <w:spacing w:after="0"/>
+        <w:ind w:firstLine="680"/>
+        <w:jc w:val="both"/>
         <w:rPr>
           <w:lang w:val="ru-RU"/>
         </w:rPr>
@@ -18913,6 +16776,9 @@
       </w:r>
       <w:bookmarkStart w:id="92" w:name="AutoTable21"/>
       <w:r>
+        <w:rPr>
+          <w:lang w:val="ru-RU"/>
+        </w:rPr>
         <w:fldChar w:fldCharType="begin"/>
       </w:r>
       <w:r>
@@ -18922,6 +16788,9 @@
         <w:instrText xml:space="preserve"> </w:instrText>
       </w:r>
       <w:r>
+        <w:rPr>
+          <w:lang w:val="ru-RU"/>
+        </w:rPr>
         <w:instrText>SEQ</w:instrText>
       </w:r>
       <w:r>
@@ -18931,6 +16800,9 @@
         <w:instrText xml:space="preserve"> Таблица \* </w:instrText>
       </w:r>
       <w:r>
+        <w:rPr>
+          <w:lang w:val="ru-RU"/>
+        </w:rPr>
         <w:instrText>ARABIC</w:instrText>
       </w:r>
       <w:r>
@@ -18940,16 +16812,21 @@
         <w:instrText xml:space="preserve"> </w:instrText>
       </w:r>
       <w:r>
+        <w:rPr>
+          <w:lang w:val="ru-RU"/>
+        </w:rPr>
         <w:fldChar w:fldCharType="separate"/>
       </w:r>
       <w:r>
         <w:rPr>
-          <w:noProof/>
           <w:lang w:val="ru-RU"/>
         </w:rPr>
         <w:t>18</w:t>
       </w:r>
       <w:r>
+        <w:rPr>
+          <w:lang w:val="ru-RU"/>
+        </w:rPr>
         <w:fldChar w:fldCharType="end"/>
       </w:r>
       <w:bookmarkEnd w:id="92"/>
@@ -19011,9 +16888,9 @@
     </w:p>
     <w:p>
       <w:pPr>
-        <w:pStyle w:val="af6"/>
-        <w:keepNext/>
-        <w:spacing w:before="120" w:after="60"/>
+        <w:spacing w:after="0"/>
+        <w:ind w:firstLine="680"/>
+        <w:jc w:val="both"/>
         <w:rPr>
           <w:lang w:val="ru-RU"/>
         </w:rPr>
@@ -19026,6 +16903,9 @@
       </w:r>
       <w:bookmarkStart w:id="93" w:name="AutoTable22"/>
       <w:r>
+        <w:rPr>
+          <w:lang w:val="ru-RU"/>
+        </w:rPr>
         <w:fldChar w:fldCharType="begin"/>
       </w:r>
       <w:r>
@@ -19035,6 +16915,9 @@
         <w:instrText xml:space="preserve"> </w:instrText>
       </w:r>
       <w:r>
+        <w:rPr>
+          <w:lang w:val="ru-RU"/>
+        </w:rPr>
         <w:instrText>SEQ</w:instrText>
       </w:r>
       <w:r>
@@ -19044,6 +16927,9 @@
         <w:instrText xml:space="preserve"> Таблица \* </w:instrText>
       </w:r>
       <w:r>
+        <w:rPr>
+          <w:lang w:val="ru-RU"/>
+        </w:rPr>
         <w:instrText>ARABIC</w:instrText>
       </w:r>
       <w:r>
@@ -19053,16 +16939,21 @@
         <w:instrText xml:space="preserve"> </w:instrText>
       </w:r>
       <w:r>
+        <w:rPr>
+          <w:lang w:val="ru-RU"/>
+        </w:rPr>
         <w:fldChar w:fldCharType="separate"/>
       </w:r>
       <w:r>
         <w:rPr>
-          <w:noProof/>
           <w:lang w:val="ru-RU"/>
         </w:rPr>
         <w:t>19</w:t>
       </w:r>
       <w:r>
+        <w:rPr>
+          <w:lang w:val="ru-RU"/>
+        </w:rPr>
         <w:fldChar w:fldCharType="end"/>
       </w:r>
       <w:bookmarkEnd w:id="93"/>
@@ -19115,8 +17006,9 @@
     </w:p>
     <w:p>
       <w:pPr>
-        <w:pStyle w:val="21"/>
-        <w:spacing w:after="120"/>
+        <w:spacing w:after="0"/>
+        <w:ind w:firstLine="680"/>
+        <w:jc w:val="both"/>
         <w:rPr>
           <w:lang w:val="ru-RU"/>
         </w:rPr>
@@ -19124,8 +17016,6 @@
       <w:bookmarkStart w:id="94" w:name="_Toc240119251"/>
       <w:r>
         <w:rPr>
-          <w:rFonts w:ascii="Times New Roman" w:eastAsia="Times New Roman" w:hAnsi="Times New Roman" w:cs="Times New Roman"/>
-          <w:b w:val="0"/>
           <w:lang w:val="ru-RU"/>
         </w:rPr>
         <w:t>Выводы по наиболее опасным и наиболее вероятным сценариям</w:t>
@@ -19209,23 +17099,7 @@
           <w:szCs w:val="24"/>
           <w:lang w:val="ru-RU" w:eastAsia="ru-RU"/>
         </w:rPr>
-        <w:t xml:space="preserve">Результаты </w:t>
-      </w:r>
-      <w:proofErr w:type="spellStart"/>
-      <w:r>
-        <w:rPr>
-          <w:szCs w:val="24"/>
-          <w:lang w:val="ru-RU" w:eastAsia="ru-RU"/>
-        </w:rPr>
-        <w:t>проведенного</w:t>
-      </w:r>
-      <w:proofErr w:type="spellEnd"/>
-      <w:r>
-        <w:rPr>
-          <w:szCs w:val="24"/>
-          <w:lang w:val="ru-RU" w:eastAsia="ru-RU"/>
-        </w:rPr>
-        <w:t xml:space="preserve"> анализа риска для декларируемого объекта, представлены в таблице ниже</w:t>
+        <w:t>Результаты проведенного анализа риска для декларируемого объекта, представлены в таблице ниже</w:t>
       </w:r>
       <w:r>
         <w:rPr>
@@ -19237,14 +17111,11 @@
     </w:p>
     <w:p>
       <w:pPr>
-        <w:pStyle w:val="af6"/>
-        <w:keepNext/>
-        <w:spacing w:before="120" w:after="60" w:line="360" w:lineRule="auto"/>
+        <w:spacing w:after="0"/>
         <w:ind w:firstLine="680"/>
-        <w:rPr>
-          <w:sz w:val="24"/>
-          <w:szCs w:val="24"/>
-          <w:lang w:val="ru-RU" w:eastAsia="ru-RU"/>
+        <w:jc w:val="both"/>
+        <w:rPr>
+          <w:lang w:val="ru-RU"/>
         </w:rPr>
       </w:pPr>
       <w:r>
@@ -19255,6 +17126,9 @@
       </w:r>
       <w:bookmarkStart w:id="95" w:name="_Ref220879768"/>
       <w:r>
+        <w:rPr>
+          <w:lang w:val="ru-RU"/>
+        </w:rPr>
         <w:fldChar w:fldCharType="begin"/>
       </w:r>
       <w:r>
@@ -19264,6 +17138,9 @@
         <w:instrText xml:space="preserve"> </w:instrText>
       </w:r>
       <w:r>
+        <w:rPr>
+          <w:lang w:val="ru-RU"/>
+        </w:rPr>
         <w:instrText>SEQ</w:instrText>
       </w:r>
       <w:r>
@@ -19273,6 +17150,9 @@
         <w:instrText xml:space="preserve"> Таблица \* </w:instrText>
       </w:r>
       <w:r>
+        <w:rPr>
+          <w:lang w:val="ru-RU"/>
+        </w:rPr>
         <w:instrText>ARABIC</w:instrText>
       </w:r>
       <w:r>
@@ -19282,16 +17162,21 @@
         <w:instrText xml:space="preserve"> </w:instrText>
       </w:r>
       <w:r>
+        <w:rPr>
+          <w:lang w:val="ru-RU"/>
+        </w:rPr>
         <w:fldChar w:fldCharType="separate"/>
       </w:r>
       <w:r>
         <w:rPr>
-          <w:noProof/>
           <w:lang w:val="ru-RU"/>
         </w:rPr>
         <w:t>20</w:t>
       </w:r>
       <w:r>
+        <w:rPr>
+          <w:lang w:val="ru-RU"/>
+        </w:rPr>
         <w:fldChar w:fldCharType="end"/>
       </w:r>
       <w:bookmarkEnd w:id="95"/>
@@ -19299,21 +17184,7 @@
         <w:rPr>
           <w:lang w:val="ru-RU"/>
         </w:rPr>
-        <w:t xml:space="preserve"> – Результаты </w:t>
-      </w:r>
-      <w:proofErr w:type="spellStart"/>
-      <w:r>
-        <w:rPr>
-          <w:lang w:val="ru-RU"/>
-        </w:rPr>
-        <w:t>проведенного</w:t>
-      </w:r>
-      <w:proofErr w:type="spellEnd"/>
-      <w:r>
-        <w:rPr>
-          <w:lang w:val="ru-RU"/>
-        </w:rPr>
-        <w:t xml:space="preserve"> анализа риска (Таблица 14)</w:t>
+        <w:t xml:space="preserve"> – Результаты проведенного анализа риска</w:t>
       </w:r>
     </w:p>
     <w:p>
@@ -19501,23 +17372,7 @@
           <w:szCs w:val="24"/>
           <w:lang w:val="ru-RU" w:eastAsia="ru-RU"/>
         </w:rPr>
-        <w:t xml:space="preserve"> </w:t>
-      </w:r>
-      <w:proofErr w:type="spellStart"/>
-      <w:r>
-        <w:rPr>
-          <w:szCs w:val="24"/>
-          <w:lang w:val="ru-RU" w:eastAsia="ru-RU"/>
-        </w:rPr>
-        <w:t>приведенными</w:t>
-      </w:r>
-      <w:proofErr w:type="spellEnd"/>
-      <w:r>
-        <w:rPr>
-          <w:szCs w:val="24"/>
-          <w:lang w:val="ru-RU" w:eastAsia="ru-RU"/>
-        </w:rPr>
-        <w:t xml:space="preserve"> в Руководстве по безопасности "Методика установления допустимого риска аварии при обосновании безопасности опасных производственных объектов нефтегазового комплекса" (утв. приказом Ростехнадзора от 12.09.2023 N 331).</w:t>
+        <w:t xml:space="preserve"> приведенными в Руководстве по безопасности "Методика установления допустимого риска аварии при обосновании безопасности опасных производственных объектов нефтегазового комплекса" (утв. приказом Ростехнадзора от 12.09.2023 N 331).</w:t>
       </w:r>
     </w:p>
     <w:p>
@@ -20379,25 +18234,7 @@
           <w:iCs/>
           <w:lang w:val="ru-RU" w:eastAsia="ru-RU"/>
         </w:rPr>
-        <w:t xml:space="preserve">Перечень документации организации, используемой при разработке </w:t>
-      </w:r>
-      <w:proofErr w:type="spellStart"/>
-      <w:r>
-        <w:rPr>
-          <w:i/>
-          <w:iCs/>
-          <w:lang w:val="ru-RU" w:eastAsia="ru-RU"/>
-        </w:rPr>
-        <w:t>расчетно</w:t>
-      </w:r>
-      <w:proofErr w:type="spellEnd"/>
-      <w:r>
-        <w:rPr>
-          <w:i/>
-          <w:iCs/>
-          <w:lang w:val="ru-RU" w:eastAsia="ru-RU"/>
-        </w:rPr>
-        <w:t>-пояснительной записки</w:t>
+        <w:t>Перечень документации организации, используемой при разработке расчетно-пояснительной записки</w:t>
       </w:r>
     </w:p>
     <w:p>
@@ -20501,52 +18338,14 @@
         </w:rPr>
         <w:t>П</w:t>
       </w:r>
-      <w:proofErr w:type="spellStart"/>
       <w:r>
         <w:rPr>
           <w:i/>
           <w:iCs/>
           <w:lang w:eastAsia="ru-RU"/>
         </w:rPr>
-        <w:t>еречень</w:t>
-      </w:r>
-      <w:proofErr w:type="spellEnd"/>
-      <w:r>
-        <w:rPr>
-          <w:i/>
-          <w:iCs/>
-          <w:lang w:eastAsia="ru-RU"/>
-        </w:rPr>
-        <w:t xml:space="preserve"> </w:t>
-      </w:r>
-      <w:proofErr w:type="spellStart"/>
-      <w:r>
-        <w:rPr>
-          <w:i/>
-          <w:iCs/>
-          <w:lang w:eastAsia="ru-RU"/>
-        </w:rPr>
-        <w:t>используемой</w:t>
-      </w:r>
-      <w:proofErr w:type="spellEnd"/>
-      <w:r>
-        <w:rPr>
-          <w:i/>
-          <w:iCs/>
-          <w:lang w:eastAsia="ru-RU"/>
-        </w:rPr>
-        <w:t xml:space="preserve"> </w:t>
-      </w:r>
-      <w:proofErr w:type="spellStart"/>
-      <w:r>
-        <w:rPr>
-          <w:i/>
-          <w:iCs/>
-          <w:lang w:eastAsia="ru-RU"/>
-        </w:rPr>
-        <w:t>литературы</w:t>
-      </w:r>
-      <w:proofErr w:type="spellEnd"/>
+        <w:t>еречень используемой литературы</w:t>
+      </w:r>
     </w:p>
     <w:p>
       <w:pPr>
@@ -20744,7 +18543,6 @@
         </w:rPr>
         <w:t xml:space="preserve"> </w:t>
       </w:r>
-      <w:proofErr w:type="spellStart"/>
       <w:r>
         <w:rPr>
           <w:szCs w:val="24"/>
@@ -20752,7 +18550,6 @@
         </w:rPr>
         <w:t>др</w:t>
       </w:r>
-      <w:proofErr w:type="spellEnd"/>
       <w:r>
         <w:rPr>
           <w:szCs w:val="24"/>
@@ -20774,33 +18571,11 @@
           <w:szCs w:val="24"/>
         </w:rPr>
       </w:pPr>
-      <w:proofErr w:type="spellStart"/>
-      <w:r>
-        <w:rPr>
-          <w:szCs w:val="24"/>
-        </w:rPr>
-        <w:t>Kletz</w:t>
-      </w:r>
-      <w:proofErr w:type="spellEnd"/>
-      <w:r>
-        <w:rPr>
-          <w:szCs w:val="24"/>
-        </w:rPr>
-        <w:t xml:space="preserve"> T. </w:t>
-      </w:r>
-      <w:proofErr w:type="spellStart"/>
-      <w:r>
-        <w:rPr>
-          <w:szCs w:val="24"/>
-        </w:rPr>
-        <w:t>Hazop</w:t>
-      </w:r>
-      <w:proofErr w:type="spellEnd"/>
-      <w:r>
-        <w:rPr>
-          <w:szCs w:val="24"/>
-        </w:rPr>
-        <w:t xml:space="preserve"> and Hazan: Identifying and Assessing Process Industry Hazards. — 4th ed. — Institution of Chemical Engineers, 2001. — 240 p.</w:t>
+      <w:r>
+        <w:rPr>
+          <w:szCs w:val="24"/>
+        </w:rPr>
+        <w:t>Kletz T. Hazop and Hazan: Identifying and Assessing Process Industry Hazards. — 4th ed. — Institution of Chemical Engineers, 2001. — 240 p.</w:t>
       </w:r>
     </w:p>
     <w:p>
@@ -20823,23 +18598,7 @@
           <w:szCs w:val="24"/>
           <w:lang w:val="ru-RU"/>
         </w:rPr>
-        <w:t xml:space="preserve">Галеев А.Д., </w:t>
-      </w:r>
-      <w:proofErr w:type="spellStart"/>
-      <w:r>
-        <w:rPr>
-          <w:szCs w:val="24"/>
-          <w:lang w:val="ru-RU"/>
-        </w:rPr>
-        <w:t>Поникаров</w:t>
-      </w:r>
-      <w:proofErr w:type="spellEnd"/>
-      <w:r>
-        <w:rPr>
-          <w:szCs w:val="24"/>
-          <w:lang w:val="ru-RU"/>
-        </w:rPr>
-        <w:t xml:space="preserve"> С.И. Анализ риска аварий на опасных производственных объектах: Учебное пособие. — М.: Изд-во МГТУ им. Н.Э. Баумана, 2017. —</w:t>
+        <w:t>Галеев А.Д., Поникаров С.И. Анализ риска аварий на опасных производственных объектах: Учебное пособие. — М.: Изд-во МГТУ им. Н.Э. Баумана, 2017. —</w:t>
       </w:r>
       <w:r>
         <w:rPr>
@@ -20871,21 +18630,12 @@
           <w:lang w:val="ru-RU"/>
         </w:rPr>
       </w:pPr>
-      <w:proofErr w:type="spellStart"/>
-      <w:r>
-        <w:rPr>
-          <w:szCs w:val="24"/>
-          <w:lang w:val="ru-RU"/>
-        </w:rPr>
-        <w:t>Соловьева</w:t>
-      </w:r>
-      <w:proofErr w:type="spellEnd"/>
-      <w:r>
-        <w:rPr>
-          <w:szCs w:val="24"/>
-          <w:lang w:val="ru-RU"/>
-        </w:rPr>
-        <w:t xml:space="preserve"> Н.В. Оценка и управление рисками предприятий химической промышленности: Монография. — М.: Дашков и К°, 2021. — 188 с. — ISBN 978-5-394-04376-5.</w:t>
+      <w:r>
+        <w:rPr>
+          <w:szCs w:val="24"/>
+          <w:lang w:val="ru-RU"/>
+        </w:rPr>
+        <w:t>Соловьева Н.В. Оценка и управление рисками предприятий химической промышленности: Монография. — М.: Дашков и К°, 2021. — 188 с. — ISBN 978-5-394-04376-5.</w:t>
       </w:r>
     </w:p>
     <w:p>
@@ -20903,21 +18653,12 @@
           <w:lang w:val="ru-RU"/>
         </w:rPr>
       </w:pPr>
-      <w:proofErr w:type="spellStart"/>
-      <w:r>
-        <w:rPr>
-          <w:szCs w:val="24"/>
-          <w:lang w:val="ru-RU"/>
-        </w:rPr>
-        <w:t>Черноплёков</w:t>
-      </w:r>
-      <w:proofErr w:type="spellEnd"/>
-      <w:r>
-        <w:rPr>
-          <w:szCs w:val="24"/>
-          <w:lang w:val="ru-RU"/>
-        </w:rPr>
-        <w:t xml:space="preserve"> А.Н. Безопасность и риски химических производств // Проблемы анализа риска. — 2024. — Т. 21. — № 5. — С. 10–35. </w:t>
+      <w:r>
+        <w:rPr>
+          <w:szCs w:val="24"/>
+          <w:lang w:val="ru-RU"/>
+        </w:rPr>
+        <w:t xml:space="preserve">Черноплёков А.Н. Безопасность и риски химических производств // Проблемы анализа риска. — 2024. — Т. 21. — № 5. — С. 10–35. </w:t>
       </w:r>
     </w:p>
     <w:p>
@@ -20940,23 +18681,7 @@
           <w:szCs w:val="24"/>
           <w:lang w:val="ru-RU"/>
         </w:rPr>
-        <w:t xml:space="preserve">Пермяков В.Н., Сивков Ю.В., Мартынович В.Л., Хайруллина Л.Б. Анализ риска аварий на опасных производственных объектах: Учебное пособие. — Тюмень: Изд-во </w:t>
-      </w:r>
-      <w:proofErr w:type="spellStart"/>
-      <w:r>
-        <w:rPr>
-          <w:szCs w:val="24"/>
-          <w:lang w:val="ru-RU"/>
-        </w:rPr>
-        <w:t>ТюмГУ</w:t>
-      </w:r>
-      <w:proofErr w:type="spellEnd"/>
-      <w:r>
-        <w:rPr>
-          <w:szCs w:val="24"/>
-          <w:lang w:val="ru-RU"/>
-        </w:rPr>
-        <w:t>, 2022</w:t>
+        <w:t>Пермяков В.Н., Сивков Ю.В., Мартынович В.Л., Хайруллина Л.Б. Анализ риска аварий на опасных производственных объектах: Учебное пособие. — Тюмень: Изд-во ТюмГУ, 2022</w:t>
       </w:r>
       <w:r>
         <w:rPr>
@@ -21081,21 +18806,7 @@
         <w:rPr>
           <w:szCs w:val="24"/>
         </w:rPr>
-        <w:t xml:space="preserve">» (Considering Human Factor Impact on Professional Risks when Using the Fault Tree Method (Fomin A.I., </w:t>
-      </w:r>
-      <w:proofErr w:type="spellStart"/>
-      <w:r>
-        <w:rPr>
-          <w:szCs w:val="24"/>
-        </w:rPr>
-        <w:t>Trubitsyn</w:t>
-      </w:r>
-      <w:proofErr w:type="spellEnd"/>
-      <w:r>
-        <w:rPr>
-          <w:szCs w:val="24"/>
-        </w:rPr>
-        <w:t xml:space="preserve"> A.A. </w:t>
+        <w:t xml:space="preserve">» (Considering Human Factor Impact on Professional Risks when Using the Fault Tree Method (Fomin A.I., Trubitsyn A.A. </w:t>
       </w:r>
       <w:r>
         <w:rPr>
@@ -21110,7 +18821,6 @@
         </w:rPr>
         <w:t xml:space="preserve"> </w:t>
       </w:r>
-      <w:proofErr w:type="spellStart"/>
       <w:r>
         <w:rPr>
           <w:szCs w:val="24"/>
@@ -21118,7 +18828,6 @@
         </w:rPr>
         <w:t>др</w:t>
       </w:r>
-      <w:proofErr w:type="spellEnd"/>
       <w:r>
         <w:rPr>
           <w:szCs w:val="24"/>

--- a/templates/ДПБ_промысловые_трубопроводы/RPZ_template_promyslovye_truboprovody.docx
+++ b/templates/ДПБ_промысловые_трубопроводы/RPZ_template_promyslovye_truboprovody.docx
@@ -240,7 +240,21 @@
         <w:rPr>
           <w:lang w:val="ru-RU"/>
         </w:rPr>
-        <w:t>Наименование проектной документации или документации на техническое перевооружение, консервацию или ликвидацию опасного производственного объекта, в составе которой разработана расчетно-пояснительная записка (для проектируемых объектов): {{</w:t>
+        <w:t xml:space="preserve">Наименование проектной документации или документации на техническое перевооружение, консервацию или ликвидацию опасного производственного объекта, в составе которой разработана </w:t>
+      </w:r>
+      <w:proofErr w:type="spellStart"/>
+      <w:r>
+        <w:rPr>
+          <w:lang w:val="ru-RU"/>
+        </w:rPr>
+        <w:t>расчетно</w:t>
+      </w:r>
+      <w:proofErr w:type="spellEnd"/>
+      <w:r>
+        <w:rPr>
+          <w:lang w:val="ru-RU"/>
+        </w:rPr>
+        <w:t>-пояснительная записка (для проектируемых объектов): {{</w:t>
       </w:r>
       <w:r>
         <w:t>PROJECT</w:t>
@@ -353,7 +367,21 @@
         <w:rPr>
           <w:lang w:val="ru-RU"/>
         </w:rPr>
-        <w:t>Адрес организации, разработавшей декларацию, в пределах ее места нахождения: {{</w:t>
+        <w:t xml:space="preserve">Адрес организации, разработавшей декларацию, в пределах </w:t>
+      </w:r>
+      <w:proofErr w:type="spellStart"/>
+      <w:r>
+        <w:rPr>
+          <w:lang w:val="ru-RU"/>
+        </w:rPr>
+        <w:t>ее</w:t>
+      </w:r>
+      <w:proofErr w:type="spellEnd"/>
+      <w:r>
+        <w:rPr>
+          <w:lang w:val="ru-RU"/>
+        </w:rPr>
+        <w:t xml:space="preserve"> места нахождения: {{</w:t>
       </w:r>
       <w:r>
         <w:t>EXECUTOR</w:t>
@@ -2911,14 +2939,64 @@
         </w:rPr>
       </w:pPr>
       <w:bookmarkStart w:id="1" w:name="_Toc240119225"/>
+      <w:proofErr w:type="spellStart"/>
       <w:r>
         <w:rPr>
           <w:rFonts w:ascii="Times New Roman" w:eastAsia="Times New Roman" w:hAnsi="Times New Roman" w:cs="Times New Roman"/>
           <w:bCs w:val="0"/>
         </w:rPr>
-        <w:t>Сведения об опасных веществах</w:t>
+        <w:t>Сведения</w:t>
+      </w:r>
+      <w:proofErr w:type="spellEnd"/>
+      <w:r>
+        <w:rPr>
+          <w:rFonts w:ascii="Times New Roman" w:eastAsia="Times New Roman" w:hAnsi="Times New Roman" w:cs="Times New Roman"/>
+          <w:bCs w:val="0"/>
+        </w:rPr>
+        <w:t xml:space="preserve"> </w:t>
+      </w:r>
+      <w:proofErr w:type="spellStart"/>
+      <w:r>
+        <w:rPr>
+          <w:rFonts w:ascii="Times New Roman" w:eastAsia="Times New Roman" w:hAnsi="Times New Roman" w:cs="Times New Roman"/>
+          <w:bCs w:val="0"/>
+        </w:rPr>
+        <w:t>об</w:t>
+      </w:r>
+      <w:proofErr w:type="spellEnd"/>
+      <w:r>
+        <w:rPr>
+          <w:rFonts w:ascii="Times New Roman" w:eastAsia="Times New Roman" w:hAnsi="Times New Roman" w:cs="Times New Roman"/>
+          <w:bCs w:val="0"/>
+        </w:rPr>
+        <w:t xml:space="preserve"> </w:t>
+      </w:r>
+      <w:proofErr w:type="spellStart"/>
+      <w:r>
+        <w:rPr>
+          <w:rFonts w:ascii="Times New Roman" w:eastAsia="Times New Roman" w:hAnsi="Times New Roman" w:cs="Times New Roman"/>
+          <w:bCs w:val="0"/>
+        </w:rPr>
+        <w:t>опасных</w:t>
+      </w:r>
+      <w:proofErr w:type="spellEnd"/>
+      <w:r>
+        <w:rPr>
+          <w:rFonts w:ascii="Times New Roman" w:eastAsia="Times New Roman" w:hAnsi="Times New Roman" w:cs="Times New Roman"/>
+          <w:bCs w:val="0"/>
+        </w:rPr>
+        <w:t xml:space="preserve"> </w:t>
+      </w:r>
+      <w:proofErr w:type="spellStart"/>
+      <w:r>
+        <w:rPr>
+          <w:rFonts w:ascii="Times New Roman" w:eastAsia="Times New Roman" w:hAnsi="Times New Roman" w:cs="Times New Roman"/>
+          <w:bCs w:val="0"/>
+        </w:rPr>
+        <w:t>веществах</w:t>
       </w:r>
       <w:bookmarkEnd w:id="1"/>
+      <w:proofErr w:type="spellEnd"/>
     </w:p>
     <w:p>
       <w:pPr>
@@ -3155,12 +3233,21 @@
           <w:lang w:val="ru-RU"/>
         </w:rPr>
       </w:pPr>
-      <w:r>
-        <w:rPr>
-          <w:szCs w:val="24"/>
-          <w:lang w:val="ru-RU"/>
-        </w:rPr>
-        <w:t>Воробьева Г. Я.</w:t>
+      <w:proofErr w:type="spellStart"/>
+      <w:r>
+        <w:rPr>
+          <w:szCs w:val="24"/>
+          <w:lang w:val="ru-RU"/>
+        </w:rPr>
+        <w:t>Воробьева</w:t>
+      </w:r>
+      <w:proofErr w:type="spellEnd"/>
+      <w:r>
+        <w:rPr>
+          <w:szCs w:val="24"/>
+          <w:lang w:val="ru-RU"/>
+        </w:rPr>
+        <w:t xml:space="preserve"> Г. Я.</w:t>
       </w:r>
       <w:r>
         <w:rPr>
@@ -3200,7 +3287,23 @@
           <w:szCs w:val="24"/>
           <w:lang w:val="ru-RU"/>
         </w:rPr>
-        <w:t>Баратов А. М., Корольченко А. Я.</w:t>
+        <w:t xml:space="preserve">Баратов А. М., </w:t>
+      </w:r>
+      <w:proofErr w:type="spellStart"/>
+      <w:r>
+        <w:rPr>
+          <w:szCs w:val="24"/>
+          <w:lang w:val="ru-RU"/>
+        </w:rPr>
+        <w:t>Корольченко</w:t>
+      </w:r>
+      <w:proofErr w:type="spellEnd"/>
+      <w:r>
+        <w:rPr>
+          <w:szCs w:val="24"/>
+          <w:lang w:val="ru-RU"/>
+        </w:rPr>
+        <w:t xml:space="preserve"> А. Я.</w:t>
       </w:r>
       <w:r>
         <w:rPr>
@@ -3209,6 +3312,7 @@
         </w:rPr>
         <w:br/>
       </w:r>
+      <w:proofErr w:type="spellStart"/>
       <w:r>
         <w:rPr>
           <w:i/>
@@ -3216,39 +3320,9 @@
           <w:szCs w:val="24"/>
           <w:lang w:val="ru-RU"/>
         </w:rPr>
-        <w:t>Пожаровзрывоопасность веществ и материалов и средства их тушения</w:t>
-      </w:r>
-      <w:r>
-        <w:rPr>
-          <w:szCs w:val="24"/>
-          <w:lang w:val="ru-RU"/>
-        </w:rPr>
-        <w:t>: справочник: в 2 кн. — М.: Химия, 1990.</w:t>
-      </w:r>
-    </w:p>
-    <w:p>
-      <w:pPr>
-        <w:ind w:firstLine="680"/>
-        <w:rPr>
-          <w:sz w:val="24"/>
-          <w:szCs w:val="24"/>
-          <w:lang w:val="ru-RU"/>
-        </w:rPr>
-      </w:pPr>
-      <w:r>
-        <w:rPr>
-          <w:szCs w:val="24"/>
-          <w:lang w:val="ru-RU"/>
-        </w:rPr>
-        <w:t>Лазарев Н. В.</w:t>
-      </w:r>
-      <w:r>
-        <w:rPr>
-          <w:szCs w:val="24"/>
-          <w:lang w:val="ru-RU"/>
-        </w:rPr>
-        <w:br/>
-      </w:r>
+        <w:t>Пожаровзрывоопасность</w:t>
+      </w:r>
+      <w:proofErr w:type="spellEnd"/>
       <w:r>
         <w:rPr>
           <w:i/>
@@ -3256,28 +3330,14 @@
           <w:szCs w:val="24"/>
           <w:lang w:val="ru-RU"/>
         </w:rPr>
-        <w:t xml:space="preserve">Вредные вещества в промышленности. В трёх томах. Справочник. Т. 1: Органические вещества / </w:t>
-      </w:r>
-      <w:r>
-        <w:rPr>
-          <w:szCs w:val="24"/>
-          <w:lang w:val="ru-RU"/>
-        </w:rPr>
-        <w:t xml:space="preserve">под ред. </w:t>
-      </w:r>
-      <w:r>
-        <w:rPr>
-          <w:szCs w:val="24"/>
-          <w:lang w:val="ru-RU"/>
-        </w:rPr>
-        <w:t>Н. В. Лазарева, Э. Н. Левиной. — Л.: Химия, 1976</w:t>
-      </w:r>
-      <w:r>
-        <w:rPr>
-          <w:szCs w:val="24"/>
-          <w:lang w:val="ru-RU"/>
-        </w:rPr>
-        <w:t>.</w:t>
+        <w:t xml:space="preserve"> веществ и материалов и средства их тушения</w:t>
+      </w:r>
+      <w:r>
+        <w:rPr>
+          <w:szCs w:val="24"/>
+          <w:lang w:val="ru-RU"/>
+        </w:rPr>
+        <w:t>: справочник: в 2 кн. — М.: Химия, 1990.</w:t>
       </w:r>
     </w:p>
     <w:p>
@@ -3294,7 +3354,7 @@
           <w:szCs w:val="24"/>
           <w:lang w:val="ru-RU"/>
         </w:rPr>
-        <w:t>Земский Г. Т.</w:t>
+        <w:t>Лазарев Н. В.</w:t>
       </w:r>
       <w:r>
         <w:rPr>
@@ -3310,14 +3370,44 @@
           <w:szCs w:val="24"/>
           <w:lang w:val="ru-RU"/>
         </w:rPr>
-        <w:t>Физико-химические и огнеопасные свойства органических химических соединений: справочник: в 2 кн.</w:t>
-      </w:r>
-      <w:r>
-        <w:rPr>
-          <w:szCs w:val="24"/>
-          <w:lang w:val="ru-RU"/>
-        </w:rPr>
-        <w:t xml:space="preserve"> — М.: ВНИИПО МЧС России, 2009.</w:t>
+        <w:t xml:space="preserve">Вредные вещества в промышленности. В трёх томах. Справочник. Т. 1: Органические вещества / </w:t>
+      </w:r>
+      <w:r>
+        <w:rPr>
+          <w:szCs w:val="24"/>
+          <w:lang w:val="ru-RU"/>
+        </w:rPr>
+        <w:t xml:space="preserve">под ред. </w:t>
+      </w:r>
+      <w:r>
+        <w:rPr>
+          <w:szCs w:val="24"/>
+          <w:lang w:val="ru-RU"/>
+        </w:rPr>
+        <w:t xml:space="preserve">Н. В. Лазарева, Э. Н. </w:t>
+      </w:r>
+      <w:proofErr w:type="spellStart"/>
+      <w:r>
+        <w:rPr>
+          <w:szCs w:val="24"/>
+          <w:lang w:val="ru-RU"/>
+        </w:rPr>
+        <w:t>Левиной</w:t>
+      </w:r>
+      <w:proofErr w:type="spellEnd"/>
+      <w:r>
+        <w:rPr>
+          <w:szCs w:val="24"/>
+          <w:lang w:val="ru-RU"/>
+        </w:rPr>
+        <w:t>. — Л.: Химия, 1976</w:t>
+      </w:r>
+      <w:r>
+        <w:rPr>
+          <w:szCs w:val="24"/>
+          <w:lang w:val="ru-RU"/>
+        </w:rPr>
+        <w:t>.</w:t>
       </w:r>
     </w:p>
     <w:p>
@@ -3326,17 +3416,20 @@
         <w:rPr>
           <w:sz w:val="24"/>
           <w:szCs w:val="24"/>
-        </w:rPr>
-      </w:pPr>
-      <w:r>
-        <w:rPr>
-          <w:szCs w:val="24"/>
-        </w:rPr>
-        <w:t>Currano J. N., Roth D. L. (ред.)</w:t>
-      </w:r>
-      <w:r>
-        <w:rPr>
-          <w:szCs w:val="24"/>
+          <w:lang w:val="ru-RU"/>
+        </w:rPr>
+      </w:pPr>
+      <w:r>
+        <w:rPr>
+          <w:szCs w:val="24"/>
+          <w:lang w:val="ru-RU"/>
+        </w:rPr>
+        <w:t>Земский Г. Т.</w:t>
+      </w:r>
+      <w:r>
+        <w:rPr>
+          <w:szCs w:val="24"/>
+          <w:lang w:val="ru-RU"/>
         </w:rPr>
         <w:br/>
       </w:r>
@@ -3345,8 +3438,85 @@
           <w:i/>
           <w:iCs/>
           <w:szCs w:val="24"/>
-        </w:rPr>
-        <w:t>The Merck Index: An Encyclopaedia of Chemicals, Drugs, and Biologicals</w:t>
+          <w:lang w:val="ru-RU"/>
+        </w:rPr>
+        <w:t>Физико-химические и огнеопасные свойства органических химических соединений: справочник: в 2 кн.</w:t>
+      </w:r>
+      <w:r>
+        <w:rPr>
+          <w:szCs w:val="24"/>
+          <w:lang w:val="ru-RU"/>
+        </w:rPr>
+        <w:t xml:space="preserve"> — М.: ВНИИПО МЧС России, 2009.</w:t>
+      </w:r>
+    </w:p>
+    <w:p>
+      <w:pPr>
+        <w:ind w:firstLine="680"/>
+        <w:rPr>
+          <w:sz w:val="24"/>
+          <w:szCs w:val="24"/>
+        </w:rPr>
+      </w:pPr>
+      <w:proofErr w:type="spellStart"/>
+      <w:r>
+        <w:rPr>
+          <w:szCs w:val="24"/>
+        </w:rPr>
+        <w:t>Currano</w:t>
+      </w:r>
+      <w:proofErr w:type="spellEnd"/>
+      <w:r>
+        <w:rPr>
+          <w:szCs w:val="24"/>
+        </w:rPr>
+        <w:t xml:space="preserve"> J. N., Roth D. L. (</w:t>
+      </w:r>
+      <w:proofErr w:type="spellStart"/>
+      <w:r>
+        <w:rPr>
+          <w:szCs w:val="24"/>
+        </w:rPr>
+        <w:t>ред</w:t>
+      </w:r>
+      <w:proofErr w:type="spellEnd"/>
+      <w:r>
+        <w:rPr>
+          <w:szCs w:val="24"/>
+        </w:rPr>
+        <w:t>.)</w:t>
+      </w:r>
+      <w:r>
+        <w:rPr>
+          <w:szCs w:val="24"/>
+        </w:rPr>
+        <w:br/>
+      </w:r>
+      <w:r>
+        <w:rPr>
+          <w:i/>
+          <w:iCs/>
+          <w:szCs w:val="24"/>
+        </w:rPr>
+        <w:t xml:space="preserve">The Merck Index: An </w:t>
+      </w:r>
+      <w:proofErr w:type="spellStart"/>
+      <w:r>
+        <w:rPr>
+          <w:i/>
+          <w:iCs/>
+          <w:szCs w:val="24"/>
+        </w:rPr>
+        <w:t>Encyclopaedia</w:t>
+      </w:r>
+      <w:proofErr w:type="spellEnd"/>
+      <w:r>
+        <w:rPr>
+          <w:i/>
+          <w:iCs/>
+          <w:szCs w:val="24"/>
+        </w:rPr>
+        <w:t xml:space="preserve"> of Chemicals, Drugs, and Biologicals</w:t>
       </w:r>
       <w:r>
         <w:rPr>
@@ -3560,8 +3730,13 @@
           <w:lang w:val="ru-RU"/>
         </w:rPr>
       </w:pPr>
-      <w:r>
-        <w:t xml:space="preserve">Рисунок </w:t>
+      <w:proofErr w:type="spellStart"/>
+      <w:r>
+        <w:t>Рисунок</w:t>
+      </w:r>
+      <w:proofErr w:type="spellEnd"/>
+      <w:r>
+        <w:t xml:space="preserve"> </w:t>
       </w:r>
       <w:bookmarkStart w:id="5" w:name="_Ref220681920"/>
       <w:r>
@@ -3584,8 +3759,29 @@
       </w:r>
       <w:bookmarkEnd w:id="5"/>
       <w:r>
-        <w:t xml:space="preserve"> – Принципиальная технологическая схема</w:t>
-      </w:r>
+        <w:t xml:space="preserve"> – </w:t>
+      </w:r>
+      <w:proofErr w:type="spellStart"/>
+      <w:r>
+        <w:t>Принципиальная</w:t>
+      </w:r>
+      <w:proofErr w:type="spellEnd"/>
+      <w:r>
+        <w:t xml:space="preserve"> </w:t>
+      </w:r>
+      <w:proofErr w:type="spellStart"/>
+      <w:r>
+        <w:t>технологическая</w:t>
+      </w:r>
+      <w:proofErr w:type="spellEnd"/>
+      <w:r>
+        <w:t xml:space="preserve"> </w:t>
+      </w:r>
+      <w:proofErr w:type="spellStart"/>
+      <w:r>
+        <w:t>схема</w:t>
+      </w:r>
+      <w:proofErr w:type="spellEnd"/>
     </w:p>
     <w:p>
       <w:pPr>
@@ -4386,7 +4582,23 @@
           <w:szCs w:val="24"/>
           <w:lang w:val="ru-RU"/>
         </w:rPr>
-        <w:t>Качество и материал труб, фасонных деталей, запорной арматуры для трубопроводов приняты в соответствии с требованиями соответствующих нормативных документов в зависимости от свойств транспортируемой среды. Толщина стенки трубопроводов определена прочностным расчетом в зависимости от категории участка трубопровода, параметров транспортируемой среды и конструктивного решения.</w:t>
+        <w:t xml:space="preserve">Качество и материал труб, фасонных деталей, запорной арматуры для трубопроводов приняты в соответствии с требованиями соответствующих нормативных документов в зависимости от свойств транспортируемой среды. Толщина стенки трубопроводов определена прочностным </w:t>
+      </w:r>
+      <w:proofErr w:type="spellStart"/>
+      <w:r>
+        <w:rPr>
+          <w:szCs w:val="24"/>
+          <w:lang w:val="ru-RU"/>
+        </w:rPr>
+        <w:t>расчетом</w:t>
+      </w:r>
+      <w:proofErr w:type="spellEnd"/>
+      <w:r>
+        <w:rPr>
+          <w:szCs w:val="24"/>
+          <w:lang w:val="ru-RU"/>
+        </w:rPr>
+        <w:t xml:space="preserve"> в зависимости от категории участка трубопровода, параметров транспортируемой среды и конструктивного решения.</w:t>
       </w:r>
     </w:p>
     <w:p>
@@ -4410,7 +4622,23 @@
           <w:szCs w:val="24"/>
           <w:lang w:val="ru-RU"/>
         </w:rPr>
-        <w:t>На трубопроводах установлены соединительные детали и запорная арматура согласно расчетному давлению в трубопроводе.</w:t>
+        <w:t xml:space="preserve">На трубопроводах установлены соединительные детали и запорная арматура согласно </w:t>
+      </w:r>
+      <w:proofErr w:type="spellStart"/>
+      <w:r>
+        <w:rPr>
+          <w:szCs w:val="24"/>
+          <w:lang w:val="ru-RU"/>
+        </w:rPr>
+        <w:t>расчетному</w:t>
+      </w:r>
+      <w:proofErr w:type="spellEnd"/>
+      <w:r>
+        <w:rPr>
+          <w:szCs w:val="24"/>
+          <w:lang w:val="ru-RU"/>
+        </w:rPr>
+        <w:t xml:space="preserve"> давлению в трубопроводе.</w:t>
       </w:r>
     </w:p>
     <w:p>
@@ -4482,7 +4710,23 @@
           <w:szCs w:val="24"/>
           <w:lang w:val="ru-RU"/>
         </w:rPr>
-        <w:t>Устойчивое положение трубопроводов против всплытия и выпирания при прохождении через водные преграды, на обводненных и заболоченных участках при отсутствии транспортируемого продукта в них, в тех случаях, когда грунт не обладает удерживающей способностью или его удерживающая способность недостаточна, обеспечивается заменой и закреплением грунта, закреплением трубопроводов с помощью балластирующих устройств, анкерных креплений или другими способами.</w:t>
+        <w:t xml:space="preserve">Устойчивое положение трубопроводов против всплытия и выпирания при прохождении через водные преграды, на </w:t>
+      </w:r>
+      <w:proofErr w:type="spellStart"/>
+      <w:r>
+        <w:rPr>
+          <w:szCs w:val="24"/>
+          <w:lang w:val="ru-RU"/>
+        </w:rPr>
+        <w:t>обводненных</w:t>
+      </w:r>
+      <w:proofErr w:type="spellEnd"/>
+      <w:r>
+        <w:rPr>
+          <w:szCs w:val="24"/>
+          <w:lang w:val="ru-RU"/>
+        </w:rPr>
+        <w:t xml:space="preserve"> и заболоченных участках при отсутствии транспортируемого продукта в них, в тех случаях, когда грунт не обладает удерживающей способностью или его удерживающая способность недостаточна, обеспечивается заменой и закреплением грунта, закреплением трубопроводов с помощью балластирующих устройств, анкерных креплений или другими способами.</w:t>
       </w:r>
     </w:p>
     <w:p>
@@ -4506,7 +4750,39 @@
           <w:szCs w:val="24"/>
           <w:lang w:val="ru-RU"/>
         </w:rPr>
-        <w:t xml:space="preserve">Трубопроводы надежно защищены от коррозии. Защита трубопроводов от внешней коррозии осуществляется с помощью изоляционных покрытий и средств электрохимзащиты. </w:t>
+        <w:t xml:space="preserve">Трубопроводы </w:t>
+      </w:r>
+      <w:proofErr w:type="spellStart"/>
+      <w:r>
+        <w:rPr>
+          <w:szCs w:val="24"/>
+          <w:lang w:val="ru-RU"/>
+        </w:rPr>
+        <w:t>надежно</w:t>
+      </w:r>
+      <w:proofErr w:type="spellEnd"/>
+      <w:r>
+        <w:rPr>
+          <w:szCs w:val="24"/>
+          <w:lang w:val="ru-RU"/>
+        </w:rPr>
+        <w:t xml:space="preserve"> защищены от коррозии. Защита трубопроводов от внешней коррозии осуществляется с помощью изоляционных покрытий и средств </w:t>
+      </w:r>
+      <w:proofErr w:type="spellStart"/>
+      <w:r>
+        <w:rPr>
+          <w:szCs w:val="24"/>
+          <w:lang w:val="ru-RU"/>
+        </w:rPr>
+        <w:t>электрохимзащиты</w:t>
+      </w:r>
+      <w:proofErr w:type="spellEnd"/>
+      <w:r>
+        <w:rPr>
+          <w:szCs w:val="24"/>
+          <w:lang w:val="ru-RU"/>
+        </w:rPr>
+        <w:t xml:space="preserve">. </w:t>
       </w:r>
       <w:bookmarkStart w:id="13" w:name="PO0000633"/>
       <w:bookmarkEnd w:id="13"/>
@@ -4539,7 +4815,55 @@
           <w:szCs w:val="24"/>
           <w:lang w:val="ru-RU"/>
         </w:rPr>
-        <w:t>Наблюдение за состоянием трассы трубопроводов, элементов трубопроводов и их деталей, находящихся на поверхности земли. Периодичность осмотра трубопровода путем обхода, объезда или облета устанавливается руководством нефтегазодобывающего управления в зависимости от местных условий, сложности рельефа трассы, времени года и срока эксплуатации в соответствии с графиком, утвержденным главным инженером.</w:t>
+        <w:t xml:space="preserve">Наблюдение за состоянием трассы трубопроводов, элементов трубопроводов и их деталей, находящихся на поверхности земли. Периодичность осмотра трубопровода </w:t>
+      </w:r>
+      <w:proofErr w:type="spellStart"/>
+      <w:r>
+        <w:rPr>
+          <w:szCs w:val="24"/>
+          <w:lang w:val="ru-RU"/>
+        </w:rPr>
+        <w:t>путем</w:t>
+      </w:r>
+      <w:proofErr w:type="spellEnd"/>
+      <w:r>
+        <w:rPr>
+          <w:szCs w:val="24"/>
+          <w:lang w:val="ru-RU"/>
+        </w:rPr>
+        <w:t xml:space="preserve"> обхода, объезда или </w:t>
+      </w:r>
+      <w:proofErr w:type="spellStart"/>
+      <w:r>
+        <w:rPr>
+          <w:szCs w:val="24"/>
+          <w:lang w:val="ru-RU"/>
+        </w:rPr>
+        <w:t>облета</w:t>
+      </w:r>
+      <w:proofErr w:type="spellEnd"/>
+      <w:r>
+        <w:rPr>
+          <w:szCs w:val="24"/>
+          <w:lang w:val="ru-RU"/>
+        </w:rPr>
+        <w:t xml:space="preserve"> устанавливается руководством нефтегазодобывающего управления в зависимости от местных условий, сложности рельефа трассы, времени года и срока эксплуатации в соответствии с графиком, </w:t>
+      </w:r>
+      <w:proofErr w:type="spellStart"/>
+      <w:r>
+        <w:rPr>
+          <w:szCs w:val="24"/>
+          <w:lang w:val="ru-RU"/>
+        </w:rPr>
+        <w:t>утвержденным</w:t>
+      </w:r>
+      <w:proofErr w:type="spellEnd"/>
+      <w:r>
+        <w:rPr>
+          <w:szCs w:val="24"/>
+          <w:lang w:val="ru-RU"/>
+        </w:rPr>
+        <w:t xml:space="preserve"> главным инженером.</w:t>
       </w:r>
     </w:p>
     <w:p>
@@ -4571,7 +4895,23 @@
           <w:lang w:val="ru-RU"/>
         </w:rPr>
         <w:lastRenderedPageBreak/>
-        <w:t>трубопровода в зависимости от скорости коррозионно-эрозионных процессов с учетом опыта эксплуатации аналогичных трубопроводов, результатов наружного осмотра, предыдущей ревизии и должны обеспечивать безопасную и безаварийную эксплуатацию трубопроводов в период между ревизиями.</w:t>
+        <w:t xml:space="preserve">трубопровода в зависимости от скорости коррозионно-эрозионных процессов с </w:t>
+      </w:r>
+      <w:proofErr w:type="spellStart"/>
+      <w:r>
+        <w:rPr>
+          <w:szCs w:val="24"/>
+          <w:lang w:val="ru-RU"/>
+        </w:rPr>
+        <w:t>учетом</w:t>
+      </w:r>
+      <w:proofErr w:type="spellEnd"/>
+      <w:r>
+        <w:rPr>
+          <w:szCs w:val="24"/>
+          <w:lang w:val="ru-RU"/>
+        </w:rPr>
+        <w:t xml:space="preserve"> опыта эксплуатации аналогичных трубопроводов, результатов наружного осмотра, предыдущей ревизии и должны обеспечивать безопасную и безаварийную эксплуатацию трубопроводов в период между ревизиями.</w:t>
       </w:r>
     </w:p>
     <w:p>
@@ -4614,12 +4954,37 @@
           <w:lang w:val="ru-RU"/>
         </w:rPr>
       </w:pPr>
-      <w:r>
-        <w:rPr>
-          <w:szCs w:val="24"/>
-          <w:lang w:val="ru-RU"/>
-        </w:rPr>
-        <w:t xml:space="preserve">Надежность работы трубопроводов проверяется путем периодических гидравлических испытаний на прочность и плотность. </w:t>
+      <w:proofErr w:type="spellStart"/>
+      <w:r>
+        <w:rPr>
+          <w:szCs w:val="24"/>
+          <w:lang w:val="ru-RU"/>
+        </w:rPr>
+        <w:t>Надежность</w:t>
+      </w:r>
+      <w:proofErr w:type="spellEnd"/>
+      <w:r>
+        <w:rPr>
+          <w:szCs w:val="24"/>
+          <w:lang w:val="ru-RU"/>
+        </w:rPr>
+        <w:t xml:space="preserve"> работы трубопроводов проверяется </w:t>
+      </w:r>
+      <w:proofErr w:type="spellStart"/>
+      <w:r>
+        <w:rPr>
+          <w:szCs w:val="24"/>
+          <w:lang w:val="ru-RU"/>
+        </w:rPr>
+        <w:t>путем</w:t>
+      </w:r>
+      <w:proofErr w:type="spellEnd"/>
+      <w:r>
+        <w:rPr>
+          <w:szCs w:val="24"/>
+          <w:lang w:val="ru-RU"/>
+        </w:rPr>
+        <w:t xml:space="preserve"> периодических гидравлических испытаний на прочность и плотность. </w:t>
       </w:r>
     </w:p>
     <w:p>
@@ -4666,7 +5031,23 @@
           <w:szCs w:val="24"/>
           <w:lang w:val="ru-RU"/>
         </w:rPr>
-        <w:t>Организация постоянного и тщательного надзора за исправностью запорной арматуры трубопроводов, а также своевременным и качественным проведением ее ревизий и ремонта.</w:t>
+        <w:t xml:space="preserve">Организация постоянного и тщательного надзора за исправностью запорной арматуры трубопроводов, а также своевременным и качественным проведением </w:t>
+      </w:r>
+      <w:proofErr w:type="spellStart"/>
+      <w:r>
+        <w:rPr>
+          <w:szCs w:val="24"/>
+          <w:lang w:val="ru-RU"/>
+        </w:rPr>
+        <w:t>ее</w:t>
+      </w:r>
+      <w:proofErr w:type="spellEnd"/>
+      <w:r>
+        <w:rPr>
+          <w:szCs w:val="24"/>
+          <w:lang w:val="ru-RU"/>
+        </w:rPr>
+        <w:t xml:space="preserve"> ревизий и ремонта.</w:t>
       </w:r>
     </w:p>
     <w:p>
@@ -4714,7 +5095,23 @@
           <w:szCs w:val="24"/>
           <w:lang w:val="ru-RU"/>
         </w:rPr>
-        <w:t>Обозначение трассы трубопроводов знаками безопасности в установленных местах для привлечения внимания к непосредственной опасности, предупреждения о возможной опасности, предписания и разрешения определенных действий с целью обеспечения безопасности, а также для необходимой информации.</w:t>
+        <w:t xml:space="preserve">Обозначение трассы трубопроводов знаками безопасности в установленных местах для привлечения внимания к непосредственной опасности, предупреждения о возможной опасности, предписания и разрешения </w:t>
+      </w:r>
+      <w:proofErr w:type="spellStart"/>
+      <w:r>
+        <w:rPr>
+          <w:szCs w:val="24"/>
+          <w:lang w:val="ru-RU"/>
+        </w:rPr>
+        <w:t>определенных</w:t>
+      </w:r>
+      <w:proofErr w:type="spellEnd"/>
+      <w:r>
+        <w:rPr>
+          <w:szCs w:val="24"/>
+          <w:lang w:val="ru-RU"/>
+        </w:rPr>
+        <w:t xml:space="preserve"> действий с целью обеспечения безопасности, а также для необходимой информации.</w:t>
       </w:r>
     </w:p>
     <w:p>
@@ -4831,13 +5228,77 @@
           <w:u w:val="single"/>
         </w:rPr>
       </w:pPr>
+      <w:proofErr w:type="spellStart"/>
       <w:r>
         <w:rPr>
           <w:i/>
           <w:szCs w:val="24"/>
           <w:u w:val="single"/>
         </w:rPr>
-        <w:t>Условия безопасного отсечения потоков:</w:t>
+        <w:t>Условия</w:t>
+      </w:r>
+      <w:proofErr w:type="spellEnd"/>
+      <w:r>
+        <w:rPr>
+          <w:i/>
+          <w:szCs w:val="24"/>
+          <w:u w:val="single"/>
+        </w:rPr>
+        <w:t xml:space="preserve"> </w:t>
+      </w:r>
+      <w:proofErr w:type="spellStart"/>
+      <w:r>
+        <w:rPr>
+          <w:i/>
+          <w:szCs w:val="24"/>
+          <w:u w:val="single"/>
+        </w:rPr>
+        <w:t>безопасного</w:t>
+      </w:r>
+      <w:proofErr w:type="spellEnd"/>
+      <w:r>
+        <w:rPr>
+          <w:i/>
+          <w:szCs w:val="24"/>
+          <w:u w:val="single"/>
+        </w:rPr>
+        <w:t xml:space="preserve"> </w:t>
+      </w:r>
+      <w:proofErr w:type="spellStart"/>
+      <w:r>
+        <w:rPr>
+          <w:i/>
+          <w:szCs w:val="24"/>
+          <w:u w:val="single"/>
+        </w:rPr>
+        <w:t>отсечения</w:t>
+      </w:r>
+      <w:proofErr w:type="spellEnd"/>
+      <w:r>
+        <w:rPr>
+          <w:i/>
+          <w:szCs w:val="24"/>
+          <w:u w:val="single"/>
+        </w:rPr>
+        <w:t xml:space="preserve"> </w:t>
+      </w:r>
+      <w:proofErr w:type="spellStart"/>
+      <w:r>
+        <w:rPr>
+          <w:i/>
+          <w:szCs w:val="24"/>
+          <w:u w:val="single"/>
+        </w:rPr>
+        <w:t>потоков</w:t>
+      </w:r>
+      <w:proofErr w:type="spellEnd"/>
+      <w:r>
+        <w:rPr>
+          <w:i/>
+          <w:szCs w:val="24"/>
+          <w:u w:val="single"/>
+        </w:rPr>
+        <w:t>:</w:t>
       </w:r>
     </w:p>
     <w:p>
@@ -5193,7 +5654,25 @@
           <w:szCs w:val="24"/>
           <w:lang w:val="ru-RU" w:eastAsia="ru-RU"/>
         </w:rPr>
-        <w:t>писание решений, направленных на обеспечение взрывопожаробезопасности и химической безопасности</w:t>
+        <w:t xml:space="preserve">писание решений, направленных на обеспечение </w:t>
+      </w:r>
+      <w:proofErr w:type="spellStart"/>
+      <w:r>
+        <w:rPr>
+          <w:rFonts w:ascii="Times New Roman" w:eastAsia="Times New Roman" w:hAnsi="Times New Roman" w:cs="Times New Roman"/>
+          <w:szCs w:val="24"/>
+          <w:lang w:val="ru-RU" w:eastAsia="ru-RU"/>
+        </w:rPr>
+        <w:t>взрывопожаробезопасности</w:t>
+      </w:r>
+      <w:proofErr w:type="spellEnd"/>
+      <w:r>
+        <w:rPr>
+          <w:rFonts w:ascii="Times New Roman" w:eastAsia="Times New Roman" w:hAnsi="Times New Roman" w:cs="Times New Roman"/>
+          <w:szCs w:val="24"/>
+          <w:lang w:val="ru-RU" w:eastAsia="ru-RU"/>
+        </w:rPr>
+        <w:t xml:space="preserve"> и химической безопасности</w:t>
       </w:r>
       <w:bookmarkEnd w:id="16"/>
     </w:p>
@@ -5233,7 +5712,23 @@
           <w:szCs w:val="24"/>
           <w:lang w:val="ru-RU"/>
         </w:rPr>
-        <w:t>Для обеспечения взрывопожаробезопасности на объектах сбора, подготовки и транспорта нефти и газа предусмотрены следующие меры:</w:t>
+        <w:t xml:space="preserve">Для обеспечения </w:t>
+      </w:r>
+      <w:proofErr w:type="spellStart"/>
+      <w:r>
+        <w:rPr>
+          <w:szCs w:val="24"/>
+          <w:lang w:val="ru-RU"/>
+        </w:rPr>
+        <w:t>взрывопожаробезопасности</w:t>
+      </w:r>
+      <w:proofErr w:type="spellEnd"/>
+      <w:r>
+        <w:rPr>
+          <w:szCs w:val="24"/>
+          <w:lang w:val="ru-RU"/>
+        </w:rPr>
+        <w:t xml:space="preserve"> на объектах сбора, подготовки и транспорта нефти и газа предусмотрены следующие меры:</w:t>
       </w:r>
     </w:p>
     <w:p>
@@ -5265,7 +5760,23 @@
           <w:szCs w:val="24"/>
           <w:lang w:val="ru-RU"/>
         </w:rPr>
-        <w:t>Ответственность за противопожарное состояние объекта, за разработку и осуществление текущих планов противопожарных мероприятий, за комплектацию противопожарного оборудования, сохранность противопожарной техники и средств пожаротушения, за работу добровольных пожарных дружин и боевых расчетов возлагается на руководителя объекта.</w:t>
+        <w:t xml:space="preserve">Ответственность за противопожарное состояние объекта, за разработку и осуществление текущих планов противопожарных мероприятий, за комплектацию противопожарного оборудования, сохранность противопожарной техники и средств пожаротушения, за работу добровольных пожарных дружин и боевых </w:t>
+      </w:r>
+      <w:proofErr w:type="spellStart"/>
+      <w:r>
+        <w:rPr>
+          <w:szCs w:val="24"/>
+          <w:lang w:val="ru-RU"/>
+        </w:rPr>
+        <w:t>расчетов</w:t>
+      </w:r>
+      <w:proofErr w:type="spellEnd"/>
+      <w:r>
+        <w:rPr>
+          <w:szCs w:val="24"/>
+          <w:lang w:val="ru-RU"/>
+        </w:rPr>
+        <w:t xml:space="preserve"> возлагается на руководителя объекта.</w:t>
       </w:r>
     </w:p>
     <w:p>
@@ -5307,7 +5818,23 @@
           <w:szCs w:val="24"/>
           <w:lang w:val="ru-RU"/>
         </w:rPr>
-        <w:t>Для служб эксплуатации и ремонта объектов, на основе действующих правил пожарной безопасности, разработаны с учетом специфики производства инструкции о мерах пожарной безопасности, согласованные с пожарной охраной предприятия.</w:t>
+        <w:t xml:space="preserve">Для служб эксплуатации и ремонта объектов, на основе действующих правил пожарной безопасности, разработаны с </w:t>
+      </w:r>
+      <w:proofErr w:type="spellStart"/>
+      <w:r>
+        <w:rPr>
+          <w:szCs w:val="24"/>
+          <w:lang w:val="ru-RU"/>
+        </w:rPr>
+        <w:t>учетом</w:t>
+      </w:r>
+      <w:proofErr w:type="spellEnd"/>
+      <w:r>
+        <w:rPr>
+          <w:szCs w:val="24"/>
+          <w:lang w:val="ru-RU"/>
+        </w:rPr>
+        <w:t xml:space="preserve"> специфики производства инструкции о мерах пожарной безопасности, согласованные с пожарной охраной предприятия.</w:t>
       </w:r>
     </w:p>
     <w:p>
@@ -5468,11 +5995,89 @@
         </w:rPr>
         <w:t xml:space="preserve">В случае обмерзания аппаратов, трубопроводов, задвижек, штуцеров отогревать их следует только горячей водой или паром. </w:t>
       </w:r>
-      <w:r>
-        <w:rPr>
-          <w:szCs w:val="24"/>
-        </w:rPr>
-        <w:t>Использовать открытый огонь для отогрева запрещается.</w:t>
+      <w:proofErr w:type="spellStart"/>
+      <w:r>
+        <w:rPr>
+          <w:szCs w:val="24"/>
+        </w:rPr>
+        <w:t>Использовать</w:t>
+      </w:r>
+      <w:proofErr w:type="spellEnd"/>
+      <w:r>
+        <w:rPr>
+          <w:szCs w:val="24"/>
+        </w:rPr>
+        <w:t xml:space="preserve"> </w:t>
+      </w:r>
+      <w:proofErr w:type="spellStart"/>
+      <w:r>
+        <w:rPr>
+          <w:szCs w:val="24"/>
+        </w:rPr>
+        <w:t>открытый</w:t>
+      </w:r>
+      <w:proofErr w:type="spellEnd"/>
+      <w:r>
+        <w:rPr>
+          <w:szCs w:val="24"/>
+        </w:rPr>
+        <w:t xml:space="preserve"> </w:t>
+      </w:r>
+      <w:proofErr w:type="spellStart"/>
+      <w:r>
+        <w:rPr>
+          <w:szCs w:val="24"/>
+        </w:rPr>
+        <w:t>огонь</w:t>
+      </w:r>
+      <w:proofErr w:type="spellEnd"/>
+      <w:r>
+        <w:rPr>
+          <w:szCs w:val="24"/>
+        </w:rPr>
+        <w:t xml:space="preserve"> </w:t>
+      </w:r>
+      <w:proofErr w:type="spellStart"/>
+      <w:r>
+        <w:rPr>
+          <w:szCs w:val="24"/>
+        </w:rPr>
+        <w:t>для</w:t>
+      </w:r>
+      <w:proofErr w:type="spellEnd"/>
+      <w:r>
+        <w:rPr>
+          <w:szCs w:val="24"/>
+        </w:rPr>
+        <w:t xml:space="preserve"> </w:t>
+      </w:r>
+      <w:proofErr w:type="spellStart"/>
+      <w:r>
+        <w:rPr>
+          <w:szCs w:val="24"/>
+        </w:rPr>
+        <w:t>отогрева</w:t>
+      </w:r>
+      <w:proofErr w:type="spellEnd"/>
+      <w:r>
+        <w:rPr>
+          <w:szCs w:val="24"/>
+        </w:rPr>
+        <w:t xml:space="preserve"> </w:t>
+      </w:r>
+      <w:proofErr w:type="spellStart"/>
+      <w:r>
+        <w:rPr>
+          <w:szCs w:val="24"/>
+        </w:rPr>
+        <w:t>запрещается</w:t>
+      </w:r>
+      <w:proofErr w:type="spellEnd"/>
+      <w:r>
+        <w:rPr>
+          <w:szCs w:val="24"/>
+        </w:rPr>
+        <w:t>.</w:t>
       </w:r>
     </w:p>
     <w:p>
@@ -5493,8 +6098,18 @@
           <w:szCs w:val="24"/>
           <w:lang w:val="ru-RU"/>
         </w:rPr>
-        <w:t>Решения, направленные на обеспечение взрывопожаробезопасности</w:t>
-      </w:r>
+        <w:t xml:space="preserve">Решения, направленные на обеспечение </w:t>
+      </w:r>
+      <w:proofErr w:type="spellStart"/>
+      <w:r>
+        <w:rPr>
+          <w:i/>
+          <w:szCs w:val="24"/>
+          <w:lang w:val="ru-RU"/>
+        </w:rPr>
+        <w:t>взрывопожаробезопасности</w:t>
+      </w:r>
+      <w:proofErr w:type="spellEnd"/>
       <w:r>
         <w:rPr>
           <w:szCs w:val="24"/>
@@ -5552,7 +6167,23 @@
           <w:lang w:val="ru-RU"/>
         </w:rPr>
         <w:lastRenderedPageBreak/>
-        <w:t>нефтепродуктами, необходимо снять и заменить пропитанную изоляцию для предотвращения ее самовоспламенения.</w:t>
+        <w:t xml:space="preserve">нефтепродуктами, необходимо снять и заменить пропитанную изоляцию для предотвращения </w:t>
+      </w:r>
+      <w:proofErr w:type="spellStart"/>
+      <w:r>
+        <w:rPr>
+          <w:szCs w:val="24"/>
+          <w:lang w:val="ru-RU"/>
+        </w:rPr>
+        <w:t>ее</w:t>
+      </w:r>
+      <w:proofErr w:type="spellEnd"/>
+      <w:r>
+        <w:rPr>
+          <w:szCs w:val="24"/>
+          <w:lang w:val="ru-RU"/>
+        </w:rPr>
+        <w:t xml:space="preserve"> самовоспламенения.</w:t>
       </w:r>
     </w:p>
     <w:p>
@@ -5605,13 +6236,79 @@
           <w:szCs w:val="24"/>
           <w:lang w:val="ru-RU"/>
         </w:rPr>
-        <w:t xml:space="preserve">Не допускается загрязнение и скопление на территории нефти. Места разлива нефти зачищаются путем снятия слоя земли на глубину, превышающую на 1-2 см пропитанный нефтью грунт. </w:t>
-      </w:r>
-      <w:r>
-        <w:rPr>
-          <w:szCs w:val="24"/>
-        </w:rPr>
-        <w:t>Образовавшаяся выемка засыпается песком.</w:t>
+        <w:t xml:space="preserve">Не допускается загрязнение и скопление на территории нефти. Места разлива нефти зачищаются </w:t>
+      </w:r>
+      <w:proofErr w:type="spellStart"/>
+      <w:r>
+        <w:rPr>
+          <w:szCs w:val="24"/>
+          <w:lang w:val="ru-RU"/>
+        </w:rPr>
+        <w:t>путем</w:t>
+      </w:r>
+      <w:proofErr w:type="spellEnd"/>
+      <w:r>
+        <w:rPr>
+          <w:szCs w:val="24"/>
+          <w:lang w:val="ru-RU"/>
+        </w:rPr>
+        <w:t xml:space="preserve"> снятия слоя земли на глубину, превышающую на 1-2 см пропитанный нефтью грунт. </w:t>
+      </w:r>
+      <w:proofErr w:type="spellStart"/>
+      <w:r>
+        <w:rPr>
+          <w:szCs w:val="24"/>
+        </w:rPr>
+        <w:t>Образовавшаяся</w:t>
+      </w:r>
+      <w:proofErr w:type="spellEnd"/>
+      <w:r>
+        <w:rPr>
+          <w:szCs w:val="24"/>
+        </w:rPr>
+        <w:t xml:space="preserve"> </w:t>
+      </w:r>
+      <w:proofErr w:type="spellStart"/>
+      <w:r>
+        <w:rPr>
+          <w:szCs w:val="24"/>
+        </w:rPr>
+        <w:t>выемка</w:t>
+      </w:r>
+      <w:proofErr w:type="spellEnd"/>
+      <w:r>
+        <w:rPr>
+          <w:szCs w:val="24"/>
+        </w:rPr>
+        <w:t xml:space="preserve"> </w:t>
+      </w:r>
+      <w:proofErr w:type="spellStart"/>
+      <w:r>
+        <w:rPr>
+          <w:szCs w:val="24"/>
+        </w:rPr>
+        <w:t>засыпается</w:t>
+      </w:r>
+      <w:proofErr w:type="spellEnd"/>
+      <w:r>
+        <w:rPr>
+          <w:szCs w:val="24"/>
+        </w:rPr>
+        <w:t xml:space="preserve"> </w:t>
+      </w:r>
+      <w:proofErr w:type="spellStart"/>
+      <w:r>
+        <w:rPr>
+          <w:szCs w:val="24"/>
+        </w:rPr>
+        <w:t>песком</w:t>
+      </w:r>
+      <w:proofErr w:type="spellEnd"/>
+      <w:r>
+        <w:rPr>
+          <w:szCs w:val="24"/>
+        </w:rPr>
+        <w:t>.</w:t>
       </w:r>
     </w:p>
     <w:p>
@@ -5638,7 +6335,23 @@
           <w:szCs w:val="24"/>
           <w:lang w:val="ru-RU"/>
         </w:rPr>
-        <w:t>Запрещается длительная эксплуатация трубопроводов, предназначенных для перекачки взрыво-, пожароопасных и агрессивных газов и продуктов, при наличии хомутов. Хомуты должны быть ликвидированы при первой же остановке трубопровода на ревизию или ремонт.</w:t>
+        <w:t xml:space="preserve">Запрещается длительная эксплуатация трубопроводов, предназначенных для перекачки </w:t>
+      </w:r>
+      <w:proofErr w:type="spellStart"/>
+      <w:r>
+        <w:rPr>
+          <w:szCs w:val="24"/>
+          <w:lang w:val="ru-RU"/>
+        </w:rPr>
+        <w:t>взрыво</w:t>
+      </w:r>
+      <w:proofErr w:type="spellEnd"/>
+      <w:r>
+        <w:rPr>
+          <w:szCs w:val="24"/>
+          <w:lang w:val="ru-RU"/>
+        </w:rPr>
+        <w:t>-, пожароопасных и агрессивных газов и продуктов, при наличии хомутов. Хомуты должны быть ликвидированы при первой же остановке трубопровода на ревизию или ремонт.</w:t>
       </w:r>
     </w:p>
     <w:p>
@@ -5777,7 +6490,23 @@
           <w:lang w:val="ru-RU"/>
         </w:rPr>
         <w:lastRenderedPageBreak/>
-        <w:t>Сварочные работы на отключенных трубопроводах допускаются, если концентрации горючих паров и газов в пробах, взятых из ремонтируемого участка, не превышают предельно допустимой взрывобезопасной концентрации (ПДВК) - 5 % от величины нижнего предела воспламенения данного пара или газа в воздухе при отсутствии в трубопроводах жидкой фазы и исключении возможности поступления горючих паров и газов к месту огневых работ.</w:t>
+        <w:t xml:space="preserve">Сварочные работы на </w:t>
+      </w:r>
+      <w:proofErr w:type="spellStart"/>
+      <w:r>
+        <w:rPr>
+          <w:szCs w:val="24"/>
+          <w:lang w:val="ru-RU"/>
+        </w:rPr>
+        <w:t>отключенных</w:t>
+      </w:r>
+      <w:proofErr w:type="spellEnd"/>
+      <w:r>
+        <w:rPr>
+          <w:szCs w:val="24"/>
+          <w:lang w:val="ru-RU"/>
+        </w:rPr>
+        <w:t xml:space="preserve"> трубопроводах допускаются, если концентрации горючих паров и газов в пробах, взятых из ремонтируемого участка, не превышают предельно допустимой взрывобезопасной концентрации (ПДВК) - 5 % от величины нижнего предела воспламенения данного пара или газа в воздухе при отсутствии в трубопроводах жидкой фазы и исключении возможности поступления горючих паров и газов к месту огневых работ.</w:t>
       </w:r>
       <w:bookmarkStart w:id="28" w:name="PO0000836"/>
       <w:bookmarkEnd w:id="28"/>
@@ -5911,7 +6640,23 @@
           <w:szCs w:val="24"/>
           <w:lang w:val="ru-RU"/>
         </w:rPr>
-        <w:t>Системы контроля и управления технологическими процессами имеют в своем составе схемы световой и звуковой сигнализации, предупреждающие обслуживающий персонал об отклонении параметров процесса от регламентированных значений.</w:t>
+        <w:t xml:space="preserve">Системы контроля и управления технологическими процессами имеют в </w:t>
+      </w:r>
+      <w:proofErr w:type="spellStart"/>
+      <w:r>
+        <w:rPr>
+          <w:szCs w:val="24"/>
+          <w:lang w:val="ru-RU"/>
+        </w:rPr>
+        <w:t>своем</w:t>
+      </w:r>
+      <w:proofErr w:type="spellEnd"/>
+      <w:r>
+        <w:rPr>
+          <w:szCs w:val="24"/>
+          <w:lang w:val="ru-RU"/>
+        </w:rPr>
+        <w:t xml:space="preserve"> составе схемы световой и звуковой сигнализации, предупреждающие обслуживающий персонал об отклонении параметров процесса от регламентированных значений.</w:t>
       </w:r>
     </w:p>
     <w:p>
@@ -6109,7 +6854,23 @@
           <w:szCs w:val="24"/>
           <w:lang w:val="ru-RU"/>
         </w:rPr>
-        <w:t>- Все действующие системы контроля и управления опасных производств имеют в своем составе подсистемы противоаварийной автоматической защиты (далее – ПАЗ) и сигнализации, охватывающие наиболее опасные стадии технологических процессов и наиболее сложное оборудование.</w:t>
+        <w:t xml:space="preserve">- Все действующие системы контроля и управления опасных производств имеют в </w:t>
+      </w:r>
+      <w:proofErr w:type="spellStart"/>
+      <w:r>
+        <w:rPr>
+          <w:szCs w:val="24"/>
+          <w:lang w:val="ru-RU"/>
+        </w:rPr>
+        <w:t>своем</w:t>
+      </w:r>
+      <w:proofErr w:type="spellEnd"/>
+      <w:r>
+        <w:rPr>
+          <w:szCs w:val="24"/>
+          <w:lang w:val="ru-RU"/>
+        </w:rPr>
+        <w:t xml:space="preserve"> составе подсистемы противоаварийной автоматической защиты (далее – ПАЗ) и сигнализации, охватывающие наиболее опасные стадии технологических процессов и наиболее сложное оборудование.</w:t>
       </w:r>
     </w:p>
     <w:p>
@@ -6305,7 +7066,25 @@
           <w:szCs w:val="24"/>
           <w:lang w:val="ru-RU" w:eastAsia="ru-RU"/>
         </w:rPr>
-        <w:t>Перечень аварий и обобщенные данные об инцидентах, произошедших на декларируемом объекте (для действующих объектов)</w:t>
+        <w:t xml:space="preserve">Перечень аварий и </w:t>
+      </w:r>
+      <w:proofErr w:type="spellStart"/>
+      <w:r>
+        <w:rPr>
+          <w:rFonts w:ascii="Times New Roman" w:eastAsia="Times New Roman" w:hAnsi="Times New Roman" w:cs="Times New Roman"/>
+          <w:szCs w:val="24"/>
+          <w:lang w:val="ru-RU" w:eastAsia="ru-RU"/>
+        </w:rPr>
+        <w:t>обобщенные</w:t>
+      </w:r>
+      <w:proofErr w:type="spellEnd"/>
+      <w:r>
+        <w:rPr>
+          <w:rFonts w:ascii="Times New Roman" w:eastAsia="Times New Roman" w:hAnsi="Times New Roman" w:cs="Times New Roman"/>
+          <w:szCs w:val="24"/>
+          <w:lang w:val="ru-RU" w:eastAsia="ru-RU"/>
+        </w:rPr>
+        <w:t xml:space="preserve"> данные об инцидентах, произошедших на декларируемом объекте (для действующих объектов)</w:t>
       </w:r>
       <w:bookmarkEnd w:id="32"/>
     </w:p>
@@ -6712,6 +7491,7 @@
                 <w:szCs w:val="20"/>
               </w:rPr>
             </w:pPr>
+            <w:proofErr w:type="spellStart"/>
             <w:r>
               <w:rPr>
                 <w:b/>
@@ -6719,8 +7499,49 @@
                 <w:sz w:val="18"/>
                 <w:szCs w:val="20"/>
               </w:rPr>
-              <w:t>Дата и место аварии</w:t>
-            </w:r>
+              <w:t>Дата</w:t>
+            </w:r>
+            <w:proofErr w:type="spellEnd"/>
+            <w:r>
+              <w:rPr>
+                <w:b/>
+                <w:bCs/>
+                <w:sz w:val="18"/>
+                <w:szCs w:val="20"/>
+              </w:rPr>
+              <w:t xml:space="preserve"> и </w:t>
+            </w:r>
+            <w:proofErr w:type="spellStart"/>
+            <w:r>
+              <w:rPr>
+                <w:b/>
+                <w:bCs/>
+                <w:sz w:val="18"/>
+                <w:szCs w:val="20"/>
+              </w:rPr>
+              <w:t>место</w:t>
+            </w:r>
+            <w:proofErr w:type="spellEnd"/>
+            <w:r>
+              <w:rPr>
+                <w:b/>
+                <w:bCs/>
+                <w:sz w:val="18"/>
+                <w:szCs w:val="20"/>
+              </w:rPr>
+              <w:t xml:space="preserve"> </w:t>
+            </w:r>
+            <w:proofErr w:type="spellStart"/>
+            <w:r>
+              <w:rPr>
+                <w:b/>
+                <w:bCs/>
+                <w:sz w:val="18"/>
+                <w:szCs w:val="20"/>
+              </w:rPr>
+              <w:t>аварии</w:t>
+            </w:r>
+            <w:proofErr w:type="spellEnd"/>
           </w:p>
         </w:tc>
         <w:tc>
@@ -6749,6 +7570,7 @@
                 <w:szCs w:val="20"/>
               </w:rPr>
             </w:pPr>
+            <w:proofErr w:type="spellStart"/>
             <w:r>
               <w:rPr>
                 <w:b/>
@@ -6756,7 +7578,37 @@
                 <w:sz w:val="18"/>
                 <w:szCs w:val="20"/>
               </w:rPr>
-              <w:t xml:space="preserve">Вид аварии </w:t>
+              <w:t>Вид</w:t>
+            </w:r>
+            <w:proofErr w:type="spellEnd"/>
+            <w:r>
+              <w:rPr>
+                <w:b/>
+                <w:bCs/>
+                <w:sz w:val="18"/>
+                <w:szCs w:val="20"/>
+              </w:rPr>
+              <w:t xml:space="preserve"> </w:t>
+            </w:r>
+            <w:proofErr w:type="spellStart"/>
+            <w:r>
+              <w:rPr>
+                <w:b/>
+                <w:bCs/>
+                <w:sz w:val="18"/>
+                <w:szCs w:val="20"/>
+              </w:rPr>
+              <w:t>аварии</w:t>
+            </w:r>
+            <w:proofErr w:type="spellEnd"/>
+            <w:r>
+              <w:rPr>
+                <w:b/>
+                <w:bCs/>
+                <w:sz w:val="18"/>
+                <w:szCs w:val="20"/>
+              </w:rPr>
+              <w:t xml:space="preserve"> </w:t>
             </w:r>
           </w:p>
         </w:tc>
@@ -6825,6 +7677,7 @@
                 <w:szCs w:val="20"/>
               </w:rPr>
             </w:pPr>
+            <w:proofErr w:type="spellStart"/>
             <w:r>
               <w:rPr>
                 <w:b/>
@@ -6832,8 +7685,49 @@
                 <w:sz w:val="18"/>
                 <w:szCs w:val="20"/>
               </w:rPr>
-              <w:t>Масштабы развития аварии</w:t>
-            </w:r>
+              <w:t>Масштабы</w:t>
+            </w:r>
+            <w:proofErr w:type="spellEnd"/>
+            <w:r>
+              <w:rPr>
+                <w:b/>
+                <w:bCs/>
+                <w:sz w:val="18"/>
+                <w:szCs w:val="20"/>
+              </w:rPr>
+              <w:t xml:space="preserve"> </w:t>
+            </w:r>
+            <w:proofErr w:type="spellStart"/>
+            <w:r>
+              <w:rPr>
+                <w:b/>
+                <w:bCs/>
+                <w:sz w:val="18"/>
+                <w:szCs w:val="20"/>
+              </w:rPr>
+              <w:t>развития</w:t>
+            </w:r>
+            <w:proofErr w:type="spellEnd"/>
+            <w:r>
+              <w:rPr>
+                <w:b/>
+                <w:bCs/>
+                <w:sz w:val="18"/>
+                <w:szCs w:val="20"/>
+              </w:rPr>
+              <w:t xml:space="preserve"> </w:t>
+            </w:r>
+            <w:proofErr w:type="spellStart"/>
+            <w:r>
+              <w:rPr>
+                <w:b/>
+                <w:bCs/>
+                <w:sz w:val="18"/>
+                <w:szCs w:val="20"/>
+              </w:rPr>
+              <w:t>аварии</w:t>
+            </w:r>
+            <w:proofErr w:type="spellEnd"/>
           </w:p>
         </w:tc>
         <w:tc>
@@ -6862,6 +7756,7 @@
                 <w:szCs w:val="20"/>
               </w:rPr>
             </w:pPr>
+            <w:proofErr w:type="spellStart"/>
             <w:r>
               <w:rPr>
                 <w:b/>
@@ -6871,6 +7766,7 @@
               </w:rPr>
               <w:t>Ущерб</w:t>
             </w:r>
+            <w:proofErr w:type="spellEnd"/>
           </w:p>
         </w:tc>
       </w:tr>
@@ -6936,7 +7832,25 @@
                 <w:szCs w:val="20"/>
                 <w:lang w:val="ru-RU"/>
               </w:rPr>
-              <w:t>28.02.2021 г. (Спорышевское нефтяное месторождении в Ямало-Ненецком АО)</w:t>
+              <w:t>28.02.2021 г. (</w:t>
+            </w:r>
+            <w:proofErr w:type="spellStart"/>
+            <w:r>
+              <w:rPr>
+                <w:sz w:val="18"/>
+                <w:szCs w:val="20"/>
+                <w:lang w:val="ru-RU"/>
+              </w:rPr>
+              <w:t>Спорышевское</w:t>
+            </w:r>
+            <w:proofErr w:type="spellEnd"/>
+            <w:r>
+              <w:rPr>
+                <w:sz w:val="18"/>
+                <w:szCs w:val="20"/>
+                <w:lang w:val="ru-RU"/>
+              </w:rPr>
+              <w:t xml:space="preserve"> нефтяное месторождении в Ямало-Ненецком АО)</w:t>
             </w:r>
           </w:p>
         </w:tc>
@@ -6961,13 +7875,63 @@
                 <w:szCs w:val="20"/>
               </w:rPr>
             </w:pPr>
+            <w:proofErr w:type="spellStart"/>
             <w:r>
               <w:rPr>
                 <w:sz w:val="18"/>
                 <w:szCs w:val="20"/>
               </w:rPr>
-              <w:t>Утечка нефти из трубопровода</w:t>
-            </w:r>
+              <w:t>Утечка</w:t>
+            </w:r>
+            <w:proofErr w:type="spellEnd"/>
+            <w:r>
+              <w:rPr>
+                <w:sz w:val="18"/>
+                <w:szCs w:val="20"/>
+              </w:rPr>
+              <w:t xml:space="preserve"> </w:t>
+            </w:r>
+            <w:proofErr w:type="spellStart"/>
+            <w:r>
+              <w:rPr>
+                <w:sz w:val="18"/>
+                <w:szCs w:val="20"/>
+              </w:rPr>
+              <w:t>нефти</w:t>
+            </w:r>
+            <w:proofErr w:type="spellEnd"/>
+            <w:r>
+              <w:rPr>
+                <w:sz w:val="18"/>
+                <w:szCs w:val="20"/>
+              </w:rPr>
+              <w:t xml:space="preserve"> </w:t>
+            </w:r>
+            <w:proofErr w:type="spellStart"/>
+            <w:r>
+              <w:rPr>
+                <w:sz w:val="18"/>
+                <w:szCs w:val="20"/>
+              </w:rPr>
+              <w:t>из</w:t>
+            </w:r>
+            <w:proofErr w:type="spellEnd"/>
+            <w:r>
+              <w:rPr>
+                <w:sz w:val="18"/>
+                <w:szCs w:val="20"/>
+              </w:rPr>
+              <w:t xml:space="preserve"> </w:t>
+            </w:r>
+            <w:proofErr w:type="spellStart"/>
+            <w:r>
+              <w:rPr>
+                <w:sz w:val="18"/>
+                <w:szCs w:val="20"/>
+              </w:rPr>
+              <w:t>трубопровода</w:t>
+            </w:r>
+            <w:proofErr w:type="spellEnd"/>
           </w:p>
         </w:tc>
         <w:tc>
@@ -6998,7 +7962,25 @@
                 <w:szCs w:val="20"/>
                 <w:lang w:val="ru-RU"/>
               </w:rPr>
-              <w:t xml:space="preserve">Трубопровод прорвало на Спорышевском нефтяном месторождении в Ямало-Ненецком АО. </w:t>
+              <w:t xml:space="preserve">Трубопровод прорвало на </w:t>
+            </w:r>
+            <w:proofErr w:type="spellStart"/>
+            <w:r>
+              <w:rPr>
+                <w:sz w:val="18"/>
+                <w:szCs w:val="20"/>
+                <w:lang w:val="ru-RU"/>
+              </w:rPr>
+              <w:t>Спорышевском</w:t>
+            </w:r>
+            <w:proofErr w:type="spellEnd"/>
+            <w:r>
+              <w:rPr>
+                <w:sz w:val="18"/>
+                <w:szCs w:val="20"/>
+                <w:lang w:val="ru-RU"/>
+              </w:rPr>
+              <w:t xml:space="preserve"> нефтяном месторождении в Ямало-Ненецком АО. </w:t>
             </w:r>
           </w:p>
         </w:tc>
@@ -7133,7 +8115,39 @@
                 <w:sz w:val="18"/>
                 <w:szCs w:val="20"/>
               </w:rPr>
-              <w:t>6.03.2021 г. (близ г. Нижневартовска)</w:t>
+              <w:t>6.03.2021 г. (</w:t>
+            </w:r>
+            <w:proofErr w:type="spellStart"/>
+            <w:r>
+              <w:rPr>
+                <w:sz w:val="18"/>
+                <w:szCs w:val="20"/>
+              </w:rPr>
+              <w:t>близ</w:t>
+            </w:r>
+            <w:proofErr w:type="spellEnd"/>
+            <w:r>
+              <w:rPr>
+                <w:sz w:val="18"/>
+                <w:szCs w:val="20"/>
+              </w:rPr>
+              <w:t xml:space="preserve"> г. </w:t>
+            </w:r>
+            <w:proofErr w:type="spellStart"/>
+            <w:r>
+              <w:rPr>
+                <w:sz w:val="18"/>
+                <w:szCs w:val="20"/>
+              </w:rPr>
+              <w:t>Нижневартовска</w:t>
+            </w:r>
+            <w:proofErr w:type="spellEnd"/>
+            <w:r>
+              <w:rPr>
+                <w:sz w:val="18"/>
+                <w:szCs w:val="20"/>
+              </w:rPr>
+              <w:t>)</w:t>
             </w:r>
           </w:p>
         </w:tc>
@@ -7259,7 +8273,39 @@
                 <w:sz w:val="18"/>
                 <w:szCs w:val="20"/>
               </w:rPr>
-              <w:t>1 человек пострадал.</w:t>
+              <w:t xml:space="preserve">1 </w:t>
+            </w:r>
+            <w:proofErr w:type="spellStart"/>
+            <w:r>
+              <w:rPr>
+                <w:sz w:val="18"/>
+                <w:szCs w:val="20"/>
+              </w:rPr>
+              <w:t>человек</w:t>
+            </w:r>
+            <w:proofErr w:type="spellEnd"/>
+            <w:r>
+              <w:rPr>
+                <w:sz w:val="18"/>
+                <w:szCs w:val="20"/>
+              </w:rPr>
+              <w:t xml:space="preserve"> </w:t>
+            </w:r>
+            <w:proofErr w:type="spellStart"/>
+            <w:r>
+              <w:rPr>
+                <w:sz w:val="18"/>
+                <w:szCs w:val="20"/>
+              </w:rPr>
+              <w:t>пострадал</w:t>
+            </w:r>
+            <w:proofErr w:type="spellEnd"/>
+            <w:r>
+              <w:rPr>
+                <w:sz w:val="18"/>
+                <w:szCs w:val="20"/>
+              </w:rPr>
+              <w:t>.</w:t>
             </w:r>
           </w:p>
         </w:tc>
@@ -7384,13 +8430,23 @@
                 <w:lang w:val="ru-RU"/>
               </w:rPr>
             </w:pPr>
+            <w:proofErr w:type="spellStart"/>
             <w:r>
               <w:rPr>
                 <w:sz w:val="18"/>
                 <w:szCs w:val="20"/>
                 <w:lang w:val="ru-RU"/>
               </w:rPr>
-              <w:t>Произошел пожар, из-за которого движение по находящейся вблизи междугородней трассе было перекрыто.</w:t>
+              <w:t>Произошел</w:t>
+            </w:r>
+            <w:proofErr w:type="spellEnd"/>
+            <w:r>
+              <w:rPr>
+                <w:sz w:val="18"/>
+                <w:szCs w:val="20"/>
+                <w:lang w:val="ru-RU"/>
+              </w:rPr>
+              <w:t xml:space="preserve"> пожар, из-за которого движение по находящейся вблизи междугородней трассе было перекрыто.</w:t>
             </w:r>
           </w:p>
         </w:tc>
@@ -7544,13 +8600,47 @@
                 <w:szCs w:val="20"/>
               </w:rPr>
             </w:pPr>
+            <w:proofErr w:type="spellStart"/>
             <w:r>
               <w:rPr>
                 <w:sz w:val="18"/>
                 <w:szCs w:val="20"/>
               </w:rPr>
-              <w:t>Терракт на нефтепроводе</w:t>
-            </w:r>
+              <w:t>Терракт</w:t>
+            </w:r>
+            <w:proofErr w:type="spellEnd"/>
+            <w:r>
+              <w:rPr>
+                <w:sz w:val="18"/>
+                <w:szCs w:val="20"/>
+              </w:rPr>
+              <w:t xml:space="preserve"> </w:t>
+            </w:r>
+            <w:proofErr w:type="spellStart"/>
+            <w:r>
+              <w:rPr>
+                <w:sz w:val="18"/>
+                <w:szCs w:val="20"/>
+              </w:rPr>
+              <w:t>на</w:t>
+            </w:r>
+            <w:proofErr w:type="spellEnd"/>
+            <w:r>
+              <w:rPr>
+                <w:sz w:val="18"/>
+                <w:szCs w:val="20"/>
+              </w:rPr>
+              <w:t xml:space="preserve"> </w:t>
+            </w:r>
+            <w:proofErr w:type="spellStart"/>
+            <w:r>
+              <w:rPr>
+                <w:sz w:val="18"/>
+                <w:szCs w:val="20"/>
+              </w:rPr>
+              <w:t>нефтепроводе</w:t>
+            </w:r>
+            <w:proofErr w:type="spellEnd"/>
           </w:p>
         </w:tc>
         <w:tc>
@@ -7581,22 +8671,58 @@
                 <w:szCs w:val="20"/>
                 <w:lang w:val="ru-RU"/>
               </w:rPr>
-              <w:t xml:space="preserve">Подрыв произошел на крупном нефтепроводе Киркук-Джейхан, соединяющем Ирак и Турцию. Турецкая компания-оператор трубопровода </w:t>
-            </w:r>
-            <w:r>
-              <w:rPr>
-                <w:sz w:val="18"/>
-                <w:szCs w:val="20"/>
-              </w:rPr>
-              <w:t>Botas</w:t>
-            </w:r>
+              <w:t xml:space="preserve">Подрыв </w:t>
+            </w:r>
+            <w:proofErr w:type="spellStart"/>
             <w:r>
               <w:rPr>
                 <w:sz w:val="18"/>
                 <w:szCs w:val="20"/>
                 <w:lang w:val="ru-RU"/>
               </w:rPr>
-              <w:t xml:space="preserve"> объявила, что взрыв произошел на востоке Турции. Из-за этого работу нефтепровода приостановили, на месте происшествия работают пожарные.</w:t>
+              <w:t>произошел</w:t>
+            </w:r>
+            <w:proofErr w:type="spellEnd"/>
+            <w:r>
+              <w:rPr>
+                <w:sz w:val="18"/>
+                <w:szCs w:val="20"/>
+                <w:lang w:val="ru-RU"/>
+              </w:rPr>
+              <w:t xml:space="preserve"> на крупном нефтепроводе Киркук-Джейхан, соединяющем Ирак и Турцию. Турецкая компания-оператор трубопровода </w:t>
+            </w:r>
+            <w:r>
+              <w:rPr>
+                <w:sz w:val="18"/>
+                <w:szCs w:val="20"/>
+              </w:rPr>
+              <w:t>Botas</w:t>
+            </w:r>
+            <w:r>
+              <w:rPr>
+                <w:sz w:val="18"/>
+                <w:szCs w:val="20"/>
+                <w:lang w:val="ru-RU"/>
+              </w:rPr>
+              <w:t xml:space="preserve"> объявила, что взрыв </w:t>
+            </w:r>
+            <w:proofErr w:type="spellStart"/>
+            <w:r>
+              <w:rPr>
+                <w:sz w:val="18"/>
+                <w:szCs w:val="20"/>
+                <w:lang w:val="ru-RU"/>
+              </w:rPr>
+              <w:t>произошел</w:t>
+            </w:r>
+            <w:proofErr w:type="spellEnd"/>
+            <w:r>
+              <w:rPr>
+                <w:sz w:val="18"/>
+                <w:szCs w:val="20"/>
+                <w:lang w:val="ru-RU"/>
+              </w:rPr>
+              <w:t xml:space="preserve"> на востоке Турции. Из-за этого работу нефтепровода приостановили, на месте происшествия работают пожарные.</w:t>
             </w:r>
           </w:p>
         </w:tc>
@@ -7725,7 +8851,25 @@
                 <w:szCs w:val="20"/>
                 <w:lang w:val="ru-RU"/>
               </w:rPr>
-              <w:t>07.11.2022 г. (Нефтепровод «Газпром нефти» на Еты-Пуровском месторождении нефти)</w:t>
+              <w:t xml:space="preserve">07.11.2022 г. (Нефтепровод «Газпром нефти» на </w:t>
+            </w:r>
+            <w:proofErr w:type="spellStart"/>
+            <w:r>
+              <w:rPr>
+                <w:sz w:val="18"/>
+                <w:szCs w:val="20"/>
+                <w:lang w:val="ru-RU"/>
+              </w:rPr>
+              <w:t>Еты</w:t>
+            </w:r>
+            <w:proofErr w:type="spellEnd"/>
+            <w:r>
+              <w:rPr>
+                <w:sz w:val="18"/>
+                <w:szCs w:val="20"/>
+                <w:lang w:val="ru-RU"/>
+              </w:rPr>
+              <w:t>-Пуровском месторождении нефти)</w:t>
             </w:r>
           </w:p>
         </w:tc>
@@ -7790,12 +8934,117 @@
               </w:rPr>
               <w:t xml:space="preserve">На месторождении произошла разгерметизация трубопровода с последующим возгоранием. </w:t>
             </w:r>
+            <w:proofErr w:type="spellStart"/>
             <w:r>
               <w:rPr>
                 <w:sz w:val="18"/>
                 <w:szCs w:val="20"/>
               </w:rPr>
-              <w:t>При прорыве нефтепровода, оператор остановил часть скважин.</w:t>
+              <w:t>При</w:t>
+            </w:r>
+            <w:proofErr w:type="spellEnd"/>
+            <w:r>
+              <w:rPr>
+                <w:sz w:val="18"/>
+                <w:szCs w:val="20"/>
+              </w:rPr>
+              <w:t xml:space="preserve"> </w:t>
+            </w:r>
+            <w:proofErr w:type="spellStart"/>
+            <w:r>
+              <w:rPr>
+                <w:sz w:val="18"/>
+                <w:szCs w:val="20"/>
+              </w:rPr>
+              <w:t>прорыве</w:t>
+            </w:r>
+            <w:proofErr w:type="spellEnd"/>
+            <w:r>
+              <w:rPr>
+                <w:sz w:val="18"/>
+                <w:szCs w:val="20"/>
+              </w:rPr>
+              <w:t xml:space="preserve"> </w:t>
+            </w:r>
+            <w:proofErr w:type="spellStart"/>
+            <w:r>
+              <w:rPr>
+                <w:sz w:val="18"/>
+                <w:szCs w:val="20"/>
+              </w:rPr>
+              <w:t>нефтепровода</w:t>
+            </w:r>
+            <w:proofErr w:type="spellEnd"/>
+            <w:r>
+              <w:rPr>
+                <w:sz w:val="18"/>
+                <w:szCs w:val="20"/>
+              </w:rPr>
+              <w:t xml:space="preserve">, </w:t>
+            </w:r>
+            <w:proofErr w:type="spellStart"/>
+            <w:r>
+              <w:rPr>
+                <w:sz w:val="18"/>
+                <w:szCs w:val="20"/>
+              </w:rPr>
+              <w:t>оператор</w:t>
+            </w:r>
+            <w:proofErr w:type="spellEnd"/>
+            <w:r>
+              <w:rPr>
+                <w:sz w:val="18"/>
+                <w:szCs w:val="20"/>
+              </w:rPr>
+              <w:t xml:space="preserve"> </w:t>
+            </w:r>
+            <w:proofErr w:type="spellStart"/>
+            <w:r>
+              <w:rPr>
+                <w:sz w:val="18"/>
+                <w:szCs w:val="20"/>
+              </w:rPr>
+              <w:t>остановил</w:t>
+            </w:r>
+            <w:proofErr w:type="spellEnd"/>
+            <w:r>
+              <w:rPr>
+                <w:sz w:val="18"/>
+                <w:szCs w:val="20"/>
+              </w:rPr>
+              <w:t xml:space="preserve"> </w:t>
+            </w:r>
+            <w:proofErr w:type="spellStart"/>
+            <w:r>
+              <w:rPr>
+                <w:sz w:val="18"/>
+                <w:szCs w:val="20"/>
+              </w:rPr>
+              <w:t>часть</w:t>
+            </w:r>
+            <w:proofErr w:type="spellEnd"/>
+            <w:r>
+              <w:rPr>
+                <w:sz w:val="18"/>
+                <w:szCs w:val="20"/>
+              </w:rPr>
+              <w:t xml:space="preserve"> </w:t>
+            </w:r>
+            <w:proofErr w:type="spellStart"/>
+            <w:r>
+              <w:rPr>
+                <w:sz w:val="18"/>
+                <w:szCs w:val="20"/>
+              </w:rPr>
+              <w:t>скважин</w:t>
+            </w:r>
+            <w:proofErr w:type="spellEnd"/>
+            <w:r>
+              <w:rPr>
+                <w:sz w:val="18"/>
+                <w:szCs w:val="20"/>
+              </w:rPr>
+              <w:t>.</w:t>
             </w:r>
           </w:p>
         </w:tc>
@@ -7930,7 +9179,23 @@
                 <w:sz w:val="18"/>
                 <w:szCs w:val="20"/>
               </w:rPr>
-              <w:t>4.03.2023 г. (Нигерия)</w:t>
+              <w:t>4.03.2023 г. (</w:t>
+            </w:r>
+            <w:proofErr w:type="spellStart"/>
+            <w:r>
+              <w:rPr>
+                <w:sz w:val="18"/>
+                <w:szCs w:val="20"/>
+              </w:rPr>
+              <w:t>Нигерия</w:t>
+            </w:r>
+            <w:proofErr w:type="spellEnd"/>
+            <w:r>
+              <w:rPr>
+                <w:sz w:val="18"/>
+                <w:szCs w:val="20"/>
+              </w:rPr>
+              <w:t>)</w:t>
             </w:r>
           </w:p>
         </w:tc>
@@ -7994,7 +9259,25 @@
                 <w:szCs w:val="20"/>
                 <w:lang w:val="ru-RU"/>
               </w:rPr>
-              <w:t>Сильный пожар на месте ЧП долго не могли потушить. Пожар произошел на месте незаконной врезки в трубу при попытке похитить нефть.</w:t>
+              <w:t xml:space="preserve">Сильный пожар на месте ЧП долго не могли потушить. Пожар </w:t>
+            </w:r>
+            <w:proofErr w:type="spellStart"/>
+            <w:r>
+              <w:rPr>
+                <w:sz w:val="18"/>
+                <w:szCs w:val="20"/>
+                <w:lang w:val="ru-RU"/>
+              </w:rPr>
+              <w:t>произошел</w:t>
+            </w:r>
+            <w:proofErr w:type="spellEnd"/>
+            <w:r>
+              <w:rPr>
+                <w:sz w:val="18"/>
+                <w:szCs w:val="20"/>
+                <w:lang w:val="ru-RU"/>
+              </w:rPr>
+              <w:t xml:space="preserve"> на месте незаконной врезки в трубу при попытке похитить нефть.</w:t>
             </w:r>
           </w:p>
         </w:tc>
@@ -8049,12 +9332,37 @@
                 <w:szCs w:val="20"/>
               </w:rPr>
             </w:pPr>
+            <w:proofErr w:type="spellStart"/>
             <w:r>
               <w:rPr>
                 <w:sz w:val="18"/>
                 <w:szCs w:val="20"/>
               </w:rPr>
-              <w:t>Погибли 15 человек.</w:t>
+              <w:t>Погибли</w:t>
+            </w:r>
+            <w:proofErr w:type="spellEnd"/>
+            <w:r>
+              <w:rPr>
+                <w:sz w:val="18"/>
+                <w:szCs w:val="20"/>
+              </w:rPr>
+              <w:t xml:space="preserve"> 15 </w:t>
+            </w:r>
+            <w:proofErr w:type="spellStart"/>
+            <w:r>
+              <w:rPr>
+                <w:sz w:val="18"/>
+                <w:szCs w:val="20"/>
+              </w:rPr>
+              <w:t>человек</w:t>
+            </w:r>
+            <w:proofErr w:type="spellEnd"/>
+            <w:r>
+              <w:rPr>
+                <w:sz w:val="18"/>
+                <w:szCs w:val="20"/>
+              </w:rPr>
+              <w:t>.</w:t>
             </w:r>
           </w:p>
         </w:tc>
@@ -8155,22 +9463,65 @@
                 <w:szCs w:val="20"/>
               </w:rPr>
             </w:pPr>
+            <w:proofErr w:type="spellStart"/>
             <w:r>
               <w:rPr>
                 <w:sz w:val="18"/>
                 <w:szCs w:val="20"/>
               </w:rPr>
               <w:lastRenderedPageBreak/>
-              <w:t xml:space="preserve">Утечка нефти </w:t>
-            </w:r>
+              <w:t>Утечка</w:t>
+            </w:r>
+            <w:proofErr w:type="spellEnd"/>
             <w:r>
               <w:rPr>
                 <w:sz w:val="18"/>
                 <w:szCs w:val="20"/>
               </w:rPr>
+              <w:t xml:space="preserve"> </w:t>
+            </w:r>
+            <w:proofErr w:type="spellStart"/>
+            <w:r>
+              <w:rPr>
+                <w:sz w:val="18"/>
+                <w:szCs w:val="20"/>
+              </w:rPr>
+              <w:t>нефти</w:t>
+            </w:r>
+            <w:proofErr w:type="spellEnd"/>
+            <w:r>
+              <w:rPr>
+                <w:sz w:val="18"/>
+                <w:szCs w:val="20"/>
+              </w:rPr>
+              <w:t xml:space="preserve"> </w:t>
+            </w:r>
+            <w:proofErr w:type="spellStart"/>
+            <w:r>
+              <w:rPr>
+                <w:sz w:val="18"/>
+                <w:szCs w:val="20"/>
+              </w:rPr>
               <w:lastRenderedPageBreak/>
-              <w:t>из трубопровода</w:t>
-            </w:r>
+              <w:t>из</w:t>
+            </w:r>
+            <w:proofErr w:type="spellEnd"/>
+            <w:r>
+              <w:rPr>
+                <w:sz w:val="18"/>
+                <w:szCs w:val="20"/>
+              </w:rPr>
+              <w:t xml:space="preserve"> </w:t>
+            </w:r>
+            <w:proofErr w:type="spellStart"/>
+            <w:r>
+              <w:rPr>
+                <w:sz w:val="18"/>
+                <w:szCs w:val="20"/>
+              </w:rPr>
+              <w:t>трубопровода</w:t>
+            </w:r>
+            <w:proofErr w:type="spellEnd"/>
           </w:p>
         </w:tc>
         <w:tc>
@@ -8363,7 +9714,25 @@
                 <w:szCs w:val="20"/>
                 <w:lang w:val="ru-RU"/>
               </w:rPr>
-              <w:t>20.02.2024 г. (ООО "РИТЭК" ТПП "Волгограднефтегаз")</w:t>
+              <w:t>20.02.2024 г. (ООО "РИТЭК" ТПП "</w:t>
+            </w:r>
+            <w:proofErr w:type="spellStart"/>
+            <w:r>
+              <w:rPr>
+                <w:sz w:val="18"/>
+                <w:szCs w:val="20"/>
+                <w:lang w:val="ru-RU"/>
+              </w:rPr>
+              <w:t>Волгограднефтегаз</w:t>
+            </w:r>
+            <w:proofErr w:type="spellEnd"/>
+            <w:r>
+              <w:rPr>
+                <w:sz w:val="18"/>
+                <w:szCs w:val="20"/>
+                <w:lang w:val="ru-RU"/>
+              </w:rPr>
+              <w:t>")</w:t>
             </w:r>
           </w:p>
         </w:tc>
@@ -8388,13 +9757,63 @@
                 <w:szCs w:val="20"/>
               </w:rPr>
             </w:pPr>
+            <w:proofErr w:type="spellStart"/>
             <w:r>
               <w:rPr>
                 <w:sz w:val="18"/>
                 <w:szCs w:val="20"/>
               </w:rPr>
-              <w:t>Утечка нефти из трубопровода</w:t>
-            </w:r>
+              <w:t>Утечка</w:t>
+            </w:r>
+            <w:proofErr w:type="spellEnd"/>
+            <w:r>
+              <w:rPr>
+                <w:sz w:val="18"/>
+                <w:szCs w:val="20"/>
+              </w:rPr>
+              <w:t xml:space="preserve"> </w:t>
+            </w:r>
+            <w:proofErr w:type="spellStart"/>
+            <w:r>
+              <w:rPr>
+                <w:sz w:val="18"/>
+                <w:szCs w:val="20"/>
+              </w:rPr>
+              <w:t>нефти</w:t>
+            </w:r>
+            <w:proofErr w:type="spellEnd"/>
+            <w:r>
+              <w:rPr>
+                <w:sz w:val="18"/>
+                <w:szCs w:val="20"/>
+              </w:rPr>
+              <w:t xml:space="preserve"> </w:t>
+            </w:r>
+            <w:proofErr w:type="spellStart"/>
+            <w:r>
+              <w:rPr>
+                <w:sz w:val="18"/>
+                <w:szCs w:val="20"/>
+              </w:rPr>
+              <w:t>из</w:t>
+            </w:r>
+            <w:proofErr w:type="spellEnd"/>
+            <w:r>
+              <w:rPr>
+                <w:sz w:val="18"/>
+                <w:szCs w:val="20"/>
+              </w:rPr>
+              <w:t xml:space="preserve"> </w:t>
+            </w:r>
+            <w:proofErr w:type="spellStart"/>
+            <w:r>
+              <w:rPr>
+                <w:sz w:val="18"/>
+                <w:szCs w:val="20"/>
+              </w:rPr>
+              <w:t>трубопровода</w:t>
+            </w:r>
+            <w:proofErr w:type="spellEnd"/>
           </w:p>
         </w:tc>
         <w:tc>
@@ -8425,7 +9844,43 @@
                 <w:szCs w:val="20"/>
                 <w:lang w:val="ru-RU"/>
               </w:rPr>
-              <w:t>ООО "РИТЭК" ТПП "Волгограднефтегаз" сообщило разгерметизации действующего нефтепровода ЦДНГ №3 "Котовский", система промысловых трубопроводов Антиповско-Балыклейского месторождения Камышинского района Волгоградской области.</w:t>
+              <w:t>ООО "РИТЭК" ТПП "</w:t>
+            </w:r>
+            <w:proofErr w:type="spellStart"/>
+            <w:r>
+              <w:rPr>
+                <w:sz w:val="18"/>
+                <w:szCs w:val="20"/>
+                <w:lang w:val="ru-RU"/>
+              </w:rPr>
+              <w:t>Волгограднефтегаз</w:t>
+            </w:r>
+            <w:proofErr w:type="spellEnd"/>
+            <w:r>
+              <w:rPr>
+                <w:sz w:val="18"/>
+                <w:szCs w:val="20"/>
+                <w:lang w:val="ru-RU"/>
+              </w:rPr>
+              <w:t xml:space="preserve">" сообщило разгерметизации действующего нефтепровода ЦДНГ №3 "Котовский", система промысловых трубопроводов </w:t>
+            </w:r>
+            <w:proofErr w:type="spellStart"/>
+            <w:r>
+              <w:rPr>
+                <w:sz w:val="18"/>
+                <w:szCs w:val="20"/>
+                <w:lang w:val="ru-RU"/>
+              </w:rPr>
+              <w:t>Антиповско-Балыклейского</w:t>
+            </w:r>
+            <w:proofErr w:type="spellEnd"/>
+            <w:r>
+              <w:rPr>
+                <w:sz w:val="18"/>
+                <w:szCs w:val="20"/>
+                <w:lang w:val="ru-RU"/>
+              </w:rPr>
+              <w:t xml:space="preserve"> месторождения Камышинского района Волгоградской области.</w:t>
             </w:r>
           </w:p>
         </w:tc>
@@ -8457,8 +9912,20 @@
                 <w:szCs w:val="20"/>
                 <w:lang w:val="ru-RU"/>
               </w:rPr>
-              <w:t>В ходе осмотра было зафиксировано загрязнение почвы нефтепродуктами, площадь составила более 800 кв.м</w:t>
-            </w:r>
+              <w:t xml:space="preserve">В ходе осмотра было зафиксировано загрязнение почвы нефтепродуктами, площадь составила более 800 </w:t>
+            </w:r>
+            <w:proofErr w:type="spellStart"/>
+            <w:proofErr w:type="gramStart"/>
+            <w:r>
+              <w:rPr>
+                <w:sz w:val="18"/>
+                <w:szCs w:val="20"/>
+                <w:lang w:val="ru-RU"/>
+              </w:rPr>
+              <w:t>кв.м</w:t>
+            </w:r>
+            <w:proofErr w:type="spellEnd"/>
+            <w:proofErr w:type="gramEnd"/>
           </w:p>
         </w:tc>
         <w:tc>
@@ -8598,7 +10065,25 @@
                 <w:szCs w:val="20"/>
                 <w:lang w:val="ru-RU"/>
               </w:rPr>
-              <w:t>Разрыв внутрипромыслового нефтепровода</w:t>
+              <w:t xml:space="preserve">Разрыв </w:t>
+            </w:r>
+            <w:proofErr w:type="spellStart"/>
+            <w:r>
+              <w:rPr>
+                <w:sz w:val="18"/>
+                <w:szCs w:val="20"/>
+                <w:lang w:val="ru-RU"/>
+              </w:rPr>
+              <w:t>внутрипромыслового</w:t>
+            </w:r>
+            <w:proofErr w:type="spellEnd"/>
+            <w:r>
+              <w:rPr>
+                <w:sz w:val="18"/>
+                <w:szCs w:val="20"/>
+                <w:lang w:val="ru-RU"/>
+              </w:rPr>
+              <w:t xml:space="preserve"> нефтепровода</w:t>
             </w:r>
             <w:r>
               <w:rPr>
@@ -8638,7 +10123,79 @@
                 <w:szCs w:val="20"/>
                 <w:lang w:val="ru-RU"/>
               </w:rPr>
-              <w:t>8 февраля 2025 г. в ОДС ГУ МЧС России по Самарской области поступило сообщение об обнаружении разлива нефтесодержащей жидкости (эмульсия) из внутрипромыслового нефтепровода Белозерско-Чубовского месторождения в 1,3 км юго-восточнее н.п. Красный Яр м.р. Красноярский.</w:t>
+              <w:t xml:space="preserve">8 февраля 2025 г. в ОДС ГУ МЧС России по Самарской области поступило сообщение об обнаружении разлива нефтесодержащей жидкости (эмульсия) из </w:t>
+            </w:r>
+            <w:proofErr w:type="spellStart"/>
+            <w:r>
+              <w:rPr>
+                <w:sz w:val="18"/>
+                <w:szCs w:val="20"/>
+                <w:lang w:val="ru-RU"/>
+              </w:rPr>
+              <w:t>внутрипромыслового</w:t>
+            </w:r>
+            <w:proofErr w:type="spellEnd"/>
+            <w:r>
+              <w:rPr>
+                <w:sz w:val="18"/>
+                <w:szCs w:val="20"/>
+                <w:lang w:val="ru-RU"/>
+              </w:rPr>
+              <w:t xml:space="preserve"> нефтепровода </w:t>
+            </w:r>
+            <w:proofErr w:type="spellStart"/>
+            <w:r>
+              <w:rPr>
+                <w:sz w:val="18"/>
+                <w:szCs w:val="20"/>
+                <w:lang w:val="ru-RU"/>
+              </w:rPr>
+              <w:t>Белозерско-Чубовского</w:t>
+            </w:r>
+            <w:proofErr w:type="spellEnd"/>
+            <w:r>
+              <w:rPr>
+                <w:sz w:val="18"/>
+                <w:szCs w:val="20"/>
+                <w:lang w:val="ru-RU"/>
+              </w:rPr>
+              <w:t xml:space="preserve"> месторождения в 1,3 км юго-восточнее </w:t>
+            </w:r>
+            <w:proofErr w:type="spellStart"/>
+            <w:r>
+              <w:rPr>
+                <w:sz w:val="18"/>
+                <w:szCs w:val="20"/>
+                <w:lang w:val="ru-RU"/>
+              </w:rPr>
+              <w:t>н.п</w:t>
+            </w:r>
+            <w:proofErr w:type="spellEnd"/>
+            <w:r>
+              <w:rPr>
+                <w:sz w:val="18"/>
+                <w:szCs w:val="20"/>
+                <w:lang w:val="ru-RU"/>
+              </w:rPr>
+              <w:t xml:space="preserve">. Красный Яр </w:t>
+            </w:r>
+            <w:proofErr w:type="spellStart"/>
+            <w:r>
+              <w:rPr>
+                <w:sz w:val="18"/>
+                <w:szCs w:val="20"/>
+                <w:lang w:val="ru-RU"/>
+              </w:rPr>
+              <w:t>м.р</w:t>
+            </w:r>
+            <w:proofErr w:type="spellEnd"/>
+            <w:r>
+              <w:rPr>
+                <w:sz w:val="18"/>
+                <w:szCs w:val="20"/>
+                <w:lang w:val="ru-RU"/>
+              </w:rPr>
+              <w:t>. Красноярский.</w:t>
             </w:r>
           </w:p>
         </w:tc>
@@ -8825,7 +10382,21 @@
         <w:rPr>
           <w:lang w:val="ru-RU"/>
         </w:rPr>
-        <w:t>Анализ статистических данных по авариям для промышленных объектов РФ по Данным «информационного бюллетеня Ростехнадзора» показывает, что на объектах, аналогичных декларируемому, аварии происходят, главным образом, по причинам механического разрушения технологического оборудования из-за качества выполнения строительно-монтажных работ, а также негативного воздействия природных факторов (низкие температуры) и коррозионным воздействием обращающегося опасного вещества. Так же стоит отметить что в 2022-2025 гг. особую актуальность приобретают диверсии и теракты, в т.ч. с помощью беспилотных летательных аппаратов. Кроме того, самые опасные аварии с травмированием или гибелью персонала происходят, главным образом, из-за несоблюдения правил техники безопасности работниками и отсутствием должного контроля со стороны руководителей работ всех уровней.</w:t>
+        <w:t xml:space="preserve">Анализ статистических данных по авариям для промышленных объектов РФ по Данным «информационного бюллетеня Ростехнадзора» показывает, что на объектах, аналогичных декларируемому, аварии происходят, главным образом, по причинам механического разрушения технологического оборудования из-за качества выполнения строительно-монтажных работ, а также негативного воздействия природных факторов (низкие температуры) и коррозионным воздействием обращающегося опасного вещества. Так же стоит </w:t>
+      </w:r>
+      <w:proofErr w:type="gramStart"/>
+      <w:r>
+        <w:rPr>
+          <w:lang w:val="ru-RU"/>
+        </w:rPr>
+        <w:t>отметить</w:t>
+      </w:r>
+      <w:proofErr w:type="gramEnd"/>
+      <w:r>
+        <w:rPr>
+          <w:lang w:val="ru-RU"/>
+        </w:rPr>
+        <w:t xml:space="preserve"> что в 2022-2025 гг. особую актуальность приобретают диверсии и теракты, в т.ч. с помощью беспилотных летательных аппаратов. Кроме того, самые опасные аварии с травмированием или гибелью персонала происходят, главным образом, из-за несоблюдения правил техники безопасности работниками и отсутствием должного контроля со стороны руководителей работ всех уровней.</w:t>
       </w:r>
     </w:p>
     <w:p>
@@ -8900,12 +10471,21 @@
           <w:lang w:val="ru-RU"/>
         </w:rPr>
       </w:pPr>
-      <w:r>
-        <w:rPr>
-          <w:szCs w:val="24"/>
-          <w:lang w:val="ru-RU"/>
-        </w:rPr>
-        <w:t>Обобщенные причины аварий и несчастных случаев со смертельным исходом в 2023 году на объектах нефтегазодобывающей промышленности:</w:t>
+      <w:proofErr w:type="spellStart"/>
+      <w:r>
+        <w:rPr>
+          <w:szCs w:val="24"/>
+          <w:lang w:val="ru-RU"/>
+        </w:rPr>
+        <w:t>Обобщенные</w:t>
+      </w:r>
+      <w:proofErr w:type="spellEnd"/>
+      <w:r>
+        <w:rPr>
+          <w:szCs w:val="24"/>
+          <w:lang w:val="ru-RU"/>
+        </w:rPr>
+        <w:t xml:space="preserve"> причины аварий и несчастных случаев со смертельным исходом в 2023 году на объектах нефтегазодобывающей промышленности:</w:t>
       </w:r>
     </w:p>
     <w:p>
@@ -9172,7 +10752,23 @@
           <w:lang w:val="ru-RU"/>
         </w:rPr>
         <w:lastRenderedPageBreak/>
-        <w:t>- отсутствие актов приемки участков буровых работ и буровых установок в эксплуатацию;</w:t>
+        <w:t xml:space="preserve">- отсутствие актов </w:t>
+      </w:r>
+      <w:proofErr w:type="spellStart"/>
+      <w:r>
+        <w:rPr>
+          <w:szCs w:val="24"/>
+          <w:lang w:val="ru-RU"/>
+        </w:rPr>
+        <w:t>приемки</w:t>
+      </w:r>
+      <w:proofErr w:type="spellEnd"/>
+      <w:r>
+        <w:rPr>
+          <w:szCs w:val="24"/>
+          <w:lang w:val="ru-RU"/>
+        </w:rPr>
+        <w:t xml:space="preserve"> участков буровых работ и буровых установок в эксплуатацию;</w:t>
       </w:r>
     </w:p>
     <w:p>
@@ -9248,7 +10844,23 @@
           <w:szCs w:val="24"/>
           <w:lang w:val="ru-RU"/>
         </w:rPr>
-        <w:t xml:space="preserve">- отсутствие учета инцидентов, несвоевременная передача оперативных сообщений об авариях; </w:t>
+        <w:t xml:space="preserve">- отсутствие </w:t>
+      </w:r>
+      <w:proofErr w:type="spellStart"/>
+      <w:r>
+        <w:rPr>
+          <w:szCs w:val="24"/>
+          <w:lang w:val="ru-RU"/>
+        </w:rPr>
+        <w:t>учета</w:t>
+      </w:r>
+      <w:proofErr w:type="spellEnd"/>
+      <w:r>
+        <w:rPr>
+          <w:szCs w:val="24"/>
+          <w:lang w:val="ru-RU"/>
+        </w:rPr>
+        <w:t xml:space="preserve"> инцидентов, несвоевременная передача оперативных сообщений об авариях; </w:t>
       </w:r>
     </w:p>
     <w:p>
@@ -9267,7 +10879,23 @@
           <w:szCs w:val="24"/>
           <w:lang w:val="ru-RU"/>
         </w:rPr>
-        <w:t>- разработка технологических регламентов опасных производственных объектов без учета проектной документации, а также перечня параметров, определяющих опасность процессов и подлежащих дистанционному контролю;</w:t>
+        <w:t xml:space="preserve">- разработка технологических регламентов опасных производственных объектов без </w:t>
+      </w:r>
+      <w:proofErr w:type="spellStart"/>
+      <w:r>
+        <w:rPr>
+          <w:szCs w:val="24"/>
+          <w:lang w:val="ru-RU"/>
+        </w:rPr>
+        <w:t>учета</w:t>
+      </w:r>
+      <w:proofErr w:type="spellEnd"/>
+      <w:r>
+        <w:rPr>
+          <w:szCs w:val="24"/>
+          <w:lang w:val="ru-RU"/>
+        </w:rPr>
+        <w:t xml:space="preserve"> проектной документации, а также перечня параметров, определяющих опасность процессов и подлежащих дистанционному контролю;</w:t>
       </w:r>
     </w:p>
     <w:p>
@@ -9698,7 +11326,35 @@
         <w:rPr>
           <w:sz w:val="22"/>
         </w:rPr>
-        <w:t>- протяженность и разветвленность системы трубопроводов, что оказывает влияние на время обнаружения и ликвидацию аварийной ситуации, способствует несанкционированному вмешательству посторонних лиц в работу трубопровода;</w:t>
+        <w:t>- </w:t>
+      </w:r>
+      <w:proofErr w:type="spellStart"/>
+      <w:r>
+        <w:rPr>
+          <w:sz w:val="22"/>
+        </w:rPr>
+        <w:t>протяженность</w:t>
+      </w:r>
+      <w:proofErr w:type="spellEnd"/>
+      <w:r>
+        <w:rPr>
+          <w:sz w:val="22"/>
+        </w:rPr>
+        <w:t xml:space="preserve"> и </w:t>
+      </w:r>
+      <w:proofErr w:type="spellStart"/>
+      <w:r>
+        <w:rPr>
+          <w:sz w:val="22"/>
+        </w:rPr>
+        <w:t>разветвленность</w:t>
+      </w:r>
+      <w:proofErr w:type="spellEnd"/>
+      <w:r>
+        <w:rPr>
+          <w:sz w:val="22"/>
+        </w:rPr>
+        <w:t xml:space="preserve"> системы трубопроводов, что оказывает влияние на время обнаружения и ликвидацию аварийной ситуации, способствует несанкционированному вмешательству посторонних лиц в работу трубопровода;</w:t>
       </w:r>
     </w:p>
     <w:p>
@@ -9720,7 +11376,21 @@
         <w:rPr>
           <w:sz w:val="22"/>
         </w:rPr>
-        <w:t>- коррозионная активность транспортируемой среды создает дополнительную опасность разгерметизации трубопроводов.</w:t>
+        <w:t xml:space="preserve">- коррозионная активность транспортируемой среды </w:t>
+      </w:r>
+      <w:proofErr w:type="spellStart"/>
+      <w:r>
+        <w:rPr>
+          <w:sz w:val="22"/>
+        </w:rPr>
+        <w:t>создает</w:t>
+      </w:r>
+      <w:proofErr w:type="spellEnd"/>
+      <w:r>
+        <w:rPr>
+          <w:sz w:val="22"/>
+        </w:rPr>
+        <w:t xml:space="preserve"> дополнительную опасность разгерметизации трубопроводов.</w:t>
       </w:r>
     </w:p>
     <w:p>
@@ -9809,7 +11479,21 @@
         <w:rPr>
           <w:sz w:val="22"/>
         </w:rPr>
-        <w:t>Трубопроводные системы являются источником повышенной опасности из-за большого количества сварных и фланцевых соединений, запорной и регулирующей арматуры, осуществления операций по сбору и транспорту нефти под давлением. Процесс транспортирования нефти по трубопроводам относится к гидродинамическим процессам, характерной особенностью которых является их нестационарность, возможность резких перепадов и пульсаций давления, что может привести к гидравлическим ударам в трубопроводной системе, вибрации. Изменения давления в трубопроводе, вибрации приводят к появлению и росту трещин, ухудшению механических свойств металла, усталостному разрушению.</w:t>
+        <w:t xml:space="preserve">Трубопроводные системы являются источником повышенной опасности из-за большого количества сварных и фланцевых соединений, запорной и регулирующей арматуры, осуществления операций по сбору и транспорту нефти под давлением. Процесс транспортирования нефти по трубопроводам относится к гидродинамическим процессам, характерной особенностью которых является их </w:t>
+      </w:r>
+      <w:proofErr w:type="spellStart"/>
+      <w:r>
+        <w:rPr>
+          <w:sz w:val="22"/>
+        </w:rPr>
+        <w:t>нестационарность</w:t>
+      </w:r>
+      <w:proofErr w:type="spellEnd"/>
+      <w:r>
+        <w:rPr>
+          <w:sz w:val="22"/>
+        </w:rPr>
+        <w:t>, возможность резких перепадов и пульсаций давления, что может привести к гидравлическим ударам в трубопроводной системе, вибрации. Изменения давления в трубопроводе, вибрации приводят к появлению и росту трещин, ухудшению механических свойств металла, усталостному разрушению.</w:t>
       </w:r>
     </w:p>
     <w:p>
@@ -9855,11 +11539,19 @@
       <w:pPr>
         <w:pStyle w:val="affc"/>
       </w:pPr>
+      <w:proofErr w:type="spellStart"/>
       <w:r>
         <w:rPr>
           <w:sz w:val="22"/>
         </w:rPr>
-        <w:t>Надежность трубопровода в процессе эксплуатации в значительной степени определяется качеством материалов и изделий, строительно-монтажных работ.</w:t>
+        <w:t>Надежность</w:t>
+      </w:r>
+      <w:proofErr w:type="spellEnd"/>
+      <w:r>
+        <w:rPr>
+          <w:sz w:val="22"/>
+        </w:rPr>
+        <w:t xml:space="preserve"> трубопровода в процессе эксплуатации в значительной степени определяется качеством материалов и изделий, строительно-монтажных работ.</w:t>
       </w:r>
     </w:p>
     <w:p>
@@ -9881,7 +11573,21 @@
         <w:rPr>
           <w:sz w:val="22"/>
         </w:rPr>
-        <w:t>Наиболее опасными дефектами сварных швов являются подрезы, прожоги, трещины и непровары, которые могут явиться причиной разрушения сварного соединения.</w:t>
+        <w:t xml:space="preserve">Наиболее опасными дефектами сварных швов являются подрезы, прожоги, трещины и </w:t>
+      </w:r>
+      <w:proofErr w:type="spellStart"/>
+      <w:r>
+        <w:rPr>
+          <w:sz w:val="22"/>
+        </w:rPr>
+        <w:t>непровары</w:t>
+      </w:r>
+      <w:proofErr w:type="spellEnd"/>
+      <w:r>
+        <w:rPr>
+          <w:sz w:val="22"/>
+        </w:rPr>
+        <w:t>, которые могут явиться причиной разрушения сварного соединения.</w:t>
       </w:r>
     </w:p>
     <w:p>
@@ -9907,7 +11613,21 @@
         <w:rPr>
           <w:sz w:val="22"/>
         </w:rPr>
-        <w:t>Подземные трубопроводы могут подвергаться коррозии под воздействием почвы и блуждающих токов. Коррозия внутренних стенок трубопровода обусловлена содержанием в нефти механических примесей, воды, серы и ее соединений и др. Электрохимическая коррозия обусловлена взаимодействием металла трубы с агрессивными растворами грунта, вследствие чего в теле трубы могут образоваться местные каверны и сквозные отверстия. Электрическая коррозия возникает под действием на трубопровод блуждающих токов и вызывает электролиз металла.</w:t>
+        <w:t xml:space="preserve">Подземные трубопроводы могут подвергаться коррозии под воздействием почвы и блуждающих токов. Коррозия внутренних стенок трубопровода обусловлена содержанием в нефти механических примесей, воды, серы и </w:t>
+      </w:r>
+      <w:proofErr w:type="spellStart"/>
+      <w:r>
+        <w:rPr>
+          <w:sz w:val="22"/>
+        </w:rPr>
+        <w:t>ее</w:t>
+      </w:r>
+      <w:proofErr w:type="spellEnd"/>
+      <w:r>
+        <w:rPr>
+          <w:sz w:val="22"/>
+        </w:rPr>
+        <w:t xml:space="preserve"> соединений и др. Электрохимическая коррозия обусловлена взаимодействием металла трубы с агрессивными растворами грунта, вследствие чего в теле трубы могут образоваться местные каверны и сквозные отверстия. Электрическая коррозия возникает под действием на трубопровод блуждающих токов и вызывает электролиз металла.</w:t>
       </w:r>
     </w:p>
     <w:p>
@@ -9918,7 +11638,21 @@
         <w:rPr>
           <w:sz w:val="22"/>
         </w:rPr>
-        <w:t>Коррозионный процесс разрушения металла под изоляционным покрытием протекает очень медленно и для подземных трубопроводов не представляет практической опасности. В зоне отслаивания изоляционного покрытия корродирование металла протекает также слабо; наиболее сильно коррозия развивается в дефекте покрытия.</w:t>
+        <w:t xml:space="preserve">Коррозионный процесс разрушения металла под изоляционным покрытием протекает очень медленно и для подземных трубопроводов не представляет практической опасности. В зоне отслаивания изоляционного покрытия </w:t>
+      </w:r>
+      <w:proofErr w:type="spellStart"/>
+      <w:r>
+        <w:rPr>
+          <w:sz w:val="22"/>
+        </w:rPr>
+        <w:t>корродирование</w:t>
+      </w:r>
+      <w:proofErr w:type="spellEnd"/>
+      <w:r>
+        <w:rPr>
+          <w:sz w:val="22"/>
+        </w:rPr>
+        <w:t xml:space="preserve"> металла протекает также слабо; наиболее сильно коррозия развивается в дефекте покрытия.</w:t>
       </w:r>
     </w:p>
     <w:p>
@@ -9944,7 +11678,21 @@
         <w:rPr>
           <w:sz w:val="22"/>
         </w:rPr>
-        <w:t>Значительный температурный перепад (разность между температурами металла труб при укладке и в процессе эксплуатации) вызывает продольные напряжения в трубопроводе. Продольные усилия меняют условия работы материала трубы, находящегося в сложном напряженном состоянии, вызывают появление новых и рост старых трещин, снижают несущую способность трубопровода, приводят к продольным и поперечным перемещениям трубопровода относительно проектного положения и могут явиться причиной повреждения тела трубы или ее изоляции.</w:t>
+        <w:t xml:space="preserve">Значительный температурный перепад (разность между температурами металла труб при укладке и в процессе эксплуатации) вызывает продольные напряжения в трубопроводе. Продольные усилия меняют условия работы материала трубы, находящегося в сложном напряженном состоянии, вызывают появление новых и рост старых трещин, снижают несущую способность трубопровода, приводят к продольным и поперечным перемещениям трубопровода относительно проектного положения и могут явиться причиной повреждения тела трубы или </w:t>
+      </w:r>
+      <w:proofErr w:type="spellStart"/>
+      <w:r>
+        <w:rPr>
+          <w:sz w:val="22"/>
+        </w:rPr>
+        <w:t>ее</w:t>
+      </w:r>
+      <w:proofErr w:type="spellEnd"/>
+      <w:r>
+        <w:rPr>
+          <w:sz w:val="22"/>
+        </w:rPr>
+        <w:t xml:space="preserve"> изоляции.</w:t>
       </w:r>
     </w:p>
     <w:p>
@@ -10013,7 +11761,21 @@
         <w:rPr>
           <w:sz w:val="22"/>
         </w:rPr>
-        <w:t>К внешним воздействиям на подземные трубопроводы относят возможные нагрузки при производстве различных работ вблизи трубопровода, наезды тяжелого транспорта, оползни, землетрясения, взрывы и др., приводящие к образованию поверхностных вмятин, трещин, трещин во вмятинах, разрывов в сварных швах и по телу трубы.</w:t>
+        <w:t xml:space="preserve">К внешним воздействиям на подземные трубопроводы относят возможные нагрузки при производстве различных работ вблизи трубопровода, наезды </w:t>
+      </w:r>
+      <w:proofErr w:type="spellStart"/>
+      <w:r>
+        <w:rPr>
+          <w:sz w:val="22"/>
+        </w:rPr>
+        <w:t>тяжелого</w:t>
+      </w:r>
+      <w:proofErr w:type="spellEnd"/>
+      <w:r>
+        <w:rPr>
+          <w:sz w:val="22"/>
+        </w:rPr>
+        <w:t xml:space="preserve"> транспорта, оползни, землетрясения, взрывы и др., приводящие к образованию поверхностных вмятин, трещин, трещин во вмятинах, разрывов в сварных швах и по телу трубы.</w:t>
       </w:r>
     </w:p>
     <w:p>
@@ -10024,7 +11786,21 @@
         <w:rPr>
           <w:sz w:val="22"/>
         </w:rPr>
-        <w:t>Наиболее распространены повреждения трубопроводов от наездов на них тяжелой техники в результате проведения ремонтных или строительных работ в непосредственной близости от действующего трубопровода. При этом дефектами на теле трубы являются трещины, вмятины или порывы.</w:t>
+        <w:t xml:space="preserve">Наиболее распространены повреждения трубопроводов от наездов на них </w:t>
+      </w:r>
+      <w:proofErr w:type="spellStart"/>
+      <w:r>
+        <w:rPr>
+          <w:sz w:val="22"/>
+        </w:rPr>
+        <w:t>тяжелой</w:t>
+      </w:r>
+      <w:proofErr w:type="spellEnd"/>
+      <w:r>
+        <w:rPr>
+          <w:sz w:val="22"/>
+        </w:rPr>
+        <w:t xml:space="preserve"> техники в результате проведения ремонтных или строительных работ в непосредственной близости от действующего трубопровода. При этом дефектами на теле трубы являются трещины, вмятины или порывы.</w:t>
       </w:r>
     </w:p>
     <w:p>
@@ -10035,7 +11811,21 @@
         <w:rPr>
           <w:sz w:val="22"/>
         </w:rPr>
-        <w:t>Внешние воздействия природного характера также влияют на состояние трубопровода. Изменения при замерзании или оттаивании грунтов могут привести к неравномерной осадке грунта и, как следствие, изгибу трубопровода. Оползни, землетрясения и др. приводят к силовому воздействию на трубопроводы, увеличивая их напряженное состояние, и при определенных условиях вызывают разрушение труб в виде полного или частичного разрыва.</w:t>
+        <w:t xml:space="preserve">Внешние воздействия природного характера также влияют на состояние трубопровода. Изменения при замерзании или оттаивании грунтов могут привести к неравномерной осадке грунта и, как следствие, изгибу трубопровода. Оползни, землетрясения и др. приводят к силовому воздействию на трубопроводы, увеличивая их напряженное состояние, и при </w:t>
+      </w:r>
+      <w:proofErr w:type="spellStart"/>
+      <w:r>
+        <w:rPr>
+          <w:sz w:val="22"/>
+        </w:rPr>
+        <w:t>определенных</w:t>
+      </w:r>
+      <w:proofErr w:type="spellEnd"/>
+      <w:r>
+        <w:rPr>
+          <w:sz w:val="22"/>
+        </w:rPr>
+        <w:t xml:space="preserve"> условиях вызывают разрушение труб в виде полного или частичного разрыва.</w:t>
       </w:r>
     </w:p>
     <w:p>
@@ -10230,12 +12020,21 @@
         </w:rPr>
         <w:t>C</w:t>
       </w:r>
-      <w:r>
-        <w:rPr>
-          <w:szCs w:val="24"/>
-          <w:lang w:val="ru-RU" w:eastAsia="ru-RU"/>
-        </w:rPr>
-        <w:t>ледует также добавить факторы, рекомендуемые к рассмотрению Руководством по безопасности "Методика моделирования распространения аварийных выбросов опасных веществ" такие как:</w:t>
+      <w:proofErr w:type="spellStart"/>
+      <w:r>
+        <w:rPr>
+          <w:szCs w:val="24"/>
+          <w:lang w:val="ru-RU" w:eastAsia="ru-RU"/>
+        </w:rPr>
+        <w:t>ледует</w:t>
+      </w:r>
+      <w:proofErr w:type="spellEnd"/>
+      <w:r>
+        <w:rPr>
+          <w:szCs w:val="24"/>
+          <w:lang w:val="ru-RU" w:eastAsia="ru-RU"/>
+        </w:rPr>
+        <w:t xml:space="preserve"> также добавить факторы, рекомендуемые к рассмотрению Руководством по безопасности "Методика моделирования распространения аварийных выбросов опасных веществ" такие как:</w:t>
       </w:r>
     </w:p>
     <w:p>
@@ -11004,7 +12803,21 @@
         <w:rPr>
           <w:sz w:val="22"/>
         </w:rPr>
-        <w:t xml:space="preserve">, утвержденному </w:t>
+        <w:t xml:space="preserve">, </w:t>
+      </w:r>
+      <w:proofErr w:type="spellStart"/>
+      <w:r>
+        <w:rPr>
+          <w:sz w:val="22"/>
+        </w:rPr>
+        <w:t>утвержденному</w:t>
+      </w:r>
+      <w:proofErr w:type="spellEnd"/>
+      <w:r>
+        <w:rPr>
+          <w:sz w:val="22"/>
+        </w:rPr>
+        <w:t xml:space="preserve"> </w:t>
       </w:r>
       <w:r>
         <w:rPr>
@@ -11114,7 +12927,25 @@
           <w:lang w:val="ru-RU" w:eastAsia="ru-RU"/>
         </w:rPr>
         <w:lastRenderedPageBreak/>
-        <w:t>Обоснование применяемых физико-математических моделей и методов расчета с оценкой влияния исходных данных на результаты анализа риска аварии</w:t>
+        <w:t xml:space="preserve">Обоснование применяемых физико-математических моделей и методов </w:t>
+      </w:r>
+      <w:proofErr w:type="spellStart"/>
+      <w:r>
+        <w:rPr>
+          <w:rFonts w:ascii="Times New Roman" w:eastAsia="Times New Roman" w:hAnsi="Times New Roman" w:cs="Times New Roman"/>
+          <w:szCs w:val="24"/>
+          <w:lang w:val="ru-RU" w:eastAsia="ru-RU"/>
+        </w:rPr>
+        <w:t>расчета</w:t>
+      </w:r>
+      <w:proofErr w:type="spellEnd"/>
+      <w:r>
+        <w:rPr>
+          <w:rFonts w:ascii="Times New Roman" w:eastAsia="Times New Roman" w:hAnsi="Times New Roman" w:cs="Times New Roman"/>
+          <w:szCs w:val="24"/>
+          <w:lang w:val="ru-RU" w:eastAsia="ru-RU"/>
+        </w:rPr>
+        <w:t xml:space="preserve"> с оценкой влияния исходных данных на результаты анализа риска аварии</w:t>
       </w:r>
       <w:bookmarkEnd w:id="57"/>
     </w:p>
@@ -11173,7 +13004,23 @@
           <w:szCs w:val="24"/>
           <w:lang w:val="ru-RU" w:eastAsia="ru-RU"/>
         </w:rPr>
-        <w:t>Методика определения расчетных величин пожарного риска на производственных объектах. Утверждена приказом МЧС РФ от 26.06.2024 № 533, зарегистрировано в Минюсте от 17.08.2009 г. № 14541 (Приложение 3. Раздел VI)</w:t>
+        <w:t xml:space="preserve">Методика определения </w:t>
+      </w:r>
+      <w:proofErr w:type="spellStart"/>
+      <w:r>
+        <w:rPr>
+          <w:szCs w:val="24"/>
+          <w:lang w:val="ru-RU" w:eastAsia="ru-RU"/>
+        </w:rPr>
+        <w:t>расчетных</w:t>
+      </w:r>
+      <w:proofErr w:type="spellEnd"/>
+      <w:r>
+        <w:rPr>
+          <w:szCs w:val="24"/>
+          <w:lang w:val="ru-RU" w:eastAsia="ru-RU"/>
+        </w:rPr>
+        <w:t xml:space="preserve"> величин пожарного риска на производственных объектах. Утверждена приказом МЧС РФ от 26.06.2024 № 533, зарегистрировано в Минюсте от 17.08.2009 г. № 14541 (Приложение 3. Раздел VI)</w:t>
       </w:r>
     </w:p>
     <w:p>
@@ -11275,7 +13122,23 @@
           <w:szCs w:val="24"/>
           <w:lang w:val="ru-RU" w:eastAsia="ru-RU"/>
         </w:rPr>
-        <w:t>Сборник методик по прогнозированию возможных аварий, катастроф, стихийных бедствий в PC ЧС. (книга 1-2). Методика оценки последствий аварий на пожаровзрывоопасных объектах. Министерство по делам ГО и ЧС, и ликвидации последствий стихийных бедствий. 1994г</w:t>
+        <w:t xml:space="preserve">Сборник методик по прогнозированию возможных аварий, катастроф, стихийных бедствий в PC ЧС. (книга 1-2). Методика оценки последствий аварий на </w:t>
+      </w:r>
+      <w:proofErr w:type="spellStart"/>
+      <w:r>
+        <w:rPr>
+          <w:szCs w:val="24"/>
+          <w:lang w:val="ru-RU" w:eastAsia="ru-RU"/>
+        </w:rPr>
+        <w:t>пожаровзрывоопасных</w:t>
+      </w:r>
+      <w:proofErr w:type="spellEnd"/>
+      <w:r>
+        <w:rPr>
+          <w:szCs w:val="24"/>
+          <w:lang w:val="ru-RU" w:eastAsia="ru-RU"/>
+        </w:rPr>
+        <w:t xml:space="preserve"> объектах. Министерство по делам ГО и ЧС, и ликвидации последствий стихийных бедствий. 1994г</w:t>
       </w:r>
     </w:p>
     <w:p>
@@ -11313,7 +13176,23 @@
           <w:szCs w:val="24"/>
           <w:lang w:val="ru-RU" w:eastAsia="ru-RU"/>
         </w:rPr>
-        <w:t>Методика определения расчетных величин пожарного риска на производственных объектах. Утверждена приказом МЧС РФ от 26.06.2024 № 533, зарегистрировано в Минюсте от 17.08.2009 г. № 14541 (Приложение 4)</w:t>
+        <w:t xml:space="preserve">Методика определения </w:t>
+      </w:r>
+      <w:proofErr w:type="spellStart"/>
+      <w:r>
+        <w:rPr>
+          <w:szCs w:val="24"/>
+          <w:lang w:val="ru-RU" w:eastAsia="ru-RU"/>
+        </w:rPr>
+        <w:t>расчетных</w:t>
+      </w:r>
+      <w:proofErr w:type="spellEnd"/>
+      <w:r>
+        <w:rPr>
+          <w:szCs w:val="24"/>
+          <w:lang w:val="ru-RU" w:eastAsia="ru-RU"/>
+        </w:rPr>
+        <w:t xml:space="preserve"> величин пожарного риска на производственных объектах. Утверждена приказом МЧС РФ от 26.06.2024 № 533, зарегистрировано в Минюсте от 17.08.2009 г. № 14541 (Приложение 4)</w:t>
       </w:r>
     </w:p>
     <w:p>
@@ -11485,7 +13364,23 @@
           <w:szCs w:val="24"/>
           <w:lang w:val="ru-RU"/>
         </w:rPr>
-        <w:t xml:space="preserve">Методика определения расчетных величин пожарного риска на производственных объектах. Утверждена приказом МЧС РФ от 26 июня 2024 г. № 533 (Приложение 3. Раздел </w:t>
+        <w:t xml:space="preserve">Методика определения </w:t>
+      </w:r>
+      <w:proofErr w:type="spellStart"/>
+      <w:r>
+        <w:rPr>
+          <w:szCs w:val="24"/>
+          <w:lang w:val="ru-RU"/>
+        </w:rPr>
+        <w:t>расчетных</w:t>
+      </w:r>
+      <w:proofErr w:type="spellEnd"/>
+      <w:r>
+        <w:rPr>
+          <w:szCs w:val="24"/>
+          <w:lang w:val="ru-RU"/>
+        </w:rPr>
+        <w:t xml:space="preserve"> величин пожарного риска на производственных объектах. Утверждена приказом МЧС РФ от 26 июня 2024 г. № 533 (Приложение 3. Раздел </w:t>
       </w:r>
       <w:r>
         <w:rPr>
@@ -11553,7 +13448,23 @@
           <w:lang w:val="ru-RU" w:eastAsia="ru-RU"/>
         </w:rPr>
         <w:lastRenderedPageBreak/>
-        <w:t>При расчетах по указанным выше методикам использовали следующие предположения и допущения:</w:t>
+        <w:t xml:space="preserve">При </w:t>
+      </w:r>
+      <w:proofErr w:type="spellStart"/>
+      <w:r>
+        <w:rPr>
+          <w:szCs w:val="24"/>
+          <w:lang w:val="ru-RU" w:eastAsia="ru-RU"/>
+        </w:rPr>
+        <w:t>расчетах</w:t>
+      </w:r>
+      <w:proofErr w:type="spellEnd"/>
+      <w:r>
+        <w:rPr>
+          <w:szCs w:val="24"/>
+          <w:lang w:val="ru-RU" w:eastAsia="ru-RU"/>
+        </w:rPr>
+        <w:t xml:space="preserve"> по указанным выше методикам использовали следующие предположения и допущения:</w:t>
       </w:r>
     </w:p>
     <w:p>
@@ -11650,7 +13561,23 @@
           <w:szCs w:val="24"/>
           <w:lang w:val="ru-RU" w:eastAsia="ru-RU"/>
         </w:rPr>
-        <w:t>4. Время отключения оборудования принято не более 300 с, время истечения из оборудования равно времени реагирования аварийно-спасательных формирований, но не более 3600 с (время испарения принимается по времени оповещения пожарной части, прибытия и развёртывания пожарного караула. Данное допущение принято согласно п.13 "Методики определения расчетных величин пожарного риска на производственных объектах" (утв. приказом МЧС России от 26 июня 2024 г. N 533), т.к. основе анализа пожарной опасности объекта оперативное прибытие пожарной части входит в комплекс дополнительных мероприятий, повышающих безопасность опасного производственного объекта);</w:t>
+        <w:t xml:space="preserve">4. Время отключения оборудования принято не более 300 с, время истечения из оборудования равно времени реагирования аварийно-спасательных формирований, но не более 3600 с (время испарения принимается по времени оповещения пожарной части, прибытия и развёртывания пожарного караула. Данное допущение принято согласно п.13 "Методики определения </w:t>
+      </w:r>
+      <w:proofErr w:type="spellStart"/>
+      <w:r>
+        <w:rPr>
+          <w:szCs w:val="24"/>
+          <w:lang w:val="ru-RU" w:eastAsia="ru-RU"/>
+        </w:rPr>
+        <w:t>расчетных</w:t>
+      </w:r>
+      <w:proofErr w:type="spellEnd"/>
+      <w:r>
+        <w:rPr>
+          <w:szCs w:val="24"/>
+          <w:lang w:val="ru-RU" w:eastAsia="ru-RU"/>
+        </w:rPr>
+        <w:t xml:space="preserve"> величин пожарного риска на производственных объектах" (утв. приказом МЧС России от 26 июня 2024 г. N 533), т.к. основе анализа пожарной опасности объекта оперативное прибытие пожарной части входит в комплекс дополнительных мероприятий, повышающих безопасность опасного производственного объекта);</w:t>
       </w:r>
     </w:p>
     <w:p>
@@ -11809,7 +13736,23 @@
           <w:szCs w:val="24"/>
           <w:lang w:val="ru-RU" w:eastAsia="ru-RU"/>
         </w:rPr>
-        <w:t>согласно Методике определения расчетных величин пожарного риска на производственных объектах. Утверждена приказом МЧС РФ от 26.06.2024 № 533, зарегистрировано в Минюсте от 17.08.2009 г. № 14541</w:t>
+        <w:t xml:space="preserve">согласно Методике определения </w:t>
+      </w:r>
+      <w:proofErr w:type="spellStart"/>
+      <w:r>
+        <w:rPr>
+          <w:szCs w:val="24"/>
+          <w:lang w:val="ru-RU" w:eastAsia="ru-RU"/>
+        </w:rPr>
+        <w:t>расчетных</w:t>
+      </w:r>
+      <w:proofErr w:type="spellEnd"/>
+      <w:r>
+        <w:rPr>
+          <w:szCs w:val="24"/>
+          <w:lang w:val="ru-RU" w:eastAsia="ru-RU"/>
+        </w:rPr>
+        <w:t xml:space="preserve"> величин пожарного риска на производственных объектах. Утверждена приказом МЧС РФ от 26.06.2024 № 533, зарегистрировано в Минюсте от 17.08.2009 г. № 14541</w:t>
       </w:r>
       <w:r>
         <w:rPr>
@@ -11835,7 +13778,23 @@
           <w:szCs w:val="24"/>
           <w:lang w:val="ru-RU" w:eastAsia="ru-RU"/>
         </w:rPr>
-        <w:t>13. Паровоздушная смесь в не загроможденном технологическим оборудованием пространстве и его зажигании относительно слабым источником (искрой) сгорание этой смеси происходит с небольшими видимыми скоростями пламени. В этом случае реализуется пожар-вспышка, при котором зона поражения высокотемпературными продуктами сгорания паровоздушной смеси практически совпадает с максимальным размером облака продуктов сгорания (поражаются в основном объекты, попадающие в это облако) (п.Б.2 ГОСТ Р 12.3.047-2012).</w:t>
+        <w:t xml:space="preserve">13. Паровоздушная смесь в не </w:t>
+      </w:r>
+      <w:proofErr w:type="spellStart"/>
+      <w:r>
+        <w:rPr>
+          <w:szCs w:val="24"/>
+          <w:lang w:val="ru-RU" w:eastAsia="ru-RU"/>
+        </w:rPr>
+        <w:t>загроможденном</w:t>
+      </w:r>
+      <w:proofErr w:type="spellEnd"/>
+      <w:r>
+        <w:rPr>
+          <w:szCs w:val="24"/>
+          <w:lang w:val="ru-RU" w:eastAsia="ru-RU"/>
+        </w:rPr>
+        <w:t xml:space="preserve"> технологическим оборудованием пространстве и его зажигании относительно слабым источником (искрой) сгорание этой смеси происходит с небольшими видимыми скоростями пламени. В этом случае реализуется пожар-вспышка, при котором зона поражения высокотемпературными продуктами сгорания паровоздушной смеси практически совпадает с максимальным размером облака продуктов сгорания (поражаются в основном объекты, попадающие в это облако) (п.Б.2 ГОСТ Р 12.3.047-2012).</w:t>
       </w:r>
     </w:p>
     <w:p>
@@ -11990,12 +13949,12 @@
         <w:rPr>
           <w:lang w:val="ru-RU"/>
         </w:rPr>
-      </w:r>
-      <w:r>
-        <w:rPr>
-          <w:lang w:val="ru-RU"/>
-        </w:rPr>
         <w:instrText xml:space="preserve"> \* MERGEFORMAT </w:instrText>
+      </w:r>
+      <w:r>
+        <w:rPr>
+          <w:lang w:val="ru-RU"/>
+        </w:rPr>
       </w:r>
       <w:r>
         <w:rPr>
@@ -12165,6 +14124,7 @@
         </w:rPr>
       </w:pPr>
       <w:bookmarkStart w:id="63" w:name="_Toc240119245"/>
+      <w:proofErr w:type="spellStart"/>
       <w:r>
         <w:rPr>
           <w:rFonts w:ascii="Times New Roman" w:eastAsia="Times New Roman" w:hAnsi="Times New Roman" w:cs="Times New Roman"/>
@@ -12180,7 +14140,16 @@
           <w:szCs w:val="24"/>
           <w:lang w:val="ru-RU" w:eastAsia="ru-RU"/>
         </w:rPr>
-        <w:t>асчет вероятных зон действия поражающих факторов</w:t>
+        <w:t>асчет</w:t>
+      </w:r>
+      <w:proofErr w:type="spellEnd"/>
+      <w:r>
+        <w:rPr>
+          <w:rFonts w:ascii="Times New Roman" w:eastAsia="Times New Roman" w:hAnsi="Times New Roman" w:cs="Times New Roman"/>
+          <w:szCs w:val="24"/>
+          <w:lang w:val="ru-RU" w:eastAsia="ru-RU"/>
+        </w:rPr>
+        <w:t xml:space="preserve"> вероятных зон действия поражающих факторов</w:t>
       </w:r>
       <w:bookmarkEnd w:id="63"/>
     </w:p>
@@ -12207,11 +14176,19 @@
           <w:lang w:val="ru-RU" w:eastAsia="ru-RU"/>
         </w:rPr>
       </w:pPr>
-      <w:r>
-        <w:rPr>
-          <w:lang w:val="ru-RU"/>
-        </w:rPr>
-        <w:t xml:space="preserve">Расчеты вероятных зон действия поражающих факторов, представлены в таблице ниже (Таблица </w:t>
+      <w:proofErr w:type="spellStart"/>
+      <w:r>
+        <w:rPr>
+          <w:lang w:val="ru-RU"/>
+        </w:rPr>
+        <w:t>Расчеты</w:t>
+      </w:r>
+      <w:proofErr w:type="spellEnd"/>
+      <w:r>
+        <w:rPr>
+          <w:lang w:val="ru-RU"/>
+        </w:rPr>
+        <w:t xml:space="preserve"> вероятных зон действия поражающих факторов, представлены в таблице ниже (Таблица </w:t>
       </w:r>
       <w:r>
         <w:fldChar w:fldCharType="begin"/>
@@ -12333,7 +14310,21 @@
         <w:rPr>
           <w:lang w:val="ru-RU"/>
         </w:rPr>
-        <w:t xml:space="preserve"> – Расчет вероятных зон действия поражающих факторов</w:t>
+        <w:t xml:space="preserve"> – </w:t>
+      </w:r>
+      <w:proofErr w:type="spellStart"/>
+      <w:r>
+        <w:rPr>
+          <w:lang w:val="ru-RU"/>
+        </w:rPr>
+        <w:t>Расчет</w:t>
+      </w:r>
+      <w:proofErr w:type="spellEnd"/>
+      <w:r>
+        <w:rPr>
+          <w:lang w:val="ru-RU"/>
+        </w:rPr>
+        <w:t xml:space="preserve"> вероятных зон действия поражающих факторов</w:t>
       </w:r>
     </w:p>
     <w:p>
@@ -12441,7 +14432,25 @@
           <w:szCs w:val="24"/>
           <w:lang w:val="ru-RU" w:eastAsia="ru-RU"/>
         </w:rPr>
-        <w:t xml:space="preserve"> и иных физических лиц, которым может быть причинен вред здоровью или жизни в результате аварии на декларируемом объекте</w:t>
+        <w:t xml:space="preserve"> и иных физических лиц, которым может быть </w:t>
+      </w:r>
+      <w:proofErr w:type="spellStart"/>
+      <w:r>
+        <w:rPr>
+          <w:rFonts w:ascii="Times New Roman" w:eastAsia="Times New Roman" w:hAnsi="Times New Roman" w:cs="Times New Roman"/>
+          <w:szCs w:val="24"/>
+          <w:lang w:val="ru-RU" w:eastAsia="ru-RU"/>
+        </w:rPr>
+        <w:t>причинен</w:t>
+      </w:r>
+      <w:proofErr w:type="spellEnd"/>
+      <w:r>
+        <w:rPr>
+          <w:rFonts w:ascii="Times New Roman" w:eastAsia="Times New Roman" w:hAnsi="Times New Roman" w:cs="Times New Roman"/>
+          <w:szCs w:val="24"/>
+          <w:lang w:val="ru-RU" w:eastAsia="ru-RU"/>
+        </w:rPr>
+        <w:t xml:space="preserve"> вред здоровью или жизни в результате аварии на декларируемом объекте</w:t>
       </w:r>
       <w:bookmarkEnd w:id="66"/>
     </w:p>
@@ -12981,7 +14990,21 @@
         <w:rPr>
           <w:lang w:val="ru-RU"/>
         </w:rPr>
-        <w:t xml:space="preserve"> (тыс.руб.)</w:t>
+        <w:t xml:space="preserve"> (</w:t>
+      </w:r>
+      <w:proofErr w:type="spellStart"/>
+      <w:r>
+        <w:rPr>
+          <w:lang w:val="ru-RU"/>
+        </w:rPr>
+        <w:t>тыс.руб</w:t>
+      </w:r>
+      <w:proofErr w:type="spellEnd"/>
+      <w:r>
+        <w:rPr>
+          <w:lang w:val="ru-RU"/>
+        </w:rPr>
+        <w:t>.)</w:t>
       </w:r>
     </w:p>
     <w:p>
@@ -13383,7 +15406,39 @@
           <w:szCs w:val="24"/>
           <w:lang w:val="ru-RU" w:eastAsia="ru-RU"/>
         </w:rPr>
-        <w:t xml:space="preserve">- ожидаемое количество пораженных в результате возможных аварий за определенный период времени; </w:t>
+        <w:t xml:space="preserve">- ожидаемое количество </w:t>
+      </w:r>
+      <w:proofErr w:type="spellStart"/>
+      <w:r>
+        <w:rPr>
+          <w:szCs w:val="24"/>
+          <w:lang w:val="ru-RU" w:eastAsia="ru-RU"/>
+        </w:rPr>
+        <w:t>пораженных</w:t>
+      </w:r>
+      <w:proofErr w:type="spellEnd"/>
+      <w:r>
+        <w:rPr>
+          <w:szCs w:val="24"/>
+          <w:lang w:val="ru-RU" w:eastAsia="ru-RU"/>
+        </w:rPr>
+        <w:t xml:space="preserve"> в результате возможных аварий за </w:t>
+      </w:r>
+      <w:proofErr w:type="spellStart"/>
+      <w:r>
+        <w:rPr>
+          <w:szCs w:val="24"/>
+          <w:lang w:val="ru-RU" w:eastAsia="ru-RU"/>
+        </w:rPr>
+        <w:t>определенный</w:t>
+      </w:r>
+      <w:proofErr w:type="spellEnd"/>
+      <w:r>
+        <w:rPr>
+          <w:szCs w:val="24"/>
+          <w:lang w:val="ru-RU" w:eastAsia="ru-RU"/>
+        </w:rPr>
+        <w:t xml:space="preserve"> период времени; </w:t>
       </w:r>
     </w:p>
     <w:p>
@@ -13526,7 +15581,23 @@
           <w:szCs w:val="24"/>
           <w:lang w:val="ru-RU" w:eastAsia="ru-RU"/>
         </w:rPr>
-        <w:t xml:space="preserve">, в которых пострадало на определенном уровне не менее </w:t>
+        <w:t xml:space="preserve">, в которых пострадало на </w:t>
+      </w:r>
+      <w:proofErr w:type="spellStart"/>
+      <w:r>
+        <w:rPr>
+          <w:szCs w:val="24"/>
+          <w:lang w:val="ru-RU" w:eastAsia="ru-RU"/>
+        </w:rPr>
+        <w:t>определенном</w:t>
+      </w:r>
+      <w:proofErr w:type="spellEnd"/>
+      <w:r>
+        <w:rPr>
+          <w:szCs w:val="24"/>
+          <w:lang w:val="ru-RU" w:eastAsia="ru-RU"/>
+        </w:rPr>
+        <w:t xml:space="preserve"> уровне не менее </w:t>
       </w:r>
       <w:r>
         <w:rPr>
@@ -14540,8 +16611,13 @@
           <w:lang w:eastAsia="ru-RU"/>
         </w:rPr>
       </w:pPr>
-      <w:r>
-        <w:t xml:space="preserve">Рисунок </w:t>
+      <w:proofErr w:type="spellStart"/>
+      <w:r>
+        <w:t>Рисунок</w:t>
+      </w:r>
+      <w:proofErr w:type="spellEnd"/>
+      <w:r>
+        <w:t xml:space="preserve"> </w:t>
       </w:r>
       <w:bookmarkStart w:id="76" w:name="AutoFigure7"/>
       <w:r>
@@ -14564,8 +16640,13 @@
       </w:r>
       <w:bookmarkEnd w:id="76"/>
       <w:r>
-        <w:t xml:space="preserve"> – F/N-диаграмма</w:t>
-      </w:r>
+        <w:t xml:space="preserve"> – F/N-</w:t>
+      </w:r>
+      <w:proofErr w:type="spellStart"/>
+      <w:r>
+        <w:t>диаграмма</w:t>
+      </w:r>
+      <w:proofErr w:type="spellEnd"/>
     </w:p>
     <w:p>
       <w:pPr>
@@ -14599,8 +16680,13 @@
           <w:lang w:eastAsia="ru-RU"/>
         </w:rPr>
       </w:pPr>
-      <w:r>
-        <w:t xml:space="preserve">Рисунок </w:t>
+      <w:proofErr w:type="spellStart"/>
+      <w:r>
+        <w:t>Рисунок</w:t>
+      </w:r>
+      <w:proofErr w:type="spellEnd"/>
+      <w:r>
+        <w:t xml:space="preserve"> </w:t>
       </w:r>
       <w:bookmarkStart w:id="77" w:name="AutoFigure8"/>
       <w:r>
@@ -14623,8 +16709,13 @@
       </w:r>
       <w:bookmarkEnd w:id="77"/>
       <w:r>
-        <w:t xml:space="preserve"> – F/G-диаграмма</w:t>
-      </w:r>
+        <w:t xml:space="preserve"> – F/G-</w:t>
+      </w:r>
+      <w:proofErr w:type="spellStart"/>
+      <w:r>
+        <w:t>диаграмма</w:t>
+      </w:r>
+      <w:proofErr w:type="spellEnd"/>
     </w:p>
     <w:p>
       <w:pPr>
@@ -16415,7 +18506,35 @@
         <w:rPr>
           <w:lang w:val="ru-RU"/>
         </w:rPr>
-        <w:t xml:space="preserve">В соответствии с «Порядком оформления декларации промышленной безопасности опасных производственных объектов и перечне включаемых в нее сведений», утвержденным приказом Федеральной службы по экологическому, технологическому и атомному надзору от 16.10.2020 г. № 414 с целью сравнения и полноты оценки опасности, к рассмотрению приняты сценарии, среди всего разнообразия которых выбраны наиболее опасные и наиболее вероятные сценарии аварии, представленные в таблице ниже (Таблица </w:t>
+        <w:t xml:space="preserve">В соответствии с «Порядком оформления декларации промышленной безопасности опасных производственных объектов и перечне включаемых в </w:t>
+      </w:r>
+      <w:proofErr w:type="spellStart"/>
+      <w:r>
+        <w:rPr>
+          <w:lang w:val="ru-RU"/>
+        </w:rPr>
+        <w:t>нее</w:t>
+      </w:r>
+      <w:proofErr w:type="spellEnd"/>
+      <w:r>
+        <w:rPr>
+          <w:lang w:val="ru-RU"/>
+        </w:rPr>
+        <w:t xml:space="preserve"> сведений», </w:t>
+      </w:r>
+      <w:proofErr w:type="spellStart"/>
+      <w:r>
+        <w:rPr>
+          <w:lang w:val="ru-RU"/>
+        </w:rPr>
+        <w:t>утвержденным</w:t>
+      </w:r>
+      <w:proofErr w:type="spellEnd"/>
+      <w:r>
+        <w:rPr>
+          <w:lang w:val="ru-RU"/>
+        </w:rPr>
+        <w:t xml:space="preserve"> приказом Федеральной службы по экологическому, технологическому и атомному надзору от 16.10.2020 г. № 414 с целью сравнения и полноты оценки опасности, к рассмотрению приняты сценарии, среди всего разнообразия которых выбраны наиболее опасные и наиболее вероятные сценарии аварии, представленные в таблице ниже (Таблица </w:t>
       </w:r>
       <w:r>
         <w:fldChar w:fldCharType="begin"/>
@@ -16587,9 +18706,6 @@
         <w:spacing w:after="0"/>
         <w:ind w:firstLine="680"/>
         <w:jc w:val="both"/>
-        <w:rPr>
-          <w:lang w:val="ru-RU"/>
-        </w:rPr>
       </w:pPr>
     </w:p>
     <w:p>
@@ -17099,7 +19215,23 @@
           <w:szCs w:val="24"/>
           <w:lang w:val="ru-RU" w:eastAsia="ru-RU"/>
         </w:rPr>
-        <w:t>Результаты проведенного анализа риска для декларируемого объекта, представлены в таблице ниже</w:t>
+        <w:t xml:space="preserve">Результаты </w:t>
+      </w:r>
+      <w:proofErr w:type="spellStart"/>
+      <w:r>
+        <w:rPr>
+          <w:szCs w:val="24"/>
+          <w:lang w:val="ru-RU" w:eastAsia="ru-RU"/>
+        </w:rPr>
+        <w:t>проведенного</w:t>
+      </w:r>
+      <w:proofErr w:type="spellEnd"/>
+      <w:r>
+        <w:rPr>
+          <w:szCs w:val="24"/>
+          <w:lang w:val="ru-RU" w:eastAsia="ru-RU"/>
+        </w:rPr>
+        <w:t xml:space="preserve"> анализа риска для декларируемого объекта, представлены в таблице ниже</w:t>
       </w:r>
       <w:r>
         <w:rPr>
@@ -17184,7 +19316,21 @@
         <w:rPr>
           <w:lang w:val="ru-RU"/>
         </w:rPr>
-        <w:t xml:space="preserve"> – Результаты проведенного анализа риска</w:t>
+        <w:t xml:space="preserve"> – Результаты </w:t>
+      </w:r>
+      <w:proofErr w:type="spellStart"/>
+      <w:r>
+        <w:rPr>
+          <w:lang w:val="ru-RU"/>
+        </w:rPr>
+        <w:t>проведенного</w:t>
+      </w:r>
+      <w:proofErr w:type="spellEnd"/>
+      <w:r>
+        <w:rPr>
+          <w:lang w:val="ru-RU"/>
+        </w:rPr>
+        <w:t xml:space="preserve"> анализа риска</w:t>
       </w:r>
     </w:p>
     <w:p>
@@ -17195,15 +19341,85 @@
         <w:rPr>
           <w:sz w:val="24"/>
           <w:szCs w:val="24"/>
+          <w:lang w:val="ru-RU" w:eastAsia="ru-RU"/>
+        </w:rPr>
+      </w:pPr>
+      <w:r>
+        <w:rPr>
+          <w:szCs w:val="24"/>
+          <w:lang w:val="ru-RU" w:eastAsia="ru-RU"/>
+        </w:rPr>
+        <w:t>{{</w:t>
+      </w:r>
+      <w:r>
+        <w:rPr>
+          <w:szCs w:val="24"/>
           <w:lang w:eastAsia="ru-RU"/>
         </w:rPr>
-      </w:pPr>
+        <w:t>FATALITY</w:t>
+      </w:r>
+      <w:r>
+        <w:rPr>
+          <w:szCs w:val="24"/>
+          <w:lang w:val="ru-RU" w:eastAsia="ru-RU"/>
+        </w:rPr>
+        <w:t>_</w:t>
+      </w:r>
       <w:r>
         <w:rPr>
           <w:szCs w:val="24"/>
           <w:lang w:eastAsia="ru-RU"/>
         </w:rPr>
-        <w:t>{{FATALITY_RISK_BY_COMPONENT_SECTION}}</w:t>
+        <w:t>RISK</w:t>
+      </w:r>
+      <w:r>
+        <w:rPr>
+          <w:szCs w:val="24"/>
+          <w:lang w:val="ru-RU" w:eastAsia="ru-RU"/>
+        </w:rPr>
+        <w:t>_</w:t>
+      </w:r>
+      <w:r>
+        <w:rPr>
+          <w:szCs w:val="24"/>
+          <w:lang w:eastAsia="ru-RU"/>
+        </w:rPr>
+        <w:t>BY</w:t>
+      </w:r>
+      <w:r>
+        <w:rPr>
+          <w:szCs w:val="24"/>
+          <w:lang w:val="ru-RU" w:eastAsia="ru-RU"/>
+        </w:rPr>
+        <w:t>_</w:t>
+      </w:r>
+      <w:r>
+        <w:rPr>
+          <w:szCs w:val="24"/>
+          <w:lang w:eastAsia="ru-RU"/>
+        </w:rPr>
+        <w:t>COMPONENT</w:t>
+      </w:r>
+      <w:r>
+        <w:rPr>
+          <w:szCs w:val="24"/>
+          <w:lang w:val="ru-RU" w:eastAsia="ru-RU"/>
+        </w:rPr>
+        <w:t>_</w:t>
+      </w:r>
+      <w:r>
+        <w:rPr>
+          <w:szCs w:val="24"/>
+          <w:lang w:eastAsia="ru-RU"/>
+        </w:rPr>
+        <w:t>SECTION</w:t>
+      </w:r>
+      <w:r>
+        <w:rPr>
+          <w:szCs w:val="24"/>
+          <w:lang w:val="ru-RU" w:eastAsia="ru-RU"/>
+        </w:rPr>
+        <w:t>}}</w:t>
       </w:r>
     </w:p>
     <w:p>
@@ -17214,7 +19430,7 @@
         <w:rPr>
           <w:sz w:val="24"/>
           <w:szCs w:val="24"/>
-          <w:lang w:eastAsia="ru-RU"/>
+          <w:lang w:val="ru-RU" w:eastAsia="ru-RU"/>
         </w:rPr>
       </w:pPr>
     </w:p>
@@ -17372,7 +19588,23 @@
           <w:szCs w:val="24"/>
           <w:lang w:val="ru-RU" w:eastAsia="ru-RU"/>
         </w:rPr>
-        <w:t xml:space="preserve"> приведенными в Руководстве по безопасности "Методика установления допустимого риска аварии при обосновании безопасности опасных производственных объектов нефтегазового комплекса" (утв. приказом Ростехнадзора от 12.09.2023 N 331).</w:t>
+        <w:t xml:space="preserve"> </w:t>
+      </w:r>
+      <w:proofErr w:type="spellStart"/>
+      <w:r>
+        <w:rPr>
+          <w:szCs w:val="24"/>
+          <w:lang w:val="ru-RU" w:eastAsia="ru-RU"/>
+        </w:rPr>
+        <w:t>приведенными</w:t>
+      </w:r>
+      <w:proofErr w:type="spellEnd"/>
+      <w:r>
+        <w:rPr>
+          <w:szCs w:val="24"/>
+          <w:lang w:val="ru-RU" w:eastAsia="ru-RU"/>
+        </w:rPr>
+        <w:t xml:space="preserve"> в Руководстве по безопасности "Методика установления допустимого риска аварии при обосновании безопасности опасных производственных объектов нефтегазового комплекса" (утв. приказом Ростехнадзора от 12.09.2023 N 331).</w:t>
       </w:r>
     </w:p>
     <w:p>
@@ -18225,6 +20457,7 @@
         <w:rPr>
           <w:i/>
           <w:iCs/>
+          <w:color w:val="FF0000"/>
           <w:lang w:val="ru-RU" w:eastAsia="ru-RU"/>
         </w:rPr>
       </w:pPr>
@@ -18234,7 +20467,25 @@
           <w:iCs/>
           <w:lang w:val="ru-RU" w:eastAsia="ru-RU"/>
         </w:rPr>
-        <w:t>Перечень документации организации, используемой при разработке расчетно-пояснительной записки</w:t>
+        <w:t xml:space="preserve">Перечень документации организации, используемой при разработке </w:t>
+      </w:r>
+      <w:proofErr w:type="spellStart"/>
+      <w:r>
+        <w:rPr>
+          <w:i/>
+          <w:iCs/>
+          <w:lang w:val="ru-RU" w:eastAsia="ru-RU"/>
+        </w:rPr>
+        <w:t>расчетно</w:t>
+      </w:r>
+      <w:proofErr w:type="spellEnd"/>
+      <w:r>
+        <w:rPr>
+          <w:i/>
+          <w:iCs/>
+          <w:lang w:val="ru-RU" w:eastAsia="ru-RU"/>
+        </w:rPr>
+        <w:t>-пояснительной записки</w:t>
       </w:r>
     </w:p>
     <w:p>
@@ -18261,6 +20512,47 @@
         </w:rPr>
         <w:t>Технологический регламент</w:t>
       </w:r>
+      <w:r>
+        <w:rPr>
+          <w:color w:val="FF0000"/>
+          <w:szCs w:val="24"/>
+          <w:lang w:val="ru-RU"/>
+        </w:rPr>
+        <w:t xml:space="preserve"> опасного производственного объекта </w:t>
+      </w:r>
+      <w:r>
+        <w:rPr>
+          <w:color w:val="FF0000"/>
+          <w:lang w:val="ru-RU"/>
+        </w:rPr>
+        <w:t>{{</w:t>
+      </w:r>
+      <w:r>
+        <w:rPr>
+          <w:color w:val="FF0000"/>
+        </w:rPr>
+        <w:t>SITE</w:t>
+      </w:r>
+      <w:r>
+        <w:rPr>
+          <w:color w:val="FF0000"/>
+          <w:lang w:val="ru-RU"/>
+        </w:rPr>
+        <w:t>_</w:t>
+      </w:r>
+      <w:r>
+        <w:rPr>
+          <w:color w:val="FF0000"/>
+        </w:rPr>
+        <w:t>NAME</w:t>
+      </w:r>
+      <w:r>
+        <w:rPr>
+          <w:color w:val="FF0000"/>
+          <w:lang w:val="ru-RU"/>
+        </w:rPr>
+        <w:t>}}</w:t>
+      </w:r>
     </w:p>
     <w:p>
       <w:pPr>
@@ -18281,10 +20573,61 @@
       <w:r>
         <w:rPr>
           <w:color w:val="FF0000"/>
-          <w:szCs w:val="24"/>
-          <w:lang w:val="ru-RU"/>
-        </w:rPr>
-        <w:t>План мероприятий по локализации и ликвидации последствий аварий на ОПО</w:t>
+          <w:lang w:val="ru-RU"/>
+        </w:rPr>
+        <w:t>{{</w:t>
+      </w:r>
+      <w:r>
+        <w:rPr>
+          <w:color w:val="FF0000"/>
+        </w:rPr>
+        <w:t>SITE</w:t>
+      </w:r>
+      <w:r>
+        <w:rPr>
+          <w:color w:val="FF0000"/>
+          <w:lang w:val="ru-RU"/>
+        </w:rPr>
+        <w:t>_</w:t>
+      </w:r>
+      <w:r>
+        <w:rPr>
+          <w:color w:val="FF0000"/>
+        </w:rPr>
+        <w:t>EMERGENCY</w:t>
+      </w:r>
+      <w:r>
+        <w:rPr>
+          <w:color w:val="FF0000"/>
+          <w:lang w:val="ru-RU"/>
+        </w:rPr>
+        <w:t>_</w:t>
+      </w:r>
+      <w:r>
+        <w:rPr>
+          <w:color w:val="FF0000"/>
+        </w:rPr>
+        <w:t>RESPONSE</w:t>
+      </w:r>
+      <w:r>
+        <w:rPr>
+          <w:color w:val="FF0000"/>
+          <w:lang w:val="ru-RU"/>
+        </w:rPr>
+        <w:t>_</w:t>
+      </w:r>
+      <w:r>
+        <w:rPr>
+          <w:color w:val="FF0000"/>
+        </w:rPr>
+        <w:t>PLAN</w:t>
+      </w:r>
+      <w:r>
+        <w:rPr>
+          <w:color w:val="FF0000"/>
+          <w:lang w:val="ru-RU"/>
+        </w:rPr>
+        <w:t>}}.</w:t>
       </w:r>
     </w:p>
     <w:p>
@@ -18338,14 +20681,52 @@
         </w:rPr>
         <w:t>П</w:t>
       </w:r>
+      <w:proofErr w:type="spellStart"/>
       <w:r>
         <w:rPr>
           <w:i/>
           <w:iCs/>
           <w:lang w:eastAsia="ru-RU"/>
         </w:rPr>
-        <w:t>еречень используемой литературы</w:t>
-      </w:r>
+        <w:t>еречень</w:t>
+      </w:r>
+      <w:proofErr w:type="spellEnd"/>
+      <w:r>
+        <w:rPr>
+          <w:i/>
+          <w:iCs/>
+          <w:lang w:eastAsia="ru-RU"/>
+        </w:rPr>
+        <w:t xml:space="preserve"> </w:t>
+      </w:r>
+      <w:proofErr w:type="spellStart"/>
+      <w:r>
+        <w:rPr>
+          <w:i/>
+          <w:iCs/>
+          <w:lang w:eastAsia="ru-RU"/>
+        </w:rPr>
+        <w:t>используемой</w:t>
+      </w:r>
+      <w:proofErr w:type="spellEnd"/>
+      <w:r>
+        <w:rPr>
+          <w:i/>
+          <w:iCs/>
+          <w:lang w:eastAsia="ru-RU"/>
+        </w:rPr>
+        <w:t xml:space="preserve"> </w:t>
+      </w:r>
+      <w:proofErr w:type="spellStart"/>
+      <w:r>
+        <w:rPr>
+          <w:i/>
+          <w:iCs/>
+          <w:lang w:eastAsia="ru-RU"/>
+        </w:rPr>
+        <w:t>литературы</w:t>
+      </w:r>
+      <w:proofErr w:type="spellEnd"/>
     </w:p>
     <w:p>
       <w:pPr>
@@ -18543,6 +20924,7 @@
         </w:rPr>
         <w:t xml:space="preserve"> </w:t>
       </w:r>
+      <w:proofErr w:type="spellStart"/>
       <w:r>
         <w:rPr>
           <w:szCs w:val="24"/>
@@ -18550,6 +20932,7 @@
         </w:rPr>
         <w:t>др</w:t>
       </w:r>
+      <w:proofErr w:type="spellEnd"/>
       <w:r>
         <w:rPr>
           <w:szCs w:val="24"/>
@@ -18571,11 +20954,33 @@
           <w:szCs w:val="24"/>
         </w:rPr>
       </w:pPr>
-      <w:r>
-        <w:rPr>
-          <w:szCs w:val="24"/>
-        </w:rPr>
-        <w:t>Kletz T. Hazop and Hazan: Identifying and Assessing Process Industry Hazards. — 4th ed. — Institution of Chemical Engineers, 2001. — 240 p.</w:t>
+      <w:proofErr w:type="spellStart"/>
+      <w:r>
+        <w:rPr>
+          <w:szCs w:val="24"/>
+        </w:rPr>
+        <w:t>Kletz</w:t>
+      </w:r>
+      <w:proofErr w:type="spellEnd"/>
+      <w:r>
+        <w:rPr>
+          <w:szCs w:val="24"/>
+        </w:rPr>
+        <w:t xml:space="preserve"> T. </w:t>
+      </w:r>
+      <w:proofErr w:type="spellStart"/>
+      <w:r>
+        <w:rPr>
+          <w:szCs w:val="24"/>
+        </w:rPr>
+        <w:t>Hazop</w:t>
+      </w:r>
+      <w:proofErr w:type="spellEnd"/>
+      <w:r>
+        <w:rPr>
+          <w:szCs w:val="24"/>
+        </w:rPr>
+        <w:t xml:space="preserve"> and Hazan: Identifying and Assessing Process Industry Hazards. — 4th ed. — Institution of Chemical Engineers, 2001. — 240 p.</w:t>
       </w:r>
     </w:p>
     <w:p>
@@ -18598,7 +21003,23 @@
           <w:szCs w:val="24"/>
           <w:lang w:val="ru-RU"/>
         </w:rPr>
-        <w:t>Галеев А.Д., Поникаров С.И. Анализ риска аварий на опасных производственных объектах: Учебное пособие. — М.: Изд-во МГТУ им. Н.Э. Баумана, 2017. —</w:t>
+        <w:t xml:space="preserve">Галеев А.Д., </w:t>
+      </w:r>
+      <w:proofErr w:type="spellStart"/>
+      <w:r>
+        <w:rPr>
+          <w:szCs w:val="24"/>
+          <w:lang w:val="ru-RU"/>
+        </w:rPr>
+        <w:t>Поникаров</w:t>
+      </w:r>
+      <w:proofErr w:type="spellEnd"/>
+      <w:r>
+        <w:rPr>
+          <w:szCs w:val="24"/>
+          <w:lang w:val="ru-RU"/>
+        </w:rPr>
+        <w:t xml:space="preserve"> С.И. Анализ риска аварий на опасных производственных объектах: Учебное пособие. — М.: Изд-во МГТУ им. Н.Э. Баумана, 2017. —</w:t>
       </w:r>
       <w:r>
         <w:rPr>
@@ -18630,12 +21051,21 @@
           <w:lang w:val="ru-RU"/>
         </w:rPr>
       </w:pPr>
-      <w:r>
-        <w:rPr>
-          <w:szCs w:val="24"/>
-          <w:lang w:val="ru-RU"/>
-        </w:rPr>
-        <w:t>Соловьева Н.В. Оценка и управление рисками предприятий химической промышленности: Монография. — М.: Дашков и К°, 2021. — 188 с. — ISBN 978-5-394-04376-5.</w:t>
+      <w:proofErr w:type="spellStart"/>
+      <w:r>
+        <w:rPr>
+          <w:szCs w:val="24"/>
+          <w:lang w:val="ru-RU"/>
+        </w:rPr>
+        <w:t>Соловьева</w:t>
+      </w:r>
+      <w:proofErr w:type="spellEnd"/>
+      <w:r>
+        <w:rPr>
+          <w:szCs w:val="24"/>
+          <w:lang w:val="ru-RU"/>
+        </w:rPr>
+        <w:t xml:space="preserve"> Н.В. Оценка и управление рисками предприятий химической промышленности: Монография. — М.: Дашков и К°, 2021. — 188 с. — ISBN 978-5-394-04376-5.</w:t>
       </w:r>
     </w:p>
     <w:p>
@@ -18653,12 +21083,21 @@
           <w:lang w:val="ru-RU"/>
         </w:rPr>
       </w:pPr>
-      <w:r>
-        <w:rPr>
-          <w:szCs w:val="24"/>
-          <w:lang w:val="ru-RU"/>
-        </w:rPr>
-        <w:t xml:space="preserve">Черноплёков А.Н. Безопасность и риски химических производств // Проблемы анализа риска. — 2024. — Т. 21. — № 5. — С. 10–35. </w:t>
+      <w:proofErr w:type="spellStart"/>
+      <w:r>
+        <w:rPr>
+          <w:szCs w:val="24"/>
+          <w:lang w:val="ru-RU"/>
+        </w:rPr>
+        <w:t>Черноплёков</w:t>
+      </w:r>
+      <w:proofErr w:type="spellEnd"/>
+      <w:r>
+        <w:rPr>
+          <w:szCs w:val="24"/>
+          <w:lang w:val="ru-RU"/>
+        </w:rPr>
+        <w:t xml:space="preserve"> А.Н. Безопасность и риски химических производств // Проблемы анализа риска. — 2024. — Т. 21. — № 5. — С. 10–35. </w:t>
       </w:r>
     </w:p>
     <w:p>
@@ -18681,7 +21120,23 @@
           <w:szCs w:val="24"/>
           <w:lang w:val="ru-RU"/>
         </w:rPr>
-        <w:t>Пермяков В.Н., Сивков Ю.В., Мартынович В.Л., Хайруллина Л.Б. Анализ риска аварий на опасных производственных объектах: Учебное пособие. — Тюмень: Изд-во ТюмГУ, 2022</w:t>
+        <w:t xml:space="preserve">Пермяков В.Н., Сивков Ю.В., Мартынович В.Л., Хайруллина Л.Б. Анализ риска аварий на опасных производственных объектах: Учебное пособие. — Тюмень: Изд-во </w:t>
+      </w:r>
+      <w:proofErr w:type="spellStart"/>
+      <w:r>
+        <w:rPr>
+          <w:szCs w:val="24"/>
+          <w:lang w:val="ru-RU"/>
+        </w:rPr>
+        <w:t>ТюмГУ</w:t>
+      </w:r>
+      <w:proofErr w:type="spellEnd"/>
+      <w:r>
+        <w:rPr>
+          <w:szCs w:val="24"/>
+          <w:lang w:val="ru-RU"/>
+        </w:rPr>
+        <w:t>, 2022</w:t>
       </w:r>
       <w:r>
         <w:rPr>
@@ -18806,7 +21261,21 @@
         <w:rPr>
           <w:szCs w:val="24"/>
         </w:rPr>
-        <w:t xml:space="preserve">» (Considering Human Factor Impact on Professional Risks when Using the Fault Tree Method (Fomin A.I., Trubitsyn A.A. </w:t>
+        <w:t xml:space="preserve">» (Considering Human Factor Impact on Professional Risks when Using the Fault Tree Method (Fomin A.I., </w:t>
+      </w:r>
+      <w:proofErr w:type="spellStart"/>
+      <w:r>
+        <w:rPr>
+          <w:szCs w:val="24"/>
+        </w:rPr>
+        <w:t>Trubitsyn</w:t>
+      </w:r>
+      <w:proofErr w:type="spellEnd"/>
+      <w:r>
+        <w:rPr>
+          <w:szCs w:val="24"/>
+        </w:rPr>
+        <w:t xml:space="preserve"> A.A. </w:t>
       </w:r>
       <w:r>
         <w:rPr>
@@ -18821,6 +21290,7 @@
         </w:rPr>
         <w:t xml:space="preserve"> </w:t>
       </w:r>
+      <w:proofErr w:type="spellStart"/>
       <w:r>
         <w:rPr>
           <w:szCs w:val="24"/>
@@ -18828,6 +21298,7 @@
         </w:rPr>
         <w:t>др</w:t>
       </w:r>
+      <w:proofErr w:type="spellEnd"/>
       <w:r>
         <w:rPr>
           <w:szCs w:val="24"/>
